--- a/docs/notes/emerg.docx
+++ b/docs/notes/emerg.docx
@@ -7,19 +7,7 @@
         <w:pStyle w:val="Title"/>
       </w:pPr>
       <w:r>
-        <w:t xml:space="preserve">emerging</w:t>
-      </w:r>
-      <w:r>
-        <w:t xml:space="preserve"> </w:t>
-      </w:r>
-      <w:r>
-        <w:t xml:space="preserve">infectious</w:t>
-      </w:r>
-      <w:r>
-        <w:t xml:space="preserve"> </w:t>
-      </w:r>
-      <w:r>
-        <w:t xml:space="preserve">disease</w:t>
+        <w:t xml:space="preserve">emerging infectious disease</w:t>
       </w:r>
     </w:p>
     <w:p>
@@ -27,19 +15,7 @@
         <w:pStyle w:val="Date"/>
       </w:pPr>
       <w:r>
-        <w:t xml:space="preserve">30</w:t>
-      </w:r>
-      <w:r>
-        <w:t xml:space="preserve"> </w:t>
-      </w:r>
-      <w:r>
-        <w:t xml:space="preserve">Nov</w:t>
-      </w:r>
-      <w:r>
-        <w:t xml:space="preserve"> </w:t>
-      </w:r>
-      <w:r>
-        <w:t xml:space="preserve">2023</w:t>
+        <w:t xml:space="preserve">30 Nov 2023</w:t>
       </w:r>
     </w:p>
     <w:bookmarkStart w:id="23" w:name="emerging-and-re-emerging-disease"/>
@@ -108,11 +84,11 @@
     </w:p>
     <w:p>
       <w:pPr>
+        <w:pStyle w:val="Compact"/>
         <w:numPr>
           <w:ilvl w:val="0"/>
           <w:numId w:val="1001"/>
         </w:numPr>
-        <w:pStyle w:val="Compact"/>
       </w:pPr>
       <w:r>
         <w:t xml:space="preserve">encounter filter: changing patterns of reservoir host/vector distribution, human contact, …</w:t>
@@ -120,11 +96,11 @@
     </w:p>
     <w:p>
       <w:pPr>
+        <w:pStyle w:val="Compact"/>
         <w:numPr>
           <w:ilvl w:val="0"/>
           <w:numId w:val="1001"/>
         </w:numPr>
-        <w:pStyle w:val="Compact"/>
       </w:pPr>
       <w:r>
         <w:t xml:space="preserve">compatibility filter: changes via mutation, recombination, selection for resistance, …</w:t>
@@ -142,8 +118,8 @@
       </w:r>
       <w:r>
         <w:rPr>
+          <w:i/>
           <w:iCs/>
-          <w:i/>
         </w:rPr>
         <w:t xml:space="preserve">everything</w:t>
       </w:r>
@@ -153,11 +129,11 @@
     </w:p>
     <w:p>
       <w:pPr>
+        <w:pStyle w:val="Compact"/>
         <w:numPr>
           <w:ilvl w:val="0"/>
           <w:numId w:val="1002"/>
         </w:numPr>
-        <w:pStyle w:val="Compact"/>
       </w:pPr>
       <w:r>
         <w:t xml:space="preserve">reservoir ecology</w:t>
@@ -165,11 +141,11 @@
     </w:p>
     <w:p>
       <w:pPr>
+        <w:pStyle w:val="Compact"/>
         <w:numPr>
           <w:ilvl w:val="0"/>
           <w:numId w:val="1002"/>
         </w:numPr>
-        <w:pStyle w:val="Compact"/>
       </w:pPr>
       <w:r>
         <w:t xml:space="preserve">pathogen biology</w:t>
@@ -177,11 +153,11 @@
     </w:p>
     <w:p>
       <w:pPr>
+        <w:pStyle w:val="Compact"/>
         <w:numPr>
           <w:ilvl w:val="0"/>
           <w:numId w:val="1002"/>
         </w:numPr>
-        <w:pStyle w:val="Compact"/>
       </w:pPr>
       <w:r>
         <w:t xml:space="preserve">human-reservoir interactions</w:t>
@@ -203,19 +179,19 @@
       </w:pPr>
       <w:r>
         <w:rPr>
+          <w:i/>
           <w:iCs/>
-          <w:i/>
         </w:rPr>
         <w:t xml:space="preserve">Batrachochytrium dendrobatidis</w:t>
       </w:r>
     </w:p>
     <w:p>
       <w:pPr>
+        <w:pStyle w:val="Compact"/>
         <w:numPr>
           <w:ilvl w:val="0"/>
           <w:numId w:val="1003"/>
         </w:numPr>
-        <w:pStyle w:val="Compact"/>
       </w:pPr>
       <w:r>
         <w:t xml:space="preserve">fungal pathogen</w:t>
@@ -223,11 +199,11 @@
     </w:p>
     <w:p>
       <w:pPr>
+        <w:pStyle w:val="Compact"/>
         <w:numPr>
           <w:ilvl w:val="1"/>
           <w:numId w:val="1004"/>
         </w:numPr>
-        <w:pStyle w:val="Compact"/>
       </w:pPr>
       <w:r>
         <w:t xml:space="preserve">most other chytrids are saprophytes, plant pathogens</w:t>
@@ -235,16 +211,16 @@
     </w:p>
     <w:p>
       <w:pPr>
+        <w:pStyle w:val="Compact"/>
         <w:numPr>
           <w:ilvl w:val="1"/>
           <w:numId w:val="1004"/>
         </w:numPr>
-        <w:pStyle w:val="Compact"/>
-      </w:pPr>
-      <w:r>
-        <w:rPr>
+      </w:pPr>
+      <w:r>
+        <w:rPr>
+          <w:i/>
           <w:iCs/>
-          <w:i/>
         </w:rPr>
         <w:t xml:space="preserve">B. salamandrivorans</w:t>
       </w:r>
@@ -254,11 +230,11 @@
     </w:p>
     <w:p>
       <w:pPr>
+        <w:pStyle w:val="Compact"/>
         <w:numPr>
           <w:ilvl w:val="0"/>
           <w:numId w:val="1003"/>
         </w:numPr>
-        <w:pStyle w:val="Compact"/>
       </w:pPr>
       <w:r>
         <w:t xml:space="preserve">first discoved in poison dart frogs</w:t>
@@ -266,11 +242,11 @@
     </w:p>
     <w:p>
       <w:pPr>
+        <w:pStyle w:val="Compact"/>
         <w:numPr>
           <w:ilvl w:val="0"/>
           <w:numId w:val="1003"/>
         </w:numPr>
-        <w:pStyle w:val="Compact"/>
       </w:pPr>
       <w:r>
         <w:t xml:space="preserve">caused die-offs in E Australia, Central America, Colorado, California …</w:t>
@@ -278,11 +254,11 @@
     </w:p>
     <w:p>
       <w:pPr>
+        <w:pStyle w:val="Compact"/>
         <w:numPr>
           <w:ilvl w:val="0"/>
           <w:numId w:val="1003"/>
         </w:numPr>
-        <w:pStyle w:val="Compact"/>
       </w:pPr>
       <w:r>
         <w:t xml:space="preserve">association with high altitude?</w:t>
@@ -338,8 +314,8 @@
       </w:pPr>
       <w:r>
         <w:rPr>
+          <w:b/>
           <w:bCs/>
-          <w:b/>
         </w:rPr>
         <w:t xml:space="preserve">tipping point hypothesis</w:t>
       </w:r>
@@ -363,11 +339,11 @@
     </w:p>
     <w:p>
       <w:pPr>
+        <w:pStyle w:val="Compact"/>
         <w:numPr>
           <w:ilvl w:val="1"/>
           <w:numId w:val="1006"/>
         </w:numPr>
-        <w:pStyle w:val="Compact"/>
       </w:pPr>
       <w:r>
         <w:t xml:space="preserve">climate change/El Niño ?</w:t>
@@ -375,11 +351,11 @@
     </w:p>
     <w:p>
       <w:pPr>
+        <w:pStyle w:val="Compact"/>
         <w:numPr>
           <w:ilvl w:val="1"/>
           <w:numId w:val="1006"/>
         </w:numPr>
-        <w:pStyle w:val="Compact"/>
       </w:pPr>
       <w:r>
         <w:t xml:space="preserve">ultraviolet radiation?</w:t>
@@ -387,11 +363,11 @@
     </w:p>
     <w:p>
       <w:pPr>
+        <w:pStyle w:val="Compact"/>
         <w:numPr>
           <w:ilvl w:val="1"/>
           <w:numId w:val="1006"/>
         </w:numPr>
-        <w:pStyle w:val="Compact"/>
       </w:pPr>
       <w:r>
         <w:t xml:space="preserve">pesticides?</w:t>
@@ -399,11 +375,11 @@
     </w:p>
     <w:p>
       <w:pPr>
+        <w:pStyle w:val="Compact"/>
         <w:numPr>
           <w:ilvl w:val="1"/>
           <w:numId w:val="1006"/>
         </w:numPr>
-        <w:pStyle w:val="Compact"/>
       </w:pPr>
       <w:r>
         <w:t xml:space="preserve">combination (species × temperature × U/V × pesticide × …)?</w:t>
@@ -424,8 +400,8 @@
       </w:pPr>
       <w:r>
         <w:rPr>
+          <w:b/>
           <w:bCs/>
-          <w:b/>
         </w:rPr>
         <w:t xml:space="preserve">novel pathogen hypothesis</w:t>
       </w:r>
@@ -435,11 +411,11 @@
     </w:p>
     <w:p>
       <w:pPr>
+        <w:pStyle w:val="Compact"/>
         <w:numPr>
           <w:ilvl w:val="1"/>
           <w:numId w:val="1007"/>
         </w:numPr>
-        <w:pStyle w:val="Compact"/>
       </w:pPr>
       <w:r>
         <w:t xml:space="preserve">detection in historical specimens: CA/bullfrog, Brazil …</w:t>
@@ -447,11 +423,11 @@
     </w:p>
     <w:p>
       <w:pPr>
+        <w:pStyle w:val="Compact"/>
         <w:numPr>
           <w:ilvl w:val="1"/>
           <w:numId w:val="1007"/>
         </w:numPr>
-        <w:pStyle w:val="Compact"/>
       </w:pPr>
       <w:r>
         <w:t xml:space="preserve">genomics (challenging!)</w:t>
@@ -459,11 +435,11 @@
     </w:p>
     <w:p>
       <w:pPr>
+        <w:pStyle w:val="Compact"/>
         <w:numPr>
           <w:ilvl w:val="1"/>
           <w:numId w:val="1007"/>
         </w:numPr>
-        <w:pStyle w:val="Compact"/>
       </w:pPr>
       <w:r>
         <w:t xml:space="preserve">Asian sampling</w:t>
@@ -489,11 +465,11 @@
     </w:p>
     <w:p>
       <w:pPr>
+        <w:pStyle w:val="Compact"/>
         <w:numPr>
           <w:ilvl w:val="0"/>
           <w:numId w:val="1008"/>
         </w:numPr>
-        <w:pStyle w:val="Compact"/>
       </w:pPr>
       <w:r>
         <w:t xml:space="preserve">warming</w:t>
@@ -501,20 +477,14 @@
     </w:p>
     <w:p>
       <w:pPr>
+        <w:pStyle w:val="Compact"/>
         <w:numPr>
           <w:ilvl w:val="1"/>
           <w:numId w:val="1009"/>
         </w:numPr>
-        <w:pStyle w:val="Compact"/>
-      </w:pPr>
-      <w:r>
-        <w:t xml:space="preserve">‘</w:t>
-      </w:r>
-      <w:r>
-        <w:t xml:space="preserve">good</w:t>
-      </w:r>
-      <w:r>
-        <w:t xml:space="preserve">’</w:t>
+      </w:pPr>
+      <w:r>
+        <w:t xml:space="preserve">‘good’</w:t>
       </w:r>
       <w:r>
         <w:t xml:space="preserve"> </w:t>
@@ -526,13 +496,7 @@
         <w:t xml:space="preserve"> </w:t>
       </w:r>
       <w:r>
-        <w:t xml:space="preserve">‘</w:t>
-      </w:r>
-      <w:r>
-        <w:t xml:space="preserve">bad</w:t>
-      </w:r>
-      <w:r>
-        <w:t xml:space="preserve">’</w:t>
+        <w:t xml:space="preserve">‘bad’</w:t>
       </w:r>
       <w:r>
         <w:t xml:space="preserve"> </w:t>
@@ -543,11 +507,11 @@
     </w:p>
     <w:p>
       <w:pPr>
+        <w:pStyle w:val="Compact"/>
         <w:numPr>
           <w:ilvl w:val="1"/>
           <w:numId w:val="1009"/>
         </w:numPr>
-        <w:pStyle w:val="Compact"/>
       </w:pPr>
       <w:r>
         <w:t xml:space="preserve">vector biology</w:t>
@@ -555,11 +519,11 @@
     </w:p>
     <w:p>
       <w:pPr>
+        <w:pStyle w:val="Compact"/>
         <w:numPr>
           <w:ilvl w:val="2"/>
           <w:numId w:val="1010"/>
         </w:numPr>
-        <w:pStyle w:val="Compact"/>
       </w:pPr>
       <w:r>
         <w:t xml:space="preserve">extended range</w:t>
@@ -567,11 +531,11 @@
     </w:p>
     <w:p>
       <w:pPr>
+        <w:pStyle w:val="Compact"/>
         <w:numPr>
           <w:ilvl w:val="2"/>
           <w:numId w:val="1010"/>
         </w:numPr>
-        <w:pStyle w:val="Compact"/>
       </w:pPr>
       <w:r>
         <w:t xml:space="preserve">higher activity?</w:t>
@@ -579,11 +543,11 @@
     </w:p>
     <w:p>
       <w:pPr>
+        <w:pStyle w:val="Compact"/>
         <w:numPr>
           <w:ilvl w:val="2"/>
           <w:numId w:val="1010"/>
         </w:numPr>
-        <w:pStyle w:val="Compact"/>
       </w:pPr>
       <w:r>
         <w:t xml:space="preserve">e.g.</w:t>
@@ -602,24 +566,24 @@
       </w:r>
       <w:r>
         <w:rPr>
+          <w:i/>
           <w:iCs/>
+        </w:rPr>
+        <w:t xml:space="preserve">Anopheles gambiae</w:t>
+      </w:r>
+      <w:r>
+        <w:t xml:space="preserve"> </w:t>
+      </w:r>
+      <w:r>
+        <w:t xml:space="preserve">to</w:t>
+      </w:r>
+      <w:r>
+        <w:t xml:space="preserve"> </w:t>
+      </w:r>
+      <w:r>
+        <w:rPr>
           <w:i/>
-        </w:rPr>
-        <w:t xml:space="preserve">Anopheles gambiae</w:t>
-      </w:r>
-      <w:r>
-        <w:t xml:space="preserve"> </w:t>
-      </w:r>
-      <w:r>
-        <w:t xml:space="preserve">to</w:t>
-      </w:r>
-      <w:r>
-        <w:t xml:space="preserve"> </w:t>
-      </w:r>
-      <w:r>
-        <w:rPr>
           <w:iCs/>
-          <w:i/>
         </w:rPr>
         <w:t xml:space="preserve">Aedes aegypti</w:t>
       </w:r>
@@ -629,11 +593,11 @@
     </w:p>
     <w:p>
       <w:pPr>
+        <w:pStyle w:val="Compact"/>
         <w:numPr>
           <w:ilvl w:val="0"/>
           <w:numId w:val="1008"/>
         </w:numPr>
-        <w:pStyle w:val="Compact"/>
       </w:pPr>
       <w:r>
         <w:t xml:space="preserve">changes in seasonality, hydrological cycles</w:t>
@@ -641,11 +605,11 @@
     </w:p>
     <w:p>
       <w:pPr>
+        <w:pStyle w:val="Compact"/>
         <w:numPr>
           <w:ilvl w:val="0"/>
           <w:numId w:val="1008"/>
         </w:numPr>
-        <w:pStyle w:val="Compact"/>
       </w:pPr>
       <w:r>
         <w:t xml:space="preserve">local landscape change</w:t>
@@ -653,11 +617,11 @@
     </w:p>
     <w:p>
       <w:pPr>
+        <w:pStyle w:val="Compact"/>
         <w:numPr>
           <w:ilvl w:val="1"/>
           <w:numId w:val="1011"/>
         </w:numPr>
-        <w:pStyle w:val="Compact"/>
       </w:pPr>
       <w:r>
         <w:t xml:space="preserve">hydrology</w:t>
@@ -665,11 +629,11 @@
     </w:p>
     <w:p>
       <w:pPr>
+        <w:pStyle w:val="Compact"/>
         <w:numPr>
           <w:ilvl w:val="1"/>
           <w:numId w:val="1011"/>
         </w:numPr>
-        <w:pStyle w:val="Compact"/>
       </w:pPr>
       <w:r>
         <w:t xml:space="preserve">suburbanization and reforestation: Lyme disease</w:t>
@@ -677,11 +641,11 @@
     </w:p>
     <w:p>
       <w:pPr>
+        <w:pStyle w:val="Compact"/>
         <w:numPr>
           <w:ilvl w:val="1"/>
           <w:numId w:val="1011"/>
         </w:numPr>
-        <w:pStyle w:val="Compact"/>
       </w:pPr>
       <w:r>
         <w:t xml:space="preserve">deforestation</w:t>
@@ -689,11 +653,11 @@
     </w:p>
     <w:p>
       <w:pPr>
+        <w:pStyle w:val="Compact"/>
         <w:numPr>
           <w:ilvl w:val="2"/>
           <w:numId w:val="1012"/>
         </w:numPr>
-        <w:pStyle w:val="Compact"/>
       </w:pPr>
       <w:r>
         <w:t xml:space="preserve">MacDonald &amp; Mordecai (2019)</w:t>
@@ -704,11 +668,11 @@
     </w:p>
     <w:p>
       <w:pPr>
+        <w:pStyle w:val="Compact"/>
         <w:numPr>
           <w:ilvl w:val="0"/>
           <w:numId w:val="1008"/>
         </w:numPr>
-        <w:pStyle w:val="Compact"/>
       </w:pPr>
       <w:r>
         <w:t xml:space="preserve">changes in reservoir communities</w:t>
@@ -732,11 +696,11 @@
     </w:p>
     <w:p>
       <w:pPr>
+        <w:pStyle w:val="Compact"/>
         <w:numPr>
           <w:ilvl w:val="0"/>
           <w:numId w:val="1013"/>
         </w:numPr>
-        <w:pStyle w:val="Compact"/>
       </w:pPr>
       <w:r>
         <w:t xml:space="preserve">does increased biodiversity decrease disease?</w:t>
@@ -744,11 +708,11 @@
     </w:p>
     <w:p>
       <w:pPr>
+        <w:pStyle w:val="Compact"/>
         <w:numPr>
           <w:ilvl w:val="0"/>
           <w:numId w:val="1013"/>
         </w:numPr>
-        <w:pStyle w:val="Compact"/>
       </w:pPr>
       <w:r>
         <w:t xml:space="preserve">variation in reservoir competence</w:t>
@@ -756,11 +720,11 @@
     </w:p>
     <w:p>
       <w:pPr>
+        <w:pStyle w:val="Compact"/>
         <w:numPr>
           <w:ilvl w:val="0"/>
           <w:numId w:val="1013"/>
         </w:numPr>
-        <w:pStyle w:val="Compact"/>
       </w:pPr>
       <w:r>
         <w:t xml:space="preserve">high-quality hosts decrease with increasing biodiversity</w:t>
@@ -768,11 +732,11 @@
     </w:p>
     <w:p>
       <w:pPr>
+        <w:pStyle w:val="Compact"/>
         <w:numPr>
           <w:ilvl w:val="1"/>
           <w:numId w:val="1014"/>
         </w:numPr>
-        <w:pStyle w:val="Compact"/>
       </w:pPr>
       <w:r>
         <w:t xml:space="preserve">encounter reduction; host regulation; vector preferences</w:t>
@@ -843,11 +807,11 @@
     </w:p>
     <w:p>
       <w:pPr>
+        <w:pStyle w:val="Compact"/>
         <w:numPr>
           <w:ilvl w:val="0"/>
           <w:numId w:val="1015"/>
         </w:numPr>
-        <w:pStyle w:val="Compact"/>
       </w:pPr>
       <w:r>
         <w:t xml:space="preserve">Carlson et al. (2022)</w:t>
@@ -860,8 +824,8 @@
       </w:r>
       <w:r>
         <w:rPr>
+          <w:i/>
           <w:iCs/>
-          <w:i/>
         </w:rPr>
         <w:t xml:space="preserve">higher</w:t>
       </w:r>
@@ -884,11 +848,11 @@
     </w:p>
     <w:p>
       <w:pPr>
+        <w:pStyle w:val="Compact"/>
         <w:numPr>
           <w:ilvl w:val="0"/>
           <w:numId w:val="1016"/>
         </w:numPr>
-        <w:pStyle w:val="Compact"/>
       </w:pPr>
       <w:r>
         <w:t xml:space="preserve">which viruses will emerge, where, why?</w:t>
@@ -1229,21 +1193,21 @@
       </w:r>
       <w:r>
         <w:rPr>
+          <w:i/>
           <w:iCs/>
+        </w:rPr>
+        <w:t xml:space="preserve">Global Change Biology</w:t>
+      </w:r>
+      <w:r>
+        <w:t xml:space="preserve">,</w:t>
+      </w:r>
+      <w:r>
+        <w:t xml:space="preserve"> </w:t>
+      </w:r>
+      <w:r>
+        <w:rPr>
           <w:i/>
-        </w:rPr>
-        <w:t xml:space="preserve">Global Change Biology</w:t>
-      </w:r>
-      <w:r>
-        <w:t xml:space="preserve">,</w:t>
-      </w:r>
-      <w:r>
-        <w:t xml:space="preserve"> </w:t>
-      </w:r>
-      <w:r>
-        <w:rPr>
           <w:iCs/>
-          <w:i/>
         </w:rPr>
         <w:t xml:space="preserve">28</w:t>
       </w:r>
@@ -1276,21 +1240,21 @@
       </w:r>
       <w:r>
         <w:rPr>
+          <w:i/>
           <w:iCs/>
+        </w:rPr>
+        <w:t xml:space="preserve">International Journal of Infectious Diseases</w:t>
+      </w:r>
+      <w:r>
+        <w:t xml:space="preserve">,</w:t>
+      </w:r>
+      <w:r>
+        <w:t xml:space="preserve"> </w:t>
+      </w:r>
+      <w:r>
+        <w:rPr>
           <w:i/>
-        </w:rPr>
-        <w:t xml:space="preserve">International Journal of Infectious Diseases</w:t>
-      </w:r>
-      <w:r>
-        <w:t xml:space="preserve">,</w:t>
-      </w:r>
-      <w:r>
-        <w:t xml:space="preserve"> </w:t>
-      </w:r>
-      <w:r>
-        <w:rPr>
           <w:iCs/>
-          <w:i/>
         </w:rPr>
         <w:t xml:space="preserve">0</w:t>
       </w:r>
@@ -1323,21 +1287,21 @@
       </w:r>
       <w:r>
         <w:rPr>
+          <w:i/>
           <w:iCs/>
+        </w:rPr>
+        <w:t xml:space="preserve">Nature Reviews Microbiology</w:t>
+      </w:r>
+      <w:r>
+        <w:t xml:space="preserve">,</w:t>
+      </w:r>
+      <w:r>
+        <w:t xml:space="preserve"> </w:t>
+      </w:r>
+      <w:r>
+        <w:rPr>
           <w:i/>
-        </w:rPr>
-        <w:t xml:space="preserve">Nature Reviews Microbiology</w:t>
-      </w:r>
-      <w:r>
-        <w:t xml:space="preserve">,</w:t>
-      </w:r>
-      <w:r>
-        <w:t xml:space="preserve"> </w:t>
-      </w:r>
-      <w:r>
-        <w:rPr>
           <w:iCs/>
-          <w:i/>
         </w:rPr>
         <w:t xml:space="preserve">18</w:t>
       </w:r>
@@ -1370,21 +1334,21 @@
       </w:r>
       <w:r>
         <w:rPr>
+          <w:i/>
           <w:iCs/>
+        </w:rPr>
+        <w:t xml:space="preserve">Ecology Letters</w:t>
+      </w:r>
+      <w:r>
+        <w:t xml:space="preserve">,</w:t>
+      </w:r>
+      <w:r>
+        <w:t xml:space="preserve"> </w:t>
+      </w:r>
+      <w:r>
+        <w:rPr>
           <w:i/>
-        </w:rPr>
-        <w:t xml:space="preserve">Ecology Letters</w:t>
-      </w:r>
-      <w:r>
-        <w:t xml:space="preserve">,</w:t>
-      </w:r>
-      <w:r>
-        <w:t xml:space="preserve"> </w:t>
-      </w:r>
-      <w:r>
-        <w:rPr>
           <w:iCs/>
-          <w:i/>
         </w:rPr>
         <w:t xml:space="preserve">23</w:t>
       </w:r>
@@ -1465,21 +1429,21 @@
       </w:r>
       <w:r>
         <w:rPr>
+          <w:i/>
           <w:iCs/>
+        </w:rPr>
+        <w:t xml:space="preserve">Parasites &amp; Vectors</w:t>
+      </w:r>
+      <w:r>
+        <w:t xml:space="preserve">,</w:t>
+      </w:r>
+      <w:r>
+        <w:t xml:space="preserve"> </w:t>
+      </w:r>
+      <w:r>
+        <w:rPr>
           <w:i/>
-        </w:rPr>
-        <w:t xml:space="preserve">Parasites &amp; Vectors</w:t>
-      </w:r>
-      <w:r>
-        <w:t xml:space="preserve">,</w:t>
-      </w:r>
-      <w:r>
-        <w:t xml:space="preserve"> </w:t>
-      </w:r>
-      <w:r>
-        <w:rPr>
           <w:iCs/>
-          <w:i/>
         </w:rPr>
         <w:t xml:space="preserve">12</w:t>
       </w:r>
@@ -1512,21 +1476,21 @@
       </w:r>
       <w:r>
         <w:rPr>
+          <w:i/>
           <w:iCs/>
+        </w:rPr>
+        <w:t xml:space="preserve">Ecology Letters</w:t>
+      </w:r>
+      <w:r>
+        <w:t xml:space="preserve">,</w:t>
+      </w:r>
+      <w:r>
+        <w:t xml:space="preserve"> </w:t>
+      </w:r>
+      <w:r>
+        <w:rPr>
           <w:i/>
-        </w:rPr>
-        <w:t xml:space="preserve">Ecology Letters</w:t>
-      </w:r>
-      <w:r>
-        <w:t xml:space="preserve">,</w:t>
-      </w:r>
-      <w:r>
-        <w:t xml:space="preserve"> </w:t>
-      </w:r>
-      <w:r>
-        <w:rPr>
           <w:iCs/>
-          <w:i/>
         </w:rPr>
         <w:t xml:space="preserve">24</w:t>
       </w:r>
@@ -1559,21 +1523,21 @@
       </w:r>
       <w:r>
         <w:rPr>
+          <w:i/>
           <w:iCs/>
+        </w:rPr>
+        <w:t xml:space="preserve">Proceedings of the National Academy of Sciences</w:t>
+      </w:r>
+      <w:r>
+        <w:t xml:space="preserve">,</w:t>
+      </w:r>
+      <w:r>
+        <w:t xml:space="preserve"> </w:t>
+      </w:r>
+      <w:r>
+        <w:rPr>
           <w:i/>
-        </w:rPr>
-        <w:t xml:space="preserve">Proceedings of the National Academy of Sciences</w:t>
-      </w:r>
-      <w:r>
-        <w:t xml:space="preserve">,</w:t>
-      </w:r>
-      <w:r>
-        <w:t xml:space="preserve"> </w:t>
-      </w:r>
-      <w:r>
-        <w:rPr>
           <w:iCs/>
-          <w:i/>
         </w:rPr>
         <w:t xml:space="preserve">116</w:t>
       </w:r>
@@ -1615,21 +1579,21 @@
       </w:r>
       <w:r>
         <w:rPr>
+          <w:i/>
           <w:iCs/>
+        </w:rPr>
+        <w:t xml:space="preserve">The Lancet Planetary Health</w:t>
+      </w:r>
+      <w:r>
+        <w:t xml:space="preserve">,</w:t>
+      </w:r>
+      <w:r>
+        <w:t xml:space="preserve"> </w:t>
+      </w:r>
+      <w:r>
+        <w:rPr>
           <w:i/>
-        </w:rPr>
-        <w:t xml:space="preserve">The Lancet Planetary Health</w:t>
-      </w:r>
-      <w:r>
-        <w:t xml:space="preserve">,</w:t>
-      </w:r>
-      <w:r>
-        <w:t xml:space="preserve"> </w:t>
-      </w:r>
-      <w:r>
-        <w:rPr>
           <w:iCs/>
-          <w:i/>
         </w:rPr>
         <w:t xml:space="preserve">4</w:t>
       </w:r>
@@ -1662,21 +1626,21 @@
       </w:r>
       <w:r>
         <w:rPr>
+          <w:i/>
           <w:iCs/>
+        </w:rPr>
+        <w:t xml:space="preserve">Nature</w:t>
+      </w:r>
+      <w:r>
+        <w:t xml:space="preserve">,</w:t>
+      </w:r>
+      <w:r>
+        <w:t xml:space="preserve"> </w:t>
+      </w:r>
+      <w:r>
+        <w:rPr>
           <w:i/>
-        </w:rPr>
-        <w:t xml:space="preserve">Nature</w:t>
-      </w:r>
-      <w:r>
-        <w:t xml:space="preserve">,</w:t>
-      </w:r>
-      <w:r>
-        <w:t xml:space="preserve"> </w:t>
-      </w:r>
-      <w:r>
-        <w:rPr>
           <w:iCs/>
-          <w:i/>
         </w:rPr>
         <w:t xml:space="preserve">439</w:t>
       </w:r>
@@ -1766,21 +1730,21 @@
       </w:r>
       <w:r>
         <w:rPr>
+          <w:i/>
           <w:iCs/>
+        </w:rPr>
+        <w:t xml:space="preserve">The Journal of Infectious Diseases</w:t>
+      </w:r>
+      <w:r>
+        <w:t xml:space="preserve">,</w:t>
+      </w:r>
+      <w:r>
+        <w:t xml:space="preserve"> </w:t>
+      </w:r>
+      <w:r>
+        <w:rPr>
           <w:i/>
-        </w:rPr>
-        <w:t xml:space="preserve">The Journal of Infectious Diseases</w:t>
-      </w:r>
-      <w:r>
-        <w:t xml:space="preserve">,</w:t>
-      </w:r>
-      <w:r>
-        <w:t xml:space="preserve"> </w:t>
-      </w:r>
-      <w:r>
-        <w:rPr>
           <w:iCs/>
-          <w:i/>
         </w:rPr>
         <w:t xml:space="preserve">199</w:t>
       </w:r>
@@ -1813,21 +1777,21 @@
       </w:r>
       <w:r>
         <w:rPr>
+          <w:i/>
           <w:iCs/>
+        </w:rPr>
+        <w:t xml:space="preserve">Nature Ecology &amp; Evolution</w:t>
+      </w:r>
+      <w:r>
+        <w:t xml:space="preserve">,</w:t>
+      </w:r>
+      <w:r>
+        <w:t xml:space="preserve"> </w:t>
+      </w:r>
+      <w:r>
+        <w:rPr>
           <w:i/>
-        </w:rPr>
-        <w:t xml:space="preserve">Nature Ecology &amp; Evolution</w:t>
-      </w:r>
-      <w:r>
-        <w:t xml:space="preserve">,</w:t>
-      </w:r>
-      <w:r>
-        <w:t xml:space="preserve"> </w:t>
-      </w:r>
-      <w:r>
-        <w:rPr>
           <w:iCs/>
-          <w:i/>
         </w:rPr>
         <w:t xml:space="preserve">4</w:t>
       </w:r>
@@ -1860,21 +1824,21 @@
       </w:r>
       <w:r>
         <w:rPr>
+          <w:i/>
           <w:iCs/>
+        </w:rPr>
+        <w:t xml:space="preserve">Proceedings of the National Academy of Sciences</w:t>
+      </w:r>
+      <w:r>
+        <w:t xml:space="preserve">,</w:t>
+      </w:r>
+      <w:r>
+        <w:t xml:space="preserve"> </w:t>
+      </w:r>
+      <w:r>
+        <w:rPr>
           <w:i/>
-        </w:rPr>
-        <w:t xml:space="preserve">Proceedings of the National Academy of Sciences</w:t>
-      </w:r>
-      <w:r>
-        <w:t xml:space="preserve">,</w:t>
-      </w:r>
-      <w:r>
-        <w:t xml:space="preserve"> </w:t>
-      </w:r>
-      <w:r>
-        <w:rPr>
           <w:iCs/>
-          <w:i/>
         </w:rPr>
         <w:t xml:space="preserve">107</w:t>
       </w:r>
@@ -1907,21 +1871,21 @@
       </w:r>
       <w:r>
         <w:rPr>
+          <w:i/>
           <w:iCs/>
+        </w:rPr>
+        <w:t xml:space="preserve">Proceedings of the National Academy of Sciences</w:t>
+      </w:r>
+      <w:r>
+        <w:t xml:space="preserve">,</w:t>
+      </w:r>
+      <w:r>
+        <w:t xml:space="preserve"> </w:t>
+      </w:r>
+      <w:r>
+        <w:rPr>
           <w:i/>
-        </w:rPr>
-        <w:t xml:space="preserve">Proceedings of the National Academy of Sciences</w:t>
-      </w:r>
-      <w:r>
-        <w:t xml:space="preserve">,</w:t>
-      </w:r>
-      <w:r>
-        <w:t xml:space="preserve"> </w:t>
-      </w:r>
-      <w:r>
-        <w:rPr>
           <w:iCs/>
-          <w:i/>
         </w:rPr>
         <w:t xml:space="preserve">105</w:t>
       </w:r>
@@ -1954,21 +1918,21 @@
       </w:r>
       <w:r>
         <w:rPr>
+          <w:i/>
           <w:iCs/>
+        </w:rPr>
+        <w:t xml:space="preserve">PLOS ONE</w:t>
+      </w:r>
+      <w:r>
+        <w:t xml:space="preserve">,</w:t>
+      </w:r>
+      <w:r>
+        <w:t xml:space="preserve"> </w:t>
+      </w:r>
+      <w:r>
+        <w:rPr>
           <w:i/>
-        </w:rPr>
-        <w:t xml:space="preserve">PLOS ONE</w:t>
-      </w:r>
-      <w:r>
-        <w:t xml:space="preserve">,</w:t>
-      </w:r>
-      <w:r>
-        <w:t xml:space="preserve"> </w:t>
-      </w:r>
-      <w:r>
-        <w:rPr>
           <w:iCs/>
-          <w:i/>
         </w:rPr>
         <w:t xml:space="preserve">13</w:t>
       </w:r>
@@ -2001,7 +1965,7 @@
         <w:pStyle w:val="FirstParagraph"/>
       </w:pPr>
       <w:r>
-        <w:t xml:space="preserve">Last updated: 2023-11-30 12:19:33.558089</w:t>
+        <w:t xml:space="preserve">Last updated: 2025-08-06 19:25:58.581057</w:t>
       </w:r>
     </w:p>
     <w:bookmarkEnd w:id="75"/>
@@ -2036,14 +2000,14 @@
 <file path=word/numbering.xml><?xml version="1.0" encoding="utf-8"?>
 <w:numbering xmlns:w="http://schemas.openxmlformats.org/wordprocessingml/2006/main">
   <w:abstractNum w:abstractNumId="990">
-    <w:nsid w:val="A990"/>
+    <w:nsid w:val="0000A990"/>
     <w:multiLevelType w:val="multilevel"/>
     <w:lvl w:ilvl="0">
       <w:numFmt w:val="bullet"/>
       <w:lvlText w:val=" "/>
       <w:lvlJc w:val="left"/>
       <w:pPr>
-        <w:ind w:left="720" w:hanging="480"/>
+        <w:ind w:left="720" w:hanging="360"/>
       </w:pPr>
     </w:lvl>
     <w:lvl w:ilvl="1">
@@ -2051,7 +2015,7 @@
       <w:lvlText w:val=" "/>
       <w:lvlJc w:val="left"/>
       <w:pPr>
-        <w:ind w:left="1440" w:hanging="480"/>
+        <w:ind w:left="1440" w:hanging="360"/>
       </w:pPr>
     </w:lvl>
     <w:lvl w:ilvl="2">
@@ -2059,7 +2023,7 @@
       <w:lvlText w:val=" "/>
       <w:lvlJc w:val="left"/>
       <w:pPr>
-        <w:ind w:left="2160" w:hanging="480"/>
+        <w:ind w:left="2160" w:hanging="360"/>
       </w:pPr>
     </w:lvl>
     <w:lvl w:ilvl="3">
@@ -2067,7 +2031,7 @@
       <w:lvlText w:val=" "/>
       <w:lvlJc w:val="left"/>
       <w:pPr>
-        <w:ind w:left="2880" w:hanging="480"/>
+        <w:ind w:left="2880" w:hanging="360"/>
       </w:pPr>
     </w:lvl>
     <w:lvl w:ilvl="4">
@@ -2075,7 +2039,7 @@
       <w:lvlText w:val=" "/>
       <w:lvlJc w:val="left"/>
       <w:pPr>
-        <w:ind w:left="3600" w:hanging="480"/>
+        <w:ind w:left="3600" w:hanging="360"/>
       </w:pPr>
     </w:lvl>
     <w:lvl w:ilvl="5">
@@ -2083,7 +2047,7 @@
       <w:lvlText w:val=" "/>
       <w:lvlJc w:val="left"/>
       <w:pPr>
-        <w:ind w:left="4320" w:hanging="480"/>
+        <w:ind w:left="4320" w:hanging="360"/>
       </w:pPr>
     </w:lvl>
     <w:lvl w:ilvl="6">
@@ -2091,7 +2055,7 @@
       <w:lvlText w:val=" "/>
       <w:lvlJc w:val="left"/>
       <w:pPr>
-        <w:ind w:left="5040" w:hanging="480"/>
+        <w:ind w:left="5040" w:hanging="360"/>
       </w:pPr>
     </w:lvl>
     <w:lvl w:ilvl="7">
@@ -2099,7 +2063,7 @@
       <w:lvlText w:val=" "/>
       <w:lvlJc w:val="left"/>
       <w:pPr>
-        <w:ind w:left="5760" w:hanging="480"/>
+        <w:ind w:left="5760" w:hanging="360"/>
       </w:pPr>
     </w:lvl>
     <w:lvl w:ilvl="8">
@@ -2107,84 +2071,111 @@
       <w:lvlText w:val=" "/>
       <w:lvlJc w:val="left"/>
       <w:pPr>
-        <w:ind w:left="6480" w:hanging="480"/>
+        <w:ind w:left="6480" w:hanging="360"/>
       </w:pPr>
     </w:lvl>
   </w:abstractNum>
   <w:abstractNum w:abstractNumId="991">
-    <w:nsid w:val="A991"/>
+    <w:nsid w:val="0000A991"/>
     <w:multiLevelType w:val="multilevel"/>
     <w:lvl w:ilvl="0">
       <w:numFmt w:val="bullet"/>
-      <w:lvlText w:val="•"/>
+      <w:lvlText w:val=""/>
       <w:lvlJc w:val="left"/>
       <w:pPr>
-        <w:ind w:left="720" w:hanging="480"/>
-      </w:pPr>
+        <w:ind w:left="720" w:hanging="360"/>
+      </w:pPr>
+      <w:rPr>
+        <w:rFonts w:ascii="Symbol" w:hAnsi="Symbol" w:cs="Symbol" w:hint="default"/>
+      </w:rPr>
     </w:lvl>
     <w:lvl w:ilvl="1">
       <w:numFmt w:val="bullet"/>
-      <w:lvlText w:val="–"/>
+      <w:lvlText w:val="o"/>
       <w:lvlJc w:val="left"/>
       <w:pPr>
-        <w:ind w:left="1440" w:hanging="480"/>
-      </w:pPr>
+        <w:ind w:left="1440" w:hanging="360"/>
+      </w:pPr>
+      <w:rPr>
+        <w:rFonts w:ascii="Courier New" w:hAnsi="Courier New" w:cs="Courier New" w:hint="default"/>
+      </w:rPr>
     </w:lvl>
     <w:lvl w:ilvl="2">
       <w:numFmt w:val="bullet"/>
-      <w:lvlText w:val="•"/>
+      <w:lvlText w:val=""/>
       <w:lvlJc w:val="left"/>
       <w:pPr>
-        <w:ind w:left="2160" w:hanging="480"/>
-      </w:pPr>
+        <w:ind w:left="2160" w:hanging="360"/>
+      </w:pPr>
+      <w:rPr>
+        <w:rFonts w:ascii="Wingdings" w:hAnsi="Wingdings" w:cs="Wingdings" w:hint="default"/>
+      </w:rPr>
     </w:lvl>
     <w:lvl w:ilvl="3">
       <w:numFmt w:val="bullet"/>
-      <w:lvlText w:val="–"/>
+      <w:lvlText w:val=""/>
       <w:lvlJc w:val="left"/>
       <w:pPr>
-        <w:ind w:left="2880" w:hanging="480"/>
-      </w:pPr>
+        <w:ind w:left="2880" w:hanging="360"/>
+      </w:pPr>
+      <w:rPr>
+        <w:rFonts w:ascii="Symbol" w:hAnsi="Symbol" w:cs="Symbol" w:hint="default"/>
+      </w:rPr>
     </w:lvl>
     <w:lvl w:ilvl="4">
       <w:numFmt w:val="bullet"/>
-      <w:lvlText w:val="•"/>
+      <w:lvlText w:val="o"/>
       <w:lvlJc w:val="left"/>
       <w:pPr>
-        <w:ind w:left="3600" w:hanging="480"/>
-      </w:pPr>
+        <w:ind w:left="3600" w:hanging="360"/>
+      </w:pPr>
+      <w:rPr>
+        <w:rFonts w:ascii="Courier New" w:hAnsi="Courier New" w:cs="Courier New" w:hint="default"/>
+      </w:rPr>
     </w:lvl>
     <w:lvl w:ilvl="5">
       <w:numFmt w:val="bullet"/>
-      <w:lvlText w:val="–"/>
+      <w:lvlText w:val=""/>
       <w:lvlJc w:val="left"/>
       <w:pPr>
-        <w:ind w:left="4320" w:hanging="480"/>
-      </w:pPr>
+        <w:ind w:left="4320" w:hanging="360"/>
+      </w:pPr>
+      <w:rPr>
+        <w:rFonts w:ascii="Wingdings" w:hAnsi="Wingdings" w:cs="Wingdings" w:hint="default"/>
+      </w:rPr>
     </w:lvl>
     <w:lvl w:ilvl="6">
       <w:numFmt w:val="bullet"/>
-      <w:lvlText w:val="•"/>
+      <w:lvlText w:val=""/>
       <w:lvlJc w:val="left"/>
       <w:pPr>
-        <w:ind w:left="5040" w:hanging="480"/>
-      </w:pPr>
+        <w:ind w:left="5040" w:hanging="360"/>
+      </w:pPr>
+      <w:rPr>
+        <w:rFonts w:ascii="Symbol" w:hAnsi="Symbol" w:cs="Symbol" w:hint="default"/>
+      </w:rPr>
     </w:lvl>
     <w:lvl w:ilvl="7">
       <w:numFmt w:val="bullet"/>
-      <w:lvlText w:val="–"/>
+      <w:lvlText w:val="o"/>
       <w:lvlJc w:val="left"/>
       <w:pPr>
-        <w:ind w:left="5760" w:hanging="480"/>
-      </w:pPr>
+        <w:ind w:left="5760" w:hanging="360"/>
+      </w:pPr>
+      <w:rPr>
+        <w:rFonts w:ascii="Courier New" w:hAnsi="Courier New" w:cs="Courier New" w:hint="default"/>
+      </w:rPr>
     </w:lvl>
     <w:lvl w:ilvl="8">
       <w:numFmt w:val="bullet"/>
-      <w:lvlText w:val="•"/>
+      <w:lvlText w:val=""/>
       <w:lvlJc w:val="left"/>
       <w:pPr>
-        <w:ind w:left="6480" w:hanging="480"/>
-      </w:pPr>
+        <w:ind w:left="6480" w:hanging="360"/>
+      </w:pPr>
+      <w:rPr>
+        <w:rFonts w:ascii="Wingdings" w:hAnsi="Wingdings" w:cs="Wingdings" w:hint="default"/>
+      </w:rPr>
     </w:lvl>
   </w:abstractNum>
   <w:num w:numId="1000">
@@ -2267,10 +2258,10 @@
     <w:name w:val="Body Text"/>
     <w:basedOn w:val="Normal"/>
     <w:link w:val="BodyTextChar"/>
+    <w:qFormat/>
     <w:pPr>
       <w:spacing w:after="180" w:before="180"/>
     </w:pPr>
-    <w:qFormat/>
   </w:style>
   <w:style w:customStyle="1" w:styleId="FirstParagraph" w:type="paragraph">
     <w:name w:val="First Paragraph"/>
@@ -2290,36 +2281,69 @@
     <w:name w:val="Title"/>
     <w:basedOn w:val="Normal"/>
     <w:next w:val="BodyText"/>
+    <w:link w:val="TitleChar"/>
+    <w:uiPriority w:val="10"/>
     <w:qFormat/>
+    <w:rsid w:val="00A10FD9"/>
     <w:pPr>
-      <w:keepNext/>
-      <w:keepLines/>
-      <w:spacing w:after="240" w:before="480"/>
+      <w:spacing w:after="80" w:line="240" w:lineRule="auto"/>
+      <w:contextualSpacing/>
       <w:jc w:val="center"/>
     </w:pPr>
     <w:rPr>
       <w:rFonts w:asciiTheme="majorHAnsi" w:cstheme="majorBidi" w:eastAsiaTheme="majorEastAsia" w:hAnsiTheme="majorHAnsi"/>
-      <w:b/>
-      <w:bCs/>
-      <w:color w:themeColor="accent1" w:themeShade="B5" w:val="345A8A"/>
-      <w:sz w:val="36"/>
-      <w:szCs w:val="36"/>
+      <w:spacing w:val="-10"/>
+      <w:kern w:val="28"/>
+      <w:sz w:val="56"/>
+      <w:szCs w:val="56"/>
+    </w:rPr>
+  </w:style>
+  <w:style w:customStyle="1" w:styleId="TitleChar" w:type="character">
+    <w:name w:val="Title Char"/>
+    <w:basedOn w:val="DefaultParagraphFont"/>
+    <w:link w:val="Title"/>
+    <w:uiPriority w:val="10"/>
+    <w:rsid w:val="00A10FD9"/>
+    <w:rPr>
+      <w:rFonts w:asciiTheme="majorHAnsi" w:cstheme="majorBidi" w:eastAsiaTheme="majorEastAsia" w:hAnsiTheme="majorHAnsi"/>
+      <w:spacing w:val="-10"/>
+      <w:kern w:val="28"/>
+      <w:sz w:val="56"/>
+      <w:szCs w:val="56"/>
     </w:rPr>
   </w:style>
   <w:style w:styleId="Subtitle" w:type="paragraph">
     <w:name w:val="Subtitle"/>
     <w:basedOn w:val="Title"/>
     <w:next w:val="BodyText"/>
+    <w:link w:val="SubtitleChar"/>
+    <w:uiPriority w:val="11"/>
     <w:qFormat/>
+    <w:rsid w:val="00A10FD9"/>
     <w:pPr>
-      <w:keepNext/>
-      <w:keepLines/>
-      <w:spacing w:after="240" w:before="240"/>
-      <w:jc w:val="center"/>
+      <w:numPr>
+        <w:ilvl w:val="1"/>
+      </w:numPr>
     </w:pPr>
     <w:rPr>
-      <w:sz w:val="30"/>
-      <w:szCs w:val="30"/>
+      <w:rFonts w:cstheme="majorBidi" w:eastAsiaTheme="majorEastAsia"/>
+      <w:spacing w:val="15"/>
+      <w:sz w:val="28"/>
+      <w:szCs w:val="28"/>
+    </w:rPr>
+  </w:style>
+  <w:style w:customStyle="1" w:styleId="SubtitleChar" w:type="character">
+    <w:name w:val="Subtitle Char"/>
+    <w:basedOn w:val="DefaultParagraphFont"/>
+    <w:link w:val="Subtitle"/>
+    <w:uiPriority w:val="11"/>
+    <w:rsid w:val="00A10FD9"/>
+    <w:rPr>
+      <w:rFonts w:cstheme="majorBidi" w:eastAsiaTheme="majorEastAsia"/>
+      <w:color w:themeColor="text1" w:themeTint="A6" w:val="595959"/>
+      <w:spacing w:val="15"/>
+      <w:sz w:val="28"/>
+      <w:szCs w:val="28"/>
     </w:rPr>
   </w:style>
   <w:style w:customStyle="1" w:styleId="Author" w:type="paragraph">
@@ -2350,15 +2374,13 @@
     <w:pPr>
       <w:keepNext/>
       <w:keepLines/>
+      <w:spacing w:after="0" w:before="300"/>
       <w:jc w:val="center"/>
-      <w:spacing w:after="0" w:before="300"/>
     </w:pPr>
     <w:rPr>
+      <w:b/>
       <w:sz w:val="20"/>
       <w:szCs w:val="20"/>
-      <w:b/>
-      <w:color w:val="345A8A"/>
-      &gt;
     </w:rPr>
   </w:style>
   <w:style w:customStyle="1" w:styleId="Abstract" w:type="paragraph">
@@ -2385,191 +2407,321 @@
     <w:rPr/>
   </w:style>
   <w:style w:styleId="Heading1" w:type="paragraph">
-    <w:name w:val="Heading 1"/>
+    <w:name w:val="heading 1"/>
     <w:basedOn w:val="Normal"/>
     <w:next w:val="BodyText"/>
+    <w:link w:val="Heading1Char"/>
     <w:uiPriority w:val="9"/>
     <w:qFormat/>
+    <w:rsid w:val="00A10FD9"/>
     <w:pPr>
       <w:keepNext/>
       <w:keepLines/>
-      <w:spacing w:after="0" w:before="480"/>
+      <w:spacing w:after="80" w:before="360"/>
       <w:outlineLvl w:val="0"/>
     </w:pPr>
     <w:rPr>
       <w:rFonts w:asciiTheme="majorHAnsi" w:cstheme="majorBidi" w:eastAsiaTheme="majorEastAsia" w:hAnsiTheme="majorHAnsi"/>
-      <w:b/>
-      <w:bCs/>
-      <w:color w:themeColor="accent1" w:val="4F81BD"/>
-      <w:sz w:val="32"/>
-      <w:szCs w:val="32"/>
+      <w:color w:themeColor="accent1" w:themeShade="BF" w:val="0F4761"/>
+      <w:sz w:val="40"/>
+      <w:szCs w:val="40"/>
     </w:rPr>
   </w:style>
   <w:style w:styleId="Heading2" w:type="paragraph">
-    <w:name w:val="Heading 2"/>
+    <w:name w:val="heading 2"/>
     <w:basedOn w:val="Normal"/>
     <w:next w:val="BodyText"/>
+    <w:link w:val="Heading2Char"/>
     <w:uiPriority w:val="9"/>
+    <w:semiHidden/>
     <w:unhideWhenUsed/>
     <w:qFormat/>
+    <w:rsid w:val="00A10FD9"/>
     <w:pPr>
       <w:keepNext/>
       <w:keepLines/>
-      <w:spacing w:after="0" w:before="200"/>
+      <w:spacing w:after="80" w:before="160"/>
       <w:outlineLvl w:val="1"/>
     </w:pPr>
     <w:rPr>
       <w:rFonts w:asciiTheme="majorHAnsi" w:cstheme="majorBidi" w:eastAsiaTheme="majorEastAsia" w:hAnsiTheme="majorHAnsi"/>
-      <w:b/>
-      <w:bCs/>
-      <w:color w:themeColor="accent1" w:val="4F81BD"/>
-      <w:sz w:val="28"/>
-      <w:szCs w:val="28"/>
+      <w:color w:themeColor="accent1" w:themeShade="BF" w:val="0F4761"/>
+      <w:sz w:val="32"/>
+      <w:szCs w:val="32"/>
     </w:rPr>
   </w:style>
   <w:style w:styleId="Heading3" w:type="paragraph">
-    <w:name w:val="Heading 3"/>
+    <w:name w:val="heading 3"/>
     <w:basedOn w:val="Normal"/>
     <w:next w:val="BodyText"/>
+    <w:link w:val="Heading3Char"/>
     <w:uiPriority w:val="9"/>
+    <w:semiHidden/>
     <w:unhideWhenUsed/>
     <w:qFormat/>
+    <w:rsid w:val="00A10FD9"/>
     <w:pPr>
       <w:keepNext/>
       <w:keepLines/>
-      <w:spacing w:after="0" w:before="200"/>
+      <w:spacing w:after="80" w:before="160"/>
       <w:outlineLvl w:val="2"/>
     </w:pPr>
     <w:rPr>
-      <w:rFonts w:asciiTheme="majorHAnsi" w:cstheme="majorBidi" w:eastAsiaTheme="majorEastAsia" w:hAnsiTheme="majorHAnsi"/>
-      <w:b/>
-      <w:bCs/>
-      <w:color w:themeColor="accent1" w:val="4F81BD"/>
-      <w:sz w:val="24"/>
-      <w:szCs w:val="24"/>
+      <w:rFonts w:cstheme="majorBidi" w:eastAsiaTheme="majorEastAsia"/>
+      <w:color w:themeColor="accent1" w:themeShade="BF" w:val="0F4761"/>
+      <w:sz w:val="28"/>
+      <w:szCs w:val="28"/>
     </w:rPr>
   </w:style>
   <w:style w:styleId="Heading4" w:type="paragraph">
-    <w:name w:val="Heading 4"/>
+    <w:name w:val="heading 4"/>
     <w:basedOn w:val="Normal"/>
     <w:next w:val="BodyText"/>
+    <w:link w:val="Heading4Char"/>
     <w:uiPriority w:val="9"/>
+    <w:semiHidden/>
     <w:unhideWhenUsed/>
     <w:qFormat/>
+    <w:rsid w:val="00A10FD9"/>
     <w:pPr>
       <w:keepNext/>
       <w:keepLines/>
-      <w:spacing w:after="0" w:before="200"/>
+      <w:spacing w:after="40" w:before="80"/>
       <w:outlineLvl w:val="3"/>
     </w:pPr>
     <w:rPr>
-      <w:rFonts w:asciiTheme="majorHAnsi" w:cstheme="majorBidi" w:eastAsiaTheme="majorEastAsia" w:hAnsiTheme="majorHAnsi"/>
+      <w:rFonts w:cstheme="majorBidi" w:eastAsiaTheme="majorEastAsia"/>
       <w:i/>
-      <w:bCs/>
-      <w:color w:themeColor="accent1" w:val="4F81BD"/>
-      <w:sz w:val="24"/>
-      <w:szCs w:val="24"/>
+      <w:iCs/>
+      <w:color w:themeColor="accent1" w:themeShade="BF" w:val="0F4761"/>
     </w:rPr>
   </w:style>
   <w:style w:styleId="Heading5" w:type="paragraph">
-    <w:name w:val="Heading 5"/>
+    <w:name w:val="heading 5"/>
     <w:basedOn w:val="Normal"/>
     <w:next w:val="BodyText"/>
+    <w:link w:val="Heading5Char"/>
     <w:uiPriority w:val="9"/>
+    <w:semiHidden/>
     <w:unhideWhenUsed/>
     <w:qFormat/>
+    <w:rsid w:val="00A10FD9"/>
     <w:pPr>
       <w:keepNext/>
       <w:keepLines/>
-      <w:spacing w:after="0" w:before="200"/>
+      <w:spacing w:after="40" w:before="80"/>
       <w:outlineLvl w:val="4"/>
     </w:pPr>
     <w:rPr>
-      <w:rFonts w:asciiTheme="majorHAnsi" w:cstheme="majorBidi" w:eastAsiaTheme="majorEastAsia" w:hAnsiTheme="majorHAnsi"/>
-      <w:iCs/>
-      <w:color w:themeColor="accent1" w:val="4F81BD"/>
-      <w:sz w:val="24"/>
-      <w:szCs w:val="24"/>
+      <w:rFonts w:cstheme="majorBidi" w:eastAsiaTheme="majorEastAsia"/>
+      <w:color w:themeColor="accent1" w:themeShade="BF" w:val="0F4761"/>
     </w:rPr>
   </w:style>
   <w:style w:styleId="Heading6" w:type="paragraph">
-    <w:name w:val="Heading 6"/>
+    <w:name w:val="heading 6"/>
     <w:basedOn w:val="Normal"/>
     <w:next w:val="BodyText"/>
+    <w:link w:val="Heading6Char"/>
     <w:uiPriority w:val="9"/>
+    <w:semiHidden/>
     <w:unhideWhenUsed/>
     <w:qFormat/>
+    <w:rsid w:val="00A10FD9"/>
     <w:pPr>
       <w:keepNext/>
       <w:keepLines/>
-      <w:spacing w:after="0" w:before="200"/>
+      <w:spacing w:after="0" w:before="40"/>
       <w:outlineLvl w:val="5"/>
     </w:pPr>
     <w:rPr>
-      <w:rFonts w:asciiTheme="majorHAnsi" w:cstheme="majorBidi" w:eastAsiaTheme="majorEastAsia" w:hAnsiTheme="majorHAnsi"/>
-      <w:color w:themeColor="accent1" w:val="4F81BD"/>
-      <w:sz w:val="24"/>
-      <w:szCs w:val="24"/>
+      <w:rFonts w:cstheme="majorBidi" w:eastAsiaTheme="majorEastAsia"/>
+      <w:i/>
+      <w:iCs/>
+      <w:color w:themeColor="text1" w:themeTint="A6" w:val="595959"/>
     </w:rPr>
   </w:style>
   <w:style w:styleId="Heading7" w:type="paragraph">
-    <w:name w:val="Heading 7"/>
+    <w:name w:val="heading 7"/>
     <w:basedOn w:val="Normal"/>
     <w:next w:val="BodyText"/>
+    <w:link w:val="Heading7Char"/>
     <w:uiPriority w:val="9"/>
+    <w:semiHidden/>
     <w:unhideWhenUsed/>
     <w:qFormat/>
+    <w:rsid w:val="00A10FD9"/>
     <w:pPr>
       <w:keepNext/>
       <w:keepLines/>
-      <w:spacing w:after="0" w:before="200"/>
+      <w:spacing w:after="0" w:before="40"/>
       <w:outlineLvl w:val="6"/>
     </w:pPr>
     <w:rPr>
-      <w:rFonts w:asciiTheme="majorHAnsi" w:cstheme="majorBidi" w:eastAsiaTheme="majorEastAsia" w:hAnsiTheme="majorHAnsi"/>
-      <w:color w:themeColor="accent1" w:val="4F81BD"/>
-      <w:sz w:val="24"/>
-      <w:szCs w:val="24"/>
+      <w:rFonts w:cstheme="majorBidi" w:eastAsiaTheme="majorEastAsia"/>
+      <w:color w:themeColor="text1" w:themeTint="A6" w:val="595959"/>
     </w:rPr>
   </w:style>
   <w:style w:styleId="Heading8" w:type="paragraph">
-    <w:name w:val="Heading 8"/>
+    <w:name w:val="heading 8"/>
     <w:basedOn w:val="Normal"/>
     <w:next w:val="BodyText"/>
+    <w:link w:val="Heading8Char"/>
     <w:uiPriority w:val="9"/>
+    <w:semiHidden/>
     <w:unhideWhenUsed/>
     <w:qFormat/>
+    <w:rsid w:val="00A10FD9"/>
     <w:pPr>
       <w:keepNext/>
       <w:keepLines/>
-      <w:spacing w:after="0" w:before="200"/>
+      <w:spacing w:after="0"/>
       <w:outlineLvl w:val="7"/>
     </w:pPr>
     <w:rPr>
-      <w:rFonts w:asciiTheme="majorHAnsi" w:cstheme="majorBidi" w:eastAsiaTheme="majorEastAsia" w:hAnsiTheme="majorHAnsi"/>
-      <w:color w:themeColor="accent1" w:val="4F81BD"/>
-      <w:sz w:val="24"/>
-      <w:szCs w:val="24"/>
+      <w:rFonts w:cstheme="majorBidi" w:eastAsiaTheme="majorEastAsia"/>
+      <w:i/>
+      <w:iCs/>
+      <w:color w:themeColor="text1" w:themeTint="D8" w:val="272727"/>
     </w:rPr>
   </w:style>
   <w:style w:styleId="Heading9" w:type="paragraph">
-    <w:name w:val="Heading 9"/>
+    <w:name w:val="heading 9"/>
     <w:basedOn w:val="Normal"/>
     <w:next w:val="BodyText"/>
+    <w:link w:val="Heading9Char"/>
     <w:uiPriority w:val="9"/>
+    <w:semiHidden/>
     <w:unhideWhenUsed/>
     <w:qFormat/>
+    <w:rsid w:val="00A10FD9"/>
     <w:pPr>
       <w:keepNext/>
       <w:keepLines/>
-      <w:spacing w:after="0" w:before="200"/>
+      <w:spacing w:after="0"/>
       <w:outlineLvl w:val="8"/>
     </w:pPr>
     <w:rPr>
+      <w:rFonts w:cstheme="majorBidi" w:eastAsiaTheme="majorEastAsia"/>
+      <w:color w:themeColor="text1" w:themeTint="D8" w:val="272727"/>
+    </w:rPr>
+  </w:style>
+  <w:style w:customStyle="1" w:styleId="Heading1Char" w:type="character">
+    <w:name w:val="Heading 1 Char"/>
+    <w:basedOn w:val="DefaultParagraphFont"/>
+    <w:link w:val="Heading1"/>
+    <w:uiPriority w:val="9"/>
+    <w:rsid w:val="00A10FD9"/>
+    <w:rPr>
       <w:rFonts w:asciiTheme="majorHAnsi" w:cstheme="majorBidi" w:eastAsiaTheme="majorEastAsia" w:hAnsiTheme="majorHAnsi"/>
-      <w:color w:themeColor="accent1" w:val="4F81BD"/>
-      <w:sz w:val="24"/>
-      <w:szCs w:val="24"/>
+      <w:color w:themeColor="accent1" w:themeShade="BF" w:val="0F4761"/>
+      <w:sz w:val="40"/>
+      <w:szCs w:val="40"/>
+    </w:rPr>
+  </w:style>
+  <w:style w:customStyle="1" w:styleId="Heading2Char" w:type="character">
+    <w:name w:val="Heading 2 Char"/>
+    <w:basedOn w:val="DefaultParagraphFont"/>
+    <w:link w:val="Heading2"/>
+    <w:uiPriority w:val="9"/>
+    <w:semiHidden/>
+    <w:rsid w:val="00A10FD9"/>
+    <w:rPr>
+      <w:rFonts w:asciiTheme="majorHAnsi" w:cstheme="majorBidi" w:eastAsiaTheme="majorEastAsia" w:hAnsiTheme="majorHAnsi"/>
+      <w:color w:themeColor="accent1" w:themeShade="BF" w:val="0F4761"/>
+      <w:sz w:val="32"/>
+      <w:szCs w:val="32"/>
+    </w:rPr>
+  </w:style>
+  <w:style w:customStyle="1" w:styleId="Heading3Char" w:type="character">
+    <w:name w:val="Heading 3 Char"/>
+    <w:basedOn w:val="DefaultParagraphFont"/>
+    <w:link w:val="Heading3"/>
+    <w:uiPriority w:val="9"/>
+    <w:semiHidden/>
+    <w:rsid w:val="00A10FD9"/>
+    <w:rPr>
+      <w:rFonts w:cstheme="majorBidi" w:eastAsiaTheme="majorEastAsia"/>
+      <w:color w:themeColor="accent1" w:themeShade="BF" w:val="0F4761"/>
+      <w:sz w:val="28"/>
+      <w:szCs w:val="28"/>
+    </w:rPr>
+  </w:style>
+  <w:style w:customStyle="1" w:styleId="Heading4Char" w:type="character">
+    <w:name w:val="Heading 4 Char"/>
+    <w:basedOn w:val="DefaultParagraphFont"/>
+    <w:link w:val="Heading4"/>
+    <w:uiPriority w:val="9"/>
+    <w:semiHidden/>
+    <w:rsid w:val="00A10FD9"/>
+    <w:rPr>
+      <w:rFonts w:cstheme="majorBidi" w:eastAsiaTheme="majorEastAsia"/>
+      <w:i/>
+      <w:iCs/>
+      <w:color w:themeColor="accent1" w:themeShade="BF" w:val="0F4761"/>
+    </w:rPr>
+  </w:style>
+  <w:style w:customStyle="1" w:styleId="Heading5Char" w:type="character">
+    <w:name w:val="Heading 5 Char"/>
+    <w:basedOn w:val="DefaultParagraphFont"/>
+    <w:link w:val="Heading5"/>
+    <w:uiPriority w:val="9"/>
+    <w:semiHidden/>
+    <w:rsid w:val="00A10FD9"/>
+    <w:rPr>
+      <w:rFonts w:cstheme="majorBidi" w:eastAsiaTheme="majorEastAsia"/>
+      <w:color w:themeColor="accent1" w:themeShade="BF" w:val="0F4761"/>
+    </w:rPr>
+  </w:style>
+  <w:style w:customStyle="1" w:styleId="Heading6Char" w:type="character">
+    <w:name w:val="Heading 6 Char"/>
+    <w:basedOn w:val="DefaultParagraphFont"/>
+    <w:link w:val="Heading6"/>
+    <w:uiPriority w:val="9"/>
+    <w:semiHidden/>
+    <w:rsid w:val="00A10FD9"/>
+    <w:rPr>
+      <w:rFonts w:cstheme="majorBidi" w:eastAsiaTheme="majorEastAsia"/>
+      <w:i/>
+      <w:iCs/>
+      <w:color w:themeColor="text1" w:themeTint="A6" w:val="595959"/>
+    </w:rPr>
+  </w:style>
+  <w:style w:customStyle="1" w:styleId="Heading7Char" w:type="character">
+    <w:name w:val="Heading 7 Char"/>
+    <w:basedOn w:val="DefaultParagraphFont"/>
+    <w:link w:val="Heading7"/>
+    <w:uiPriority w:val="9"/>
+    <w:semiHidden/>
+    <w:rsid w:val="00A10FD9"/>
+    <w:rPr>
+      <w:rFonts w:cstheme="majorBidi" w:eastAsiaTheme="majorEastAsia"/>
+      <w:color w:themeColor="text1" w:themeTint="A6" w:val="595959"/>
+    </w:rPr>
+  </w:style>
+  <w:style w:customStyle="1" w:styleId="Heading8Char" w:type="character">
+    <w:name w:val="Heading 8 Char"/>
+    <w:basedOn w:val="DefaultParagraphFont"/>
+    <w:link w:val="Heading8"/>
+    <w:uiPriority w:val="9"/>
+    <w:semiHidden/>
+    <w:rsid w:val="00A10FD9"/>
+    <w:rPr>
+      <w:rFonts w:cstheme="majorBidi" w:eastAsiaTheme="majorEastAsia"/>
+      <w:i/>
+      <w:iCs/>
+      <w:color w:themeColor="text1" w:themeTint="D8" w:val="272727"/>
+    </w:rPr>
+  </w:style>
+  <w:style w:customStyle="1" w:styleId="Heading9Char" w:type="character">
+    <w:name w:val="Heading 9 Char"/>
+    <w:basedOn w:val="DefaultParagraphFont"/>
+    <w:link w:val="Heading9"/>
+    <w:uiPriority w:val="9"/>
+    <w:semiHidden/>
+    <w:rsid w:val="00A10FD9"/>
+    <w:rPr>
+      <w:rFonts w:cstheme="majorBidi" w:eastAsiaTheme="majorEastAsia"/>
+      <w:color w:themeColor="text1" w:themeTint="D8" w:val="272727"/>
     </w:rPr>
   </w:style>
   <w:style w:styleId="BlockText" w:type="paragraph">
@@ -2591,6 +2743,18 @@
     <w:uiPriority w:val="9"/>
     <w:unhideWhenUsed/>
     <w:qFormat/>
+  </w:style>
+  <w:style w:styleId="FootnoteBlockText" w:type="paragraph">
+    <w:name w:val="Footnote Block Text"/>
+    <w:basedOn w:val="FootnoteText"/>
+    <w:next w:val="FootnoteText"/>
+    <w:uiPriority w:val="9"/>
+    <w:unhideWhenUsed/>
+    <w:qFormat/>
+    <w:pPr>
+      <w:spacing w:after="100" w:before="100"/>
+      <w:ind w:firstLine="0" w:left="480" w:right="480"/>
+    </w:pPr>
   </w:style>
   <w:style w:default="1" w:styleId="DefaultParagraphFont" w:type="character">
     <w:name w:val="Default Paragraph Font"/>
@@ -2621,10 +2785,10 @@
         <w:jc w:val="left"/>
       </w:trPr>
       <w:tcPr>
-        <w:vAlign w:val="bottom"/>
         <w:tcBorders>
           <w:bottom w:val="single"/>
         </w:tcBorders>
+        <w:vAlign w:val="bottom"/>
       </w:tcPr>
     </w:tblStylePr>
   </w:style>
@@ -2740,9 +2904,9 @@
     <w:name w:val="KeywordTok"/>
     <w:basedOn w:val="VerbatimChar"/>
     <w:rPr>
+      <w:b/>
       <w:color w:val="204a87"/>
       <w:shd w:val="clear" w:fill="f8f8f8"/>
-      <w:b/>
     </w:rPr>
   </w:style>
   <w:style w:type="character" w:customStyle="1" w:styleId="DataTypeTok">
@@ -2797,9 +2961,9 @@
     <w:name w:val="SpecialCharTok"/>
     <w:basedOn w:val="VerbatimChar"/>
     <w:rPr>
+      <w:b/>
       <w:color w:val="ce5c00"/>
       <w:shd w:val="clear" w:fill="f8f8f8"/>
-      <w:b/>
     </w:rPr>
   </w:style>
   <w:style w:type="character" w:customStyle="1" w:styleId="StringTok">
@@ -2837,39 +3001,39 @@
     <w:name w:val="CommentTok"/>
     <w:basedOn w:val="VerbatimChar"/>
     <w:rPr>
+      <w:i/>
       <w:color w:val="8f5902"/>
       <w:shd w:val="clear" w:fill="f8f8f8"/>
-      <w:i/>
     </w:rPr>
   </w:style>
   <w:style w:type="character" w:customStyle="1" w:styleId="DocumentationTok">
     <w:name w:val="DocumentationTok"/>
     <w:basedOn w:val="VerbatimChar"/>
     <w:rPr>
+      <w:b/>
+      <w:i/>
       <w:color w:val="8f5902"/>
       <w:shd w:val="clear" w:fill="f8f8f8"/>
-      <w:b/>
-      <w:i/>
     </w:rPr>
   </w:style>
   <w:style w:type="character" w:customStyle="1" w:styleId="AnnotationTok">
     <w:name w:val="AnnotationTok"/>
     <w:basedOn w:val="VerbatimChar"/>
     <w:rPr>
+      <w:b/>
+      <w:i/>
       <w:color w:val="8f5902"/>
       <w:shd w:val="clear" w:fill="f8f8f8"/>
-      <w:b/>
-      <w:i/>
     </w:rPr>
   </w:style>
   <w:style w:type="character" w:customStyle="1" w:styleId="CommentVarTok">
     <w:name w:val="CommentVarTok"/>
     <w:basedOn w:val="VerbatimChar"/>
     <w:rPr>
+      <w:b/>
+      <w:i/>
       <w:color w:val="8f5902"/>
       <w:shd w:val="clear" w:fill="f8f8f8"/>
-      <w:b/>
-      <w:i/>
     </w:rPr>
   </w:style>
   <w:style w:type="character" w:customStyle="1" w:styleId="OtherTok">
@@ -2884,9 +3048,9 @@
     <w:name w:val="FunctionTok"/>
     <w:basedOn w:val="VerbatimChar"/>
     <w:rPr>
+      <w:b/>
       <w:color w:val="204a87"/>
       <w:shd w:val="clear" w:fill="f8f8f8"/>
-      <w:b/>
     </w:rPr>
   </w:style>
   <w:style w:type="character" w:customStyle="1" w:styleId="VariableTok">
@@ -2901,18 +3065,18 @@
     <w:name w:val="ControlFlowTok"/>
     <w:basedOn w:val="VerbatimChar"/>
     <w:rPr>
+      <w:b/>
       <w:color w:val="204a87"/>
       <w:shd w:val="clear" w:fill="f8f8f8"/>
-      <w:b/>
     </w:rPr>
   </w:style>
   <w:style w:type="character" w:customStyle="1" w:styleId="OperatorTok">
     <w:name w:val="OperatorTok"/>
     <w:basedOn w:val="VerbatimChar"/>
     <w:rPr>
+      <w:b/>
       <w:color w:val="ce5c00"/>
       <w:shd w:val="clear" w:fill="f8f8f8"/>
-      <w:b/>
     </w:rPr>
   </w:style>
   <w:style w:type="character" w:customStyle="1" w:styleId="BuiltInTok">
@@ -2933,9 +3097,9 @@
     <w:name w:val="PreprocessorTok"/>
     <w:basedOn w:val="VerbatimChar"/>
     <w:rPr>
+      <w:i/>
       <w:color w:val="8f5902"/>
       <w:shd w:val="clear" w:fill="f8f8f8"/>
-      <w:i/>
     </w:rPr>
   </w:style>
   <w:style w:type="character" w:customStyle="1" w:styleId="AttributeTok">
@@ -2957,20 +3121,20 @@
     <w:name w:val="InformationTok"/>
     <w:basedOn w:val="VerbatimChar"/>
     <w:rPr>
+      <w:b/>
+      <w:i/>
       <w:color w:val="8f5902"/>
       <w:shd w:val="clear" w:fill="f8f8f8"/>
-      <w:b/>
-      <w:i/>
     </w:rPr>
   </w:style>
   <w:style w:type="character" w:customStyle="1" w:styleId="WarningTok">
     <w:name w:val="WarningTok"/>
     <w:basedOn w:val="VerbatimChar"/>
     <w:rPr>
+      <w:b/>
+      <w:i/>
       <w:color w:val="8f5902"/>
       <w:shd w:val="clear" w:fill="f8f8f8"/>
-      <w:b/>
-      <w:i/>
     </w:rPr>
   </w:style>
   <w:style w:type="character" w:customStyle="1" w:styleId="AlertTok">
@@ -2985,9 +3149,9 @@
     <w:name w:val="ErrorTok"/>
     <w:basedOn w:val="VerbatimChar"/>
     <w:rPr>
+      <w:b/>
       <w:color w:val="a40000"/>
       <w:shd w:val="clear" w:fill="f8f8f8"/>
-      <w:b/>
     </w:rPr>
   </w:style>
   <w:style w:type="character" w:customStyle="1" w:styleId="NormalTok">
@@ -3011,44 +3175,44 @@
         <a:sysClr val="window" lastClr="FFFFFF"/>
       </a:lt1>
       <a:dk2>
-        <a:srgbClr val="1F497D"/>
+        <a:srgbClr val="0E2841"/>
       </a:dk2>
       <a:lt2>
-        <a:srgbClr val="EEECE1"/>
+        <a:srgbClr val="E8E8E8"/>
       </a:lt2>
       <a:accent1>
-        <a:srgbClr val="4F81BD"/>
+        <a:srgbClr val="156082"/>
       </a:accent1>
       <a:accent2>
-        <a:srgbClr val="C0504D"/>
+        <a:srgbClr val="E97132"/>
       </a:accent2>
       <a:accent3>
-        <a:srgbClr val="9BBB59"/>
+        <a:srgbClr val="196B24"/>
       </a:accent3>
       <a:accent4>
-        <a:srgbClr val="8064A2"/>
+        <a:srgbClr val="0F9ED5"/>
       </a:accent4>
       <a:accent5>
-        <a:srgbClr val="4BACC6"/>
+        <a:srgbClr val="A02B93"/>
       </a:accent5>
       <a:accent6>
-        <a:srgbClr val="F79646"/>
+        <a:srgbClr val="4EA72E"/>
       </a:accent6>
       <a:hlink>
-        <a:srgbClr val="0000FF"/>
+        <a:srgbClr val="467886"/>
       </a:hlink>
       <a:folHlink>
-        <a:srgbClr val="800080"/>
+        <a:srgbClr val="96607D"/>
       </a:folHlink>
     </a:clrScheme>
     <a:fontScheme name="Office">
       <a:majorFont>
-        <a:latin typeface="Calibri"/>
+        <a:latin typeface="Aptos Display" panose="02110004020202020204"/>
         <a:ea typeface=""/>
         <a:cs typeface=""/>
-        <a:font script="Jpan" typeface="ＭＳ ゴシック"/>
+        <a:font script="Jpan" typeface="游ゴシック Light"/>
         <a:font script="Hang" typeface="맑은 고딕"/>
-        <a:font script="Hans" typeface="宋体"/>
+        <a:font script="Hans" typeface="等线 Light"/>
         <a:font script="Hant" typeface="新細明體"/>
         <a:font script="Arab" typeface="Times New Roman"/>
         <a:font script="Hebr" typeface="Times New Roman"/>
@@ -3075,14 +3239,32 @@
         <a:font script="Mong" typeface="Mongolian Baiti"/>
         <a:font script="Viet" typeface="Times New Roman"/>
         <a:font script="Uigh" typeface="Microsoft Uighur"/>
+        <a:font script="Geor" typeface="Sylfaen"/>
+        <a:font script="Armn" typeface="Arial"/>
+        <a:font script="Bugi" typeface="Leelawadee UI"/>
+        <a:font script="Bopo" typeface="Microsoft JhengHei"/>
+        <a:font script="Java" typeface="Javanese Text"/>
+        <a:font script="Lisu" typeface="Segoe UI"/>
+        <a:font script="Mymr" typeface="Myanmar Text"/>
+        <a:font script="Nkoo" typeface="Ebrima"/>
+        <a:font script="Olck" typeface="Nirmala UI"/>
+        <a:font script="Osma" typeface="Ebrima"/>
+        <a:font script="Phag" typeface="Phagspa"/>
+        <a:font script="Syrn" typeface="Estrangelo Edessa"/>
+        <a:font script="Syrj" typeface="Estrangelo Edessa"/>
+        <a:font script="Syre" typeface="Estrangelo Edessa"/>
+        <a:font script="Sora" typeface="Nirmala UI"/>
+        <a:font script="Tale" typeface="Microsoft Tai Le"/>
+        <a:font script="Talu" typeface="Microsoft New Tai Lue"/>
+        <a:font script="Tfng" typeface="Ebrima"/>
       </a:majorFont>
       <a:minorFont>
-        <a:latin typeface="Cambria"/>
+        <a:latin typeface="Aptos" panose="02110004020202020204"/>
         <a:ea typeface=""/>
         <a:cs typeface=""/>
-        <a:font script="Jpan" typeface="ＭＳ 明朝"/>
+        <a:font script="Jpan" typeface="游明朝"/>
         <a:font script="Hang" typeface="맑은 고딕"/>
-        <a:font script="Hans" typeface="宋体"/>
+        <a:font script="Hans" typeface="等线"/>
         <a:font script="Hant" typeface="新細明體"/>
         <a:font script="Arab" typeface="Arial"/>
         <a:font script="Hebr" typeface="Arial"/>
@@ -3109,6 +3291,24 @@
         <a:font script="Mong" typeface="Mongolian Baiti"/>
         <a:font script="Viet" typeface="Arial"/>
         <a:font script="Uigh" typeface="Microsoft Uighur"/>
+        <a:font script="Geor" typeface="Sylfaen"/>
+        <a:font script="Armn" typeface="Arial"/>
+        <a:font script="Bugi" typeface="Leelawadee UI"/>
+        <a:font script="Bopo" typeface="Microsoft JhengHei"/>
+        <a:font script="Java" typeface="Javanese Text"/>
+        <a:font script="Lisu" typeface="Segoe UI"/>
+        <a:font script="Mymr" typeface="Myanmar Text"/>
+        <a:font script="Nkoo" typeface="Ebrima"/>
+        <a:font script="Olck" typeface="Nirmala UI"/>
+        <a:font script="Osma" typeface="Ebrima"/>
+        <a:font script="Phag" typeface="Phagspa"/>
+        <a:font script="Syrn" typeface="Estrangelo Edessa"/>
+        <a:font script="Syrj" typeface="Estrangelo Edessa"/>
+        <a:font script="Syre" typeface="Estrangelo Edessa"/>
+        <a:font script="Sora" typeface="Nirmala UI"/>
+        <a:font script="Tale" typeface="Microsoft Tai Le"/>
+        <a:font script="Talu" typeface="Microsoft New Tai Lue"/>
+        <a:font script="Tfng" typeface="Ebrima"/>
       </a:minorFont>
     </a:fontScheme>
     <a:fmtScheme name="Office">
@@ -3120,200 +3320,141 @@
           <a:gsLst>
             <a:gs pos="0">
               <a:schemeClr val="phClr">
-                <a:tint val="50000"/>
-                <a:satMod val="300000"/>
+                <a:lumMod val="110000"/>
+                <a:satMod val="105000"/>
+                <a:tint val="67000"/>
               </a:schemeClr>
             </a:gs>
-            <a:gs pos="35000">
+            <a:gs pos="50000">
               <a:schemeClr val="phClr">
-                <a:tint val="37000"/>
-                <a:satMod val="300000"/>
+                <a:lumMod val="105000"/>
+                <a:satMod val="103000"/>
+                <a:tint val="73000"/>
               </a:schemeClr>
             </a:gs>
             <a:gs pos="100000">
               <a:schemeClr val="phClr">
-                <a:tint val="15000"/>
-                <a:satMod val="350000"/>
+                <a:lumMod val="105000"/>
+                <a:satMod val="109000"/>
+                <a:tint val="81000"/>
               </a:schemeClr>
             </a:gs>
           </a:gsLst>
-          <a:lin ang="16200000" scaled="1"/>
+          <a:lin ang="5400000" scaled="0"/>
         </a:gradFill>
         <a:gradFill rotWithShape="1">
           <a:gsLst>
             <a:gs pos="0">
               <a:schemeClr val="phClr">
-                <a:tint val="100000"/>
+                <a:satMod val="103000"/>
+                <a:lumMod val="102000"/>
+                <a:tint val="94000"/>
+              </a:schemeClr>
+            </a:gs>
+            <a:gs pos="50000">
+              <a:schemeClr val="phClr">
+                <a:satMod val="110000"/>
+                <a:lumMod val="100000"/>
                 <a:shade val="100000"/>
-                <a:satMod val="130000"/>
               </a:schemeClr>
             </a:gs>
             <a:gs pos="100000">
               <a:schemeClr val="phClr">
-                <a:tint val="50000"/>
-                <a:shade val="100000"/>
-                <a:satMod val="350000"/>
+                <a:lumMod val="99000"/>
+                <a:satMod val="120000"/>
+                <a:shade val="78000"/>
               </a:schemeClr>
             </a:gs>
           </a:gsLst>
-          <a:lin ang="16200000" scaled="0"/>
+          <a:lin ang="5400000" scaled="0"/>
         </a:gradFill>
       </a:fillStyleLst>
       <a:lnStyleLst>
-        <a:ln w="9525" cap="flat" cmpd="sng" algn="ctr">
-          <a:solidFill>
-            <a:schemeClr val="phClr">
-              <a:shade val="95000"/>
-              <a:satMod val="105000"/>
-            </a:schemeClr>
-          </a:solidFill>
-          <a:prstDash val="solid"/>
-        </a:ln>
-        <a:ln w="25400" cap="flat" cmpd="sng" algn="ctr">
+        <a:ln w="6350" cap="flat" cmpd="sng" algn="ctr">
           <a:solidFill>
             <a:schemeClr val="phClr"/>
           </a:solidFill>
           <a:prstDash val="solid"/>
+          <a:miter lim="800000"/>
         </a:ln>
-        <a:ln w="38100" cap="flat" cmpd="sng" algn="ctr">
+        <a:ln w="12700" cap="flat" cmpd="sng" algn="ctr">
           <a:solidFill>
             <a:schemeClr val="phClr"/>
           </a:solidFill>
           <a:prstDash val="solid"/>
+          <a:miter lim="800000"/>
+        </a:ln>
+        <a:ln w="19050" cap="flat" cmpd="sng" algn="ctr">
+          <a:solidFill>
+            <a:schemeClr val="phClr"/>
+          </a:solidFill>
+          <a:prstDash val="solid"/>
+          <a:miter lim="800000"/>
         </a:ln>
       </a:lnStyleLst>
       <a:effectStyleLst>
         <a:effectStyle>
+          <a:effectLst/>
+        </a:effectStyle>
+        <a:effectStyle>
+          <a:effectLst/>
+        </a:effectStyle>
+        <a:effectStyle>
           <a:effectLst>
-            <a:outerShdw blurRad="40000" dist="20000" dir="5400000" rotWithShape="0">
+            <a:outerShdw blurRad="57150" dist="19050" dir="5400000" algn="ctr" rotWithShape="0">
               <a:srgbClr val="000000">
-                <a:alpha val="38000"/>
+                <a:alpha val="63000"/>
               </a:srgbClr>
             </a:outerShdw>
           </a:effectLst>
-        </a:effectStyle>
-        <a:effectStyle>
-          <a:effectLst>
-            <a:outerShdw blurRad="40000" dist="23000" dir="5400000" rotWithShape="0">
-              <a:srgbClr val="000000">
-                <a:alpha val="35000"/>
-              </a:srgbClr>
-            </a:outerShdw>
-          </a:effectLst>
-        </a:effectStyle>
-        <a:effectStyle>
-          <a:effectLst>
-            <a:outerShdw blurRad="40000" dist="23000" dir="5400000" rotWithShape="0">
-              <a:srgbClr val="000000">
-                <a:alpha val="35000"/>
-              </a:srgbClr>
-            </a:outerShdw>
-          </a:effectLst>
-          <a:scene3d>
-            <a:camera prst="orthographicFront">
-              <a:rot lat="0" lon="0" rev="0"/>
-            </a:camera>
-            <a:lightRig rig="threePt" dir="t">
-              <a:rot lat="0" lon="0" rev="1200000"/>
-            </a:lightRig>
-          </a:scene3d>
-          <a:sp3d>
-            <a:bevelT w="63500" h="25400"/>
-          </a:sp3d>
         </a:effectStyle>
       </a:effectStyleLst>
       <a:bgFillStyleLst>
         <a:solidFill>
           <a:schemeClr val="phClr"/>
         </a:solidFill>
+        <a:solidFill>
+          <a:schemeClr val="phClr">
+            <a:tint val="95000"/>
+            <a:satMod val="170000"/>
+          </a:schemeClr>
+        </a:solidFill>
         <a:gradFill rotWithShape="1">
           <a:gsLst>
             <a:gs pos="0">
               <a:schemeClr val="phClr">
-                <a:tint val="40000"/>
-                <a:satMod val="350000"/>
+                <a:tint val="93000"/>
+                <a:satMod val="150000"/>
+                <a:shade val="98000"/>
+                <a:lumMod val="102000"/>
               </a:schemeClr>
             </a:gs>
-            <a:gs pos="40000">
+            <a:gs pos="50000">
               <a:schemeClr val="phClr">
-                <a:tint val="45000"/>
-                <a:shade val="99000"/>
-                <a:satMod val="350000"/>
+                <a:tint val="98000"/>
+                <a:satMod val="130000"/>
+                <a:shade val="90000"/>
+                <a:lumMod val="103000"/>
               </a:schemeClr>
             </a:gs>
             <a:gs pos="100000">
               <a:schemeClr val="phClr">
-                <a:shade val="20000"/>
-                <a:satMod val="255000"/>
+                <a:shade val="63000"/>
+                <a:satMod val="120000"/>
               </a:schemeClr>
             </a:gs>
           </a:gsLst>
-          <a:path path="circle">
-            <a:fillToRect l="50000" t="-80000" r="50000" b="180000"/>
-          </a:path>
-        </a:gradFill>
-        <a:gradFill rotWithShape="1">
-          <a:gsLst>
-            <a:gs pos="0">
-              <a:schemeClr val="phClr">
-                <a:tint val="80000"/>
-                <a:satMod val="300000"/>
-              </a:schemeClr>
-            </a:gs>
-            <a:gs pos="100000">
-              <a:schemeClr val="phClr">
-                <a:shade val="30000"/>
-                <a:satMod val="200000"/>
-              </a:schemeClr>
-            </a:gs>
-          </a:gsLst>
-          <a:path path="circle">
-            <a:fillToRect l="50000" t="50000" r="50000" b="50000"/>
-          </a:path>
+          <a:lin ang="5400000" scaled="0"/>
         </a:gradFill>
       </a:bgFillStyleLst>
     </a:fmtScheme>
   </a:themeElements>
-  <a:objectDefaults>
-    <a:spDef>
-      <a:spPr/>
-      <a:bodyPr/>
-      <a:lstStyle/>
-      <a:style>
-        <a:lnRef idx="1">
-          <a:schemeClr val="accent1"/>
-        </a:lnRef>
-        <a:fillRef idx="3">
-          <a:schemeClr val="accent1"/>
-        </a:fillRef>
-        <a:effectRef idx="2">
-          <a:schemeClr val="accent1"/>
-        </a:effectRef>
-        <a:fontRef idx="minor">
-          <a:schemeClr val="lt1"/>
-        </a:fontRef>
-      </a:style>
-    </a:spDef>
-    <a:lnDef>
-      <a:spPr/>
-      <a:bodyPr/>
-      <a:lstStyle/>
-      <a:style>
-        <a:lnRef idx="2">
-          <a:schemeClr val="accent1"/>
-        </a:lnRef>
-        <a:fillRef idx="0">
-          <a:schemeClr val="accent1"/>
-        </a:fillRef>
-        <a:effectRef idx="1">
-          <a:schemeClr val="accent1"/>
-        </a:effectRef>
-        <a:fontRef idx="minor">
-          <a:schemeClr val="tx1"/>
-        </a:fontRef>
-      </a:style>
-    </a:lnDef>
-  </a:objectDefaults>
+  <a:objectDefaults/>
   <a:extraClrSchemeLst/>
+  <a:extLst>
+    <a:ext uri="{05A4C25C-085E-4340-85A3-A5531E510DB2}">
+      <thm15:themeFamily xmlns:thm15="http://schemas.microsoft.com/office/thememl/2012/main" name="Office Theme" id="{2E142A2C-CD16-42D6-873A-C26D2A0506FA}" vid="{1BDDFF52-6CD6-40A5-AB3C-68EB2F1E4D0A}"/>
+    </a:ext>
+  </a:extLst>
 </a:theme>
 </file>
--- a/docs/notes/emerg.docx
+++ b/docs/notes/emerg.docx
@@ -233,7 +233,7 @@
         <w:pStyle w:val="Compact"/>
         <w:numPr>
           <w:ilvl w:val="0"/>
-          <w:numId w:val="1003"/>
+          <w:numId w:val="1004"/>
         </w:numPr>
       </w:pPr>
       <w:r>
@@ -245,7 +245,7 @@
         <w:pStyle w:val="Compact"/>
         <w:numPr>
           <w:ilvl w:val="0"/>
-          <w:numId w:val="1003"/>
+          <w:numId w:val="1004"/>
         </w:numPr>
       </w:pPr>
       <w:r>
@@ -257,7 +257,7 @@
         <w:pStyle w:val="Compact"/>
         <w:numPr>
           <w:ilvl w:val="0"/>
-          <w:numId w:val="1003"/>
+          <w:numId w:val="1004"/>
         </w:numPr>
       </w:pPr>
       <w:r>
@@ -395,7 +395,7 @@
       <w:pPr>
         <w:numPr>
           <w:ilvl w:val="0"/>
-          <w:numId w:val="1005"/>
+          <w:numId w:val="1006"/>
         </w:numPr>
       </w:pPr>
       <w:r>
@@ -596,7 +596,7 @@
         <w:pStyle w:val="Compact"/>
         <w:numPr>
           <w:ilvl w:val="0"/>
-          <w:numId w:val="1008"/>
+          <w:numId w:val="1010"/>
         </w:numPr>
       </w:pPr>
       <w:r>
@@ -608,7 +608,7 @@
         <w:pStyle w:val="Compact"/>
         <w:numPr>
           <w:ilvl w:val="0"/>
-          <w:numId w:val="1008"/>
+          <w:numId w:val="1010"/>
         </w:numPr>
       </w:pPr>
       <w:r>
@@ -671,7 +671,7 @@
         <w:pStyle w:val="Compact"/>
         <w:numPr>
           <w:ilvl w:val="0"/>
-          <w:numId w:val="1008"/>
+          <w:numId w:val="1012"/>
         </w:numPr>
       </w:pPr>
       <w:r>
@@ -1965,7 +1965,7 @@
         <w:pStyle w:val="FirstParagraph"/>
       </w:pPr>
       <w:r>
-        <w:t xml:space="preserve">Last updated: 2025-08-06 19:25:58.581057</w:t>
+        <w:t xml:space="preserve">Last updated: 2025-08-21 15:01:54.31805</w:t>
       </w:r>
     </w:p>
     <w:bookmarkEnd w:id="75"/>

--- a/docs/notes/emerg.docx
+++ b/docs/notes/emerg.docx
@@ -15,10 +15,10 @@
         <w:pStyle w:val="Date"/>
       </w:pPr>
       <w:r>
-        <w:t xml:space="preserve">30 Nov 2023</w:t>
-      </w:r>
-    </w:p>
-    <w:bookmarkStart w:id="23" w:name="emerging-and-re-emerging-disease"/>
+        <w:t xml:space="preserve">24 Nov 2025</w:t>
+      </w:r>
+    </w:p>
+    <w:bookmarkStart w:id="20" w:name="emerging-and-re-emerging-disease"/>
     <w:p>
       <w:pPr>
         <w:pStyle w:val="Heading2"/>
@@ -30,24 +30,1070 @@
     <w:p>
       <w:pPr>
         <w:pStyle w:val="FirstParagraph"/>
+      </w:pPr>
+      <w:r>
+        <w:t xml:space="preserve">Basically, anything we’re worried about</w:t>
+      </w:r>
+    </w:p>
+    <w:p>
+      <w:pPr>
+        <w:numPr>
+          <w:ilvl w:val="0"/>
+          <w:numId w:val="1001"/>
+        </w:numPr>
+      </w:pPr>
+      <w:r>
+        <w:rPr>
+          <w:b/>
+          <w:bCs/>
+        </w:rPr>
+        <w:t xml:space="preserve">emerging</w:t>
+      </w:r>
+      <w:r>
+        <w:t xml:space="preserve">: new to a host: most often (in humans) via</w:t>
+      </w:r>
+      <w:r>
+        <w:t xml:space="preserve"> </w:t>
+      </w:r>
+      <w:r>
+        <w:rPr>
+          <w:i/>
+          <w:iCs/>
+        </w:rPr>
+        <w:t xml:space="preserve">zoonotic spillover</w:t>
+      </w:r>
+      <w:r>
+        <w:t xml:space="preserve">, but could be an existing disease that is expanding its range/becoming more infectious, virulent, whatever</w:t>
+      </w:r>
+    </w:p>
+    <w:p>
+      <w:pPr>
+        <w:numPr>
+          <w:ilvl w:val="0"/>
+          <w:numId w:val="1001"/>
+        </w:numPr>
+      </w:pPr>
+      <w:r>
+        <w:rPr>
+          <w:i/>
+          <w:iCs/>
+        </w:rPr>
+        <w:t xml:space="preserve">re-emerging</w:t>
+      </w:r>
+      <w:r>
+        <w:t xml:space="preserve">: a parasite that was previously thought to be controlled, but is of renewed concern. Due to socioeconomic change, landscape change, climate change, evolution of antibiotic/antiviral resistance, etc.)</w:t>
+      </w:r>
+    </w:p>
+    <w:p>
+      <w:pPr>
+        <w:numPr>
+          <w:ilvl w:val="0"/>
+          <w:numId w:val="1001"/>
+        </w:numPr>
+      </w:pPr>
+      <w:r>
+        <w:rPr>
+          <w:b/>
+          <w:bCs/>
+        </w:rPr>
+        <w:t xml:space="preserve">encounter filter</w:t>
+      </w:r>
+      <w:r>
+        <w:t xml:space="preserve">: changing patterns of reservoir host/vector distribution (due to climate/landscape change), human contact, …</w:t>
+      </w:r>
+    </w:p>
+    <w:p>
+      <w:pPr>
+        <w:numPr>
+          <w:ilvl w:val="0"/>
+          <w:numId w:val="1001"/>
+        </w:numPr>
+      </w:pPr>
+      <w:r>
+        <w:rPr>
+          <w:b/>
+          <w:bCs/>
+        </w:rPr>
+        <w:t xml:space="preserve">compatibility filter</w:t>
+      </w:r>
+      <w:r>
+        <w:t xml:space="preserve">: changes via mutation, recombination, selection for resistance, …</w:t>
+      </w:r>
+    </w:p>
+    <w:p>
+      <w:pPr>
+        <w:numPr>
+          <w:ilvl w:val="0"/>
+          <w:numId w:val="1001"/>
+        </w:numPr>
+      </w:pPr>
+      <w:r>
+        <w:rPr>
+          <w:b/>
+          <w:bCs/>
+        </w:rPr>
+        <w:t xml:space="preserve">disease triangle</w:t>
+      </w:r>
+      <w:r>
+        <w:t xml:space="preserve"> </w:t>
+      </w:r>
+      <w:r>
+        <w:t xml:space="preserve">(from plant pathology): need co-occurring host, pathogen, environment (for transmission: also consider virulence, treatment resistance …)</w:t>
+      </w:r>
+    </w:p>
+    <w:p>
+      <w:pPr>
+        <w:numPr>
+          <w:ilvl w:val="0"/>
+          <w:numId w:val="1001"/>
+        </w:numPr>
+      </w:pPr>
+      <w:r>
+        <w:t xml:space="preserve">Local change &gt; global change</w:t>
+      </w:r>
+    </w:p>
+    <w:p>
+      <w:pPr>
+        <w:numPr>
+          <w:ilvl w:val="0"/>
+          <w:numId w:val="1001"/>
+        </w:numPr>
+      </w:pPr>
+      <w:r>
+        <w:t xml:space="preserve">Parasites may get better, or worse, or different due to changes …</w:t>
+      </w:r>
+    </w:p>
+    <w:bookmarkEnd w:id="20"/>
+    <w:bookmarkStart w:id="21" w:name="malaria-in-north-america"/>
+    <w:p>
+      <w:pPr>
+        <w:pStyle w:val="Heading2"/>
+      </w:pPr>
+      <w:r>
+        <w:t xml:space="preserve">Malaria in North America</w:t>
+      </w:r>
+    </w:p>
+    <w:p>
+      <w:pPr>
+        <w:pStyle w:val="Compact"/>
+        <w:numPr>
+          <w:ilvl w:val="0"/>
+          <w:numId w:val="1002"/>
+        </w:numPr>
+      </w:pPr>
+      <w:r>
+        <w:t xml:space="preserve">established by immigration of enslaved people from west Africa</w:t>
+      </w:r>
+    </w:p>
+    <w:p>
+      <w:pPr>
+        <w:pStyle w:val="Compact"/>
+        <w:numPr>
+          <w:ilvl w:val="0"/>
+          <w:numId w:val="1002"/>
+        </w:numPr>
+      </w:pPr>
+      <w:r>
+        <w:t xml:space="preserve">landscape change (agricultural clearance/hydrological changes)</w:t>
+      </w:r>
+    </w:p>
+    <w:p>
+      <w:pPr>
+        <w:pStyle w:val="Compact"/>
+        <w:numPr>
+          <w:ilvl w:val="0"/>
+          <w:numId w:val="1002"/>
+        </w:numPr>
+      </w:pPr>
+      <w:r>
+        <w:t xml:space="preserve">well established by 1850s except in northern/high-altitude/arid places</w:t>
+      </w:r>
+    </w:p>
+    <w:p>
+      <w:pPr>
+        <w:pStyle w:val="Compact"/>
+        <w:numPr>
+          <w:ilvl w:val="0"/>
+          <w:numId w:val="1002"/>
+        </w:numPr>
+      </w:pPr>
+      <w:r>
+        <w:t xml:space="preserve">poorly diagnosed, haphazardly treated</w:t>
+      </w:r>
+    </w:p>
+    <w:p>
+      <w:pPr>
+        <w:pStyle w:val="Compact"/>
+        <w:numPr>
+          <w:ilvl w:val="0"/>
+          <w:numId w:val="1002"/>
+        </w:numPr>
+      </w:pPr>
+      <w:r>
+        <w:t xml:space="preserve">decline due to drainage 1900-1920</w:t>
+      </w:r>
+    </w:p>
+    <w:p>
+      <w:pPr>
+        <w:pStyle w:val="Compact"/>
+        <w:numPr>
+          <w:ilvl w:val="0"/>
+          <w:numId w:val="1002"/>
+        </w:numPr>
+      </w:pPr>
+      <w:r>
+        <w:t xml:space="preserve">5000 deaths/year (1930s) -&gt; &lt;10 (1950s)</w:t>
+      </w:r>
+    </w:p>
+    <w:p>
+      <w:pPr>
+        <w:pStyle w:val="Compact"/>
+        <w:numPr>
+          <w:ilvl w:val="0"/>
+          <w:numId w:val="1002"/>
+        </w:numPr>
+      </w:pPr>
+      <w:r>
+        <w:t xml:space="preserve">improvements in nutrition, medical care, housing, insecticides</w:t>
+      </w:r>
+    </w:p>
+    <w:p>
+      <w:pPr>
+        <w:pStyle w:val="BlockText"/>
+      </w:pPr>
+      <w:r>
+        <w:t xml:space="preserve">We now know that anopheline mosquito breeding throughout the country was sufficiently low so that it was difficult for overseas malaria to become established inside the country, and that the prognostication of a wide spread development of overseas malaria in the American anophelines was based on a failure to consider the very great reduction in mosquito breeding which had occurred since 1931.</w:t>
+      </w:r>
+    </w:p>
+    <w:p>
+      <w:pPr>
+        <w:pStyle w:val="FirstParagraph"/>
+      </w:pPr>
+      <w:r>
+        <w:t xml:space="preserve">Faust (1951)</w:t>
+      </w:r>
+    </w:p>
+    <w:p>
+      <w:pPr>
+        <w:pStyle w:val="BodyText"/>
+      </w:pPr>
+      <m:oMath>
+        <m:sSub>
+          <m:e>
+            <m:r>
+              <m:t>R</m:t>
+            </m:r>
+          </m:e>
+          <m:sub>
+            <m:r>
+              <m:t>0</m:t>
+            </m:r>
+          </m:sub>
+        </m:sSub>
+      </m:oMath>
+      <w:r>
+        <w:t xml:space="preserve"> </w:t>
+      </w:r>
+      <w:r>
+        <w:t xml:space="preserve">for vector borne diseases = (</w:t>
+      </w:r>
+      <m:oMath>
+        <m:sSub>
+          <m:e>
+            <m:r>
+              <m:t>R</m:t>
+            </m:r>
+          </m:e>
+          <m:sub>
+            <m:r>
+              <m:t>0</m:t>
+            </m:r>
+          </m:sub>
+        </m:sSub>
+      </m:oMath>
+      <w:r>
+        <w:t xml:space="preserve"> </w:t>
+      </w:r>
+      <w:r>
+        <w:t xml:space="preserve">vector-to-host</w:t>
+      </w:r>
+      <w:r>
+        <w:t xml:space="preserve"> </w:t>
+      </w:r>
+      <m:oMath>
+        <m:r>
+          <m:rPr>
+            <m:sty m:val="p"/>
+          </m:rPr>
+          <m:t>×</m:t>
+        </m:r>
+      </m:oMath>
+      <w:r>
+        <w:t xml:space="preserve"> </w:t>
+      </w:r>
+      <m:oMath>
+        <m:sSub>
+          <m:e>
+            <m:r>
+              <m:t>R</m:t>
+            </m:r>
+          </m:e>
+          <m:sub>
+            <m:r>
+              <m:t>0</m:t>
+            </m:r>
+          </m:sub>
+        </m:sSub>
+      </m:oMath>
+      <w:r>
+        <w:t xml:space="preserve"> </w:t>
+      </w:r>
+      <w:r>
+        <w:t xml:space="preserve">host-to-vector): proportional to mosquito-to-human ratio (but preventing bites reduces both components)</w:t>
+      </w:r>
+    </w:p>
+    <w:bookmarkEnd w:id="21"/>
+    <w:bookmarkStart w:id="22" w:name="malaria-changes"/>
+    <w:p>
+      <w:pPr>
+        <w:pStyle w:val="Heading2"/>
+      </w:pPr>
+      <w:r>
+        <w:t xml:space="preserve">Malaria changes</w:t>
+      </w:r>
+    </w:p>
+    <w:p>
+      <w:pPr>
+        <w:pStyle w:val="FirstParagraph"/>
+      </w:pPr>
+      <w:r>
+        <w:t xml:space="preserve">Often driven by</w:t>
+      </w:r>
+      <w:r>
+        <w:t xml:space="preserve"> </w:t>
+      </w:r>
+      <w:r>
+        <w:rPr>
+          <w:b/>
+          <w:bCs/>
+        </w:rPr>
+        <w:t xml:space="preserve">local</w:t>
+      </w:r>
+      <w:r>
+        <w:t xml:space="preserve"> </w:t>
+      </w:r>
+      <w:r>
+        <w:t xml:space="preserve">landscape change:</w:t>
+      </w:r>
+    </w:p>
+    <w:p>
+      <w:pPr>
+        <w:pStyle w:val="Compact"/>
+        <w:numPr>
+          <w:ilvl w:val="0"/>
+          <w:numId w:val="1003"/>
+        </w:numPr>
+      </w:pPr>
+      <w:r>
+        <w:t xml:space="preserve">Combinations of hydrological cycle, temperature, predators: e.g. brick-making pits in western Kenya</w:t>
+      </w:r>
+      <w:r>
+        <w:t xml:space="preserve"> </w:t>
+      </w:r>
+      <w:r>
+        <w:t xml:space="preserve">(J. C. Carlson et al., 2004)</w:t>
+      </w:r>
+    </w:p>
+    <w:p>
+      <w:pPr>
+        <w:pStyle w:val="Compact"/>
+        <w:numPr>
+          <w:ilvl w:val="0"/>
+          <w:numId w:val="1003"/>
+        </w:numPr>
+      </w:pPr>
+      <w:r>
+        <w:t xml:space="preserve">MacDonald &amp; Mordecai (2019)</w:t>
+      </w:r>
+      <w:r>
+        <w:t xml:space="preserve">: deforestation increases malaria, but malaria decreases deforestation (statistical model, we don’t know the mechanism: ecological change, increased human-vector contact?)</w:t>
+      </w:r>
+    </w:p>
+    <w:bookmarkEnd w:id="22"/>
+    <w:bookmarkStart w:id="23" w:name="X0dff1898ffd24d1e1029d72b0aecb70f980a662"/>
+    <w:p>
+      <w:pPr>
+        <w:pStyle w:val="Heading2"/>
+      </w:pPr>
+      <w:r>
+        <w:t xml:space="preserve">Mosquito-borne diseases in</w:t>
+      </w:r>
+      <w:r>
+        <w:t xml:space="preserve"> </w:t>
+      </w:r>
+      <w:r>
+        <w:t xml:space="preserve">‘temperate’</w:t>
+      </w:r>
+      <w:r>
+        <w:t xml:space="preserve"> </w:t>
+      </w:r>
+      <w:r>
+        <w:t xml:space="preserve">countries</w:t>
+      </w:r>
+    </w:p>
+    <w:p>
+      <w:pPr>
+        <w:pStyle w:val="Compact"/>
+        <w:numPr>
+          <w:ilvl w:val="0"/>
+          <w:numId w:val="1004"/>
+        </w:numPr>
+      </w:pPr>
+      <w:r>
+        <w:t xml:space="preserve">‘autochthonous’</w:t>
+      </w:r>
+      <w:r>
+        <w:t xml:space="preserve">/</w:t>
+      </w:r>
+      <w:r>
+        <w:t xml:space="preserve">‘local transmission events’</w:t>
+      </w:r>
+    </w:p>
+    <w:p>
+      <w:pPr>
+        <w:pStyle w:val="Compact"/>
+        <w:numPr>
+          <w:ilvl w:val="0"/>
+          <w:numId w:val="1004"/>
+        </w:numPr>
+      </w:pPr>
+      <w:r>
+        <w:t xml:space="preserve">doesn’t mean</w:t>
+      </w:r>
+      <w:r>
+        <w:t xml:space="preserve"> </w:t>
+      </w:r>
+      <m:oMath>
+        <m:sSub>
+          <m:e>
+            <m:r>
+              <m:t>R</m:t>
+            </m:r>
+          </m:e>
+          <m:sub>
+            <m:r>
+              <m:t>0</m:t>
+            </m:r>
+          </m:sub>
+        </m:sSub>
+        <m:r>
+          <m:rPr>
+            <m:sty m:val="p"/>
+          </m:rPr>
+          <m:t>&gt;</m:t>
+        </m:r>
+        <m:r>
+          <m:t>1</m:t>
+        </m:r>
+      </m:oMath>
+      <w:r>
+        <w:t xml:space="preserve">, but does mean</w:t>
+      </w:r>
+      <w:r>
+        <w:t xml:space="preserve"> </w:t>
+      </w:r>
+      <m:oMath>
+        <m:sSub>
+          <m:e>
+            <m:r>
+              <m:t>R</m:t>
+            </m:r>
+          </m:e>
+          <m:sub>
+            <m:r>
+              <m:t>0</m:t>
+            </m:r>
+          </m:sub>
+        </m:sSub>
+        <m:r>
+          <m:rPr>
+            <m:sty m:val="p"/>
+          </m:rPr>
+          <m:t>&gt;</m:t>
+        </m:r>
+        <m:r>
+          <m:t>0</m:t>
+        </m:r>
+      </m:oMath>
+      <w:r>
+        <w:t xml:space="preserve"> </w:t>
+      </w:r>
+      <w:r>
+        <w:t xml:space="preserve">…</w:t>
+      </w:r>
+    </w:p>
+    <w:p>
+      <w:pPr>
+        <w:pStyle w:val="Compact"/>
+        <w:numPr>
+          <w:ilvl w:val="0"/>
+          <w:numId w:val="1004"/>
+        </w:numPr>
+      </w:pPr>
+      <w:r>
+        <w:t xml:space="preserve">local transmission of:</w:t>
+      </w:r>
+    </w:p>
+    <w:p>
+      <w:pPr>
+        <w:pStyle w:val="Compact"/>
+        <w:numPr>
+          <w:ilvl w:val="1"/>
+          <w:numId w:val="1005"/>
+        </w:numPr>
+      </w:pPr>
+      <w:r>
+        <w:t xml:space="preserve">chikungunya (</w:t>
+      </w:r>
+      <w:r>
+        <w:rPr>
+          <w:i/>
+          <w:iCs/>
+        </w:rPr>
+        <w:t xml:space="preserve">Aedes albopictus</w:t>
+      </w:r>
+      <w:r>
+        <w:t xml:space="preserve">,</w:t>
+      </w:r>
+      <w:r>
+        <w:t xml:space="preserve"> </w:t>
+      </w:r>
+      <w:r>
+        <w:rPr>
+          <w:i/>
+          <w:iCs/>
+        </w:rPr>
+        <w:t xml:space="preserve">A. aegypti</w:t>
+      </w:r>
+      <w:r>
+        <w:t xml:space="preserve">: Europe, North America) [New York state, 2025]</w:t>
+      </w:r>
+      <w:r>
+        <w:t xml:space="preserve"> </w:t>
+      </w:r>
+      <w:r>
+        <w:t xml:space="preserve">(Disease Control, 2025; Health, 2025)</w:t>
+      </w:r>
+    </w:p>
+    <w:p>
+      <w:pPr>
+        <w:pStyle w:val="Compact"/>
+        <w:numPr>
+          <w:ilvl w:val="1"/>
+          <w:numId w:val="1005"/>
+        </w:numPr>
+      </w:pPr>
+      <w:r>
+        <w:t xml:space="preserve">Zika (Florida, Texas) (</w:t>
+      </w:r>
+      <w:r>
+        <w:rPr>
+          <w:i/>
+          <w:iCs/>
+        </w:rPr>
+        <w:t xml:space="preserve">Aedes</w:t>
+      </w:r>
+      <w:r>
+        <w:t xml:space="preserve">)</w:t>
+      </w:r>
+    </w:p>
+    <w:p>
+      <w:pPr>
+        <w:pStyle w:val="Compact"/>
+        <w:numPr>
+          <w:ilvl w:val="1"/>
+          <w:numId w:val="1005"/>
+        </w:numPr>
+      </w:pPr>
+      <w:r>
+        <w:t xml:space="preserve">dengue (Argentina, California, Florida, Texas</w:t>
+      </w:r>
+      <w:r>
+        <w:t xml:space="preserve"> </w:t>
+      </w:r>
+      <w:r>
+        <w:t xml:space="preserve">(Barrenechea et al., 2025; Centers for Disease Control, 2025)</w:t>
+      </w:r>
+      <w:r>
+        <w:t xml:space="preserve">) (</w:t>
+      </w:r>
+      <w:r>
+        <w:rPr>
+          <w:i/>
+          <w:iCs/>
+        </w:rPr>
+        <w:t xml:space="preserve">Aedes</w:t>
+      </w:r>
+      <w:r>
+        <w:t xml:space="preserve">)</w:t>
+      </w:r>
+    </w:p>
+    <w:p>
+      <w:pPr>
+        <w:pStyle w:val="Compact"/>
+        <w:numPr>
+          <w:ilvl w:val="1"/>
+          <w:numId w:val="1005"/>
+        </w:numPr>
+      </w:pPr>
+      <w:r>
+        <w:t xml:space="preserve">malaria</w:t>
+      </w:r>
+      <w:r>
+        <w:t xml:space="preserve"> </w:t>
+      </w:r>
+      <w:r>
+        <w:t xml:space="preserve">(DeVita et al., 2025)</w:t>
+      </w:r>
+      <w:r>
+        <w:t xml:space="preserve"> </w:t>
+      </w:r>
+      <w:r>
+        <w:t xml:space="preserve">(</w:t>
+      </w:r>
+      <w:r>
+        <w:rPr>
+          <w:i/>
+          <w:iCs/>
+        </w:rPr>
+        <w:t xml:space="preserve">Anopheles</w:t>
+      </w:r>
+      <w:r>
+        <w:t xml:space="preserve"> </w:t>
+      </w:r>
+      <w:r>
+        <w:t xml:space="preserve">mosquito spp)</w:t>
+      </w:r>
+    </w:p>
+    <w:bookmarkEnd w:id="23"/>
+    <w:bookmarkStart w:id="24" w:name="candida-auris"/>
+    <w:p>
+      <w:pPr>
+        <w:pStyle w:val="Heading2"/>
+      </w:pPr>
+      <w:r>
+        <w:rPr>
+          <w:i/>
+          <w:iCs/>
+        </w:rPr>
+        <w:t xml:space="preserve">Candida auris</w:t>
+      </w:r>
+    </w:p>
+    <w:p>
+      <w:pPr>
+        <w:pStyle w:val="Compact"/>
+        <w:numPr>
+          <w:ilvl w:val="0"/>
+          <w:numId w:val="1006"/>
+        </w:numPr>
+      </w:pPr>
+      <w:r>
+        <w:t xml:space="preserve">Casadevall et al. (2019)</w:t>
+      </w:r>
+      <w:r>
+        <w:t xml:space="preserve">;</w:t>
+      </w:r>
+      <w:r>
+        <w:t xml:space="preserve"> </w:t>
+      </w:r>
+      <w:r>
+        <w:t xml:space="preserve">Casadevall et al. (2021)</w:t>
+      </w:r>
+      <w:r>
+        <w:t xml:space="preserve">;</w:t>
+      </w:r>
+      <w:r>
+        <w:t xml:space="preserve"> </w:t>
+      </w:r>
+      <w:r>
+        <w:t xml:space="preserve">De Gaetano et al. (2024)</w:t>
+      </w:r>
+    </w:p>
+    <w:p>
+      <w:pPr>
+        <w:pStyle w:val="Compact"/>
+        <w:numPr>
+          <w:ilvl w:val="0"/>
+          <w:numId w:val="1006"/>
+        </w:numPr>
+      </w:pPr>
+      <w:r>
+        <w:t xml:space="preserve">newly emerging fungal pathogen (first isolated 2009)</w:t>
+      </w:r>
+    </w:p>
+    <w:p>
+      <w:pPr>
+        <w:pStyle w:val="Compact"/>
+        <w:numPr>
+          <w:ilvl w:val="0"/>
+          <w:numId w:val="1006"/>
+        </w:numPr>
+      </w:pPr>
+      <w:r>
+        <w:t xml:space="preserve">not found in fungal collections before 1996</w:t>
+      </w:r>
+    </w:p>
+    <w:p>
+      <w:pPr>
+        <w:pStyle w:val="Compact"/>
+        <w:numPr>
+          <w:ilvl w:val="0"/>
+          <w:numId w:val="1006"/>
+        </w:numPr>
+      </w:pPr>
+      <w:r>
+        <w:t xml:space="preserve">molecular clocks: disease-causing clades MRCA ~ 37 years ago</w:t>
+      </w:r>
+    </w:p>
+    <w:p>
+      <w:pPr>
+        <w:pStyle w:val="Compact"/>
+        <w:numPr>
+          <w:ilvl w:val="0"/>
+          <w:numId w:val="1006"/>
+        </w:numPr>
+      </w:pPr>
+      <w:r>
+        <w:t xml:space="preserve">multidrug resistant</w:t>
+      </w:r>
+    </w:p>
+    <w:p>
+      <w:pPr>
+        <w:pStyle w:val="Compact"/>
+        <w:numPr>
+          <w:ilvl w:val="0"/>
+          <w:numId w:val="1006"/>
+        </w:numPr>
+      </w:pPr>
+      <w:r>
+        <w:t xml:space="preserve">heat-tolerant (up to 42°, more than nearest relatives - fever-tolerant?)</w:t>
+      </w:r>
+    </w:p>
+    <w:p>
+      <w:pPr>
+        <w:pStyle w:val="Compact"/>
+        <w:numPr>
+          <w:ilvl w:val="0"/>
+          <w:numId w:val="1006"/>
+        </w:numPr>
+      </w:pPr>
+      <w:r>
+        <w:t xml:space="preserve">newly virulent? newly resistant? newly heat-tolerant?</w:t>
+      </w:r>
+    </w:p>
+    <w:bookmarkEnd w:id="24"/>
+    <w:bookmarkStart w:id="28" w:name="batrachochytrium-dendrobatidis"/>
+    <w:p>
+      <w:pPr>
+        <w:pStyle w:val="Heading2"/>
+      </w:pPr>
+      <w:r>
+        <w:rPr>
+          <w:i/>
+          <w:iCs/>
+        </w:rPr>
+        <w:t xml:space="preserve">Batrachochytrium dendrobatidis</w:t>
+      </w:r>
+    </w:p>
+    <w:p>
+      <w:pPr>
+        <w:pStyle w:val="Compact"/>
+        <w:numPr>
+          <w:ilvl w:val="0"/>
+          <w:numId w:val="1007"/>
+        </w:numPr>
+      </w:pPr>
+      <w:r>
+        <w:t xml:space="preserve">fungal pathogen</w:t>
+      </w:r>
+    </w:p>
+    <w:p>
+      <w:pPr>
+        <w:pStyle w:val="Compact"/>
+        <w:numPr>
+          <w:ilvl w:val="1"/>
+          <w:numId w:val="1008"/>
+        </w:numPr>
+      </w:pPr>
+      <w:r>
+        <w:t xml:space="preserve">most other chytrids are saprophytes, plant pathogens</w:t>
+      </w:r>
+    </w:p>
+    <w:p>
+      <w:pPr>
+        <w:pStyle w:val="Compact"/>
+        <w:numPr>
+          <w:ilvl w:val="1"/>
+          <w:numId w:val="1008"/>
+        </w:numPr>
+      </w:pPr>
+      <w:r>
+        <w:rPr>
+          <w:i/>
+          <w:iCs/>
+        </w:rPr>
+        <w:t xml:space="preserve">B. salamandrivorans</w:t>
+      </w:r>
+      <w:r>
+        <w:t xml:space="preserve">: salamander pathogen (more restricted)</w:t>
+      </w:r>
+    </w:p>
+    <w:p>
+      <w:pPr>
+        <w:pStyle w:val="Compact"/>
+        <w:numPr>
+          <w:ilvl w:val="0"/>
+          <w:numId w:val="1007"/>
+        </w:numPr>
+      </w:pPr>
+      <w:r>
+        <w:t xml:space="preserve">first discoved in poison dart frogs</w:t>
+      </w:r>
+    </w:p>
+    <w:p>
+      <w:pPr>
+        <w:pStyle w:val="Compact"/>
+        <w:numPr>
+          <w:ilvl w:val="0"/>
+          <w:numId w:val="1007"/>
+        </w:numPr>
+      </w:pPr>
+      <w:r>
+        <w:t xml:space="preserve">caused die-offs in E Australia, Central America, Colorado, California …</w:t>
+      </w:r>
+    </w:p>
+    <w:p>
+      <w:pPr>
+        <w:pStyle w:val="Compact"/>
+        <w:numPr>
+          <w:ilvl w:val="0"/>
+          <w:numId w:val="1007"/>
+        </w:numPr>
+      </w:pPr>
+      <w:r>
+        <w:t xml:space="preserve">association with high altitude?</w:t>
+      </w:r>
+    </w:p>
+    <w:p>
+      <w:pPr>
+        <w:pStyle w:val="FirstParagraph"/>
+      </w:pPr>
+      <w:r>
+        <w:t xml:space="preserve">Very confusing …</w:t>
+      </w:r>
+    </w:p>
+    <w:p>
+      <w:pPr>
+        <w:numPr>
+          <w:ilvl w:val="0"/>
+          <w:numId w:val="1009"/>
+        </w:numPr>
+      </w:pPr>
+      <w:r>
+        <w:t xml:space="preserve">declines occurred in pristine areas (probably not anthropogenic?)</w:t>
+      </w:r>
+    </w:p>
+    <w:p>
+      <w:pPr>
+        <w:numPr>
+          <w:ilvl w:val="0"/>
+          <w:numId w:val="1009"/>
+        </w:numPr>
+      </w:pPr>
+      <w:r>
+        <w:t xml:space="preserve">some species decline in the absence of Bd</w:t>
+      </w:r>
+    </w:p>
+    <w:p>
+      <w:pPr>
+        <w:numPr>
+          <w:ilvl w:val="0"/>
+          <w:numId w:val="1009"/>
+        </w:numPr>
+      </w:pPr>
+      <w:r>
+        <w:t xml:space="preserve">some species stable in the presence of Bd</w:t>
+      </w:r>
+    </w:p>
+    <w:p>
+      <w:pPr>
+        <w:numPr>
+          <w:ilvl w:val="0"/>
+          <w:numId w:val="1009"/>
+        </w:numPr>
+      </w:pPr>
+      <w:r>
+        <w:rPr>
+          <w:b/>
+          <w:bCs/>
+        </w:rPr>
+        <w:t xml:space="preserve">tipping point hypothesis</w:t>
+      </w:r>
+      <w:r>
+        <w:t xml:space="preserve">: in populations all the time, but something happened to increase virulence/reduce tolerance or resistance (</w:t>
+      </w:r>
+      <m:oMath>
+        <m:r>
+          <m:rPr>
+            <m:sty m:val="p"/>
+          </m:rPr>
+          <m:t>≈</m:t>
+        </m:r>
+      </m:oMath>
+      <w:r>
+        <w:t xml:space="preserve"> </w:t>
+      </w:r>
+      <w:r>
+        <w:t xml:space="preserve">compatibility filter)</w:t>
+      </w:r>
+    </w:p>
+    <w:p>
+      <w:pPr>
+        <w:pStyle w:val="Compact"/>
+        <w:numPr>
+          <w:ilvl w:val="1"/>
+          <w:numId w:val="1010"/>
+        </w:numPr>
+      </w:pPr>
+      <w:r>
+        <w:t xml:space="preserve">climate change/El Niño ?</w:t>
+      </w:r>
+    </w:p>
+    <w:p>
+      <w:pPr>
+        <w:pStyle w:val="Compact"/>
+        <w:numPr>
+          <w:ilvl w:val="1"/>
+          <w:numId w:val="1010"/>
+        </w:numPr>
+      </w:pPr>
+      <w:r>
+        <w:t xml:space="preserve">ultraviolet radiation?</w:t>
+      </w:r>
+    </w:p>
+    <w:p>
+      <w:pPr>
+        <w:pStyle w:val="Compact"/>
+        <w:numPr>
+          <w:ilvl w:val="1"/>
+          <w:numId w:val="1010"/>
+        </w:numPr>
+      </w:pPr>
+      <w:r>
+        <w:t xml:space="preserve">pesticides?</w:t>
+      </w:r>
+    </w:p>
+    <w:p>
+      <w:pPr>
+        <w:pStyle w:val="Compact"/>
+        <w:numPr>
+          <w:ilvl w:val="1"/>
+          <w:numId w:val="1010"/>
+        </w:numPr>
+      </w:pPr>
+      <w:r>
+        <w:t xml:space="preserve">combination (species × temperature × U/V × pesticide × …)?</w:t>
+      </w:r>
+      <w:r>
+        <w:t xml:space="preserve"> </w:t>
+      </w:r>
+      <w:r>
+        <w:t xml:space="preserve">(Pounds et al., 2006; Rohr et al., 2008; Rohr &amp; Raffel, 2010)</w:t>
+      </w:r>
+    </w:p>
+    <w:p>
+      <w:pPr>
+        <w:numPr>
+          <w:ilvl w:val="0"/>
+          <w:numId w:val="1009"/>
+        </w:numPr>
+      </w:pPr>
+      <w:r>
+        <w:rPr>
+          <w:b/>
+          <w:bCs/>
+        </w:rPr>
+        <w:t xml:space="preserve">novel pathogen hypothesis</w:t>
+      </w:r>
+      <w:r>
+        <w:t xml:space="preserve">: mutation/speciation + dispersal</w:t>
+      </w:r>
+    </w:p>
+    <w:p>
+      <w:pPr>
+        <w:pStyle w:val="Compact"/>
+        <w:numPr>
+          <w:ilvl w:val="1"/>
+          <w:numId w:val="1011"/>
+        </w:numPr>
+      </w:pPr>
+      <w:r>
+        <w:t xml:space="preserve">detection in historical specimens: CA/bullfrog, Brazil …</w:t>
+      </w:r>
+    </w:p>
+    <w:p>
+      <w:pPr>
+        <w:pStyle w:val="Compact"/>
+        <w:numPr>
+          <w:ilvl w:val="1"/>
+          <w:numId w:val="1011"/>
+        </w:numPr>
+      </w:pPr>
+      <w:r>
+        <w:t xml:space="preserve">genomics (challenging!)</w:t>
+      </w:r>
+    </w:p>
+    <w:p>
+      <w:pPr>
+        <w:pStyle w:val="Compact"/>
+        <w:numPr>
+          <w:ilvl w:val="1"/>
+          <w:numId w:val="1011"/>
+        </w:numPr>
+      </w:pPr>
+      <w:r>
+        <w:t xml:space="preserve">Asian sampling</w:t>
+      </w:r>
+    </w:p>
+    <w:p>
+      <w:pPr>
+        <w:pStyle w:val="FirstParagraph"/>
+      </w:pPr>
+      <w:r>
+        <w:t xml:space="preserve">Fisher &amp; Garner (2020)</w:t>
+      </w:r>
+    </w:p>
+    <w:p>
+      <w:pPr>
+        <w:pStyle w:val="BodyText"/>
       </w:pPr>
       <w:r>
         <w:drawing>
           <wp:inline>
             <wp:extent cx="5334000" cy="4579462"/>
             <wp:effectExtent b="0" l="0" r="0" t="0"/>
-            <wp:docPr descr="" title="" id="21" name="Picture"/>
+            <wp:docPr descr="" title="" id="26" name="Picture"/>
             <a:graphic>
               <a:graphicData uri="http://schemas.openxmlformats.org/drawingml/2006/picture">
                 <pic:pic>
                   <pic:nvPicPr>
-                    <pic:cNvPr descr="pix/zoon_emerg.png" id="22" name="Picture"/>
+                    <pic:cNvPr descr="pix/zoon_emerg.png" id="27" name="Picture"/>
                     <pic:cNvPicPr>
                       <a:picLocks noChangeArrowheads="1" noChangeAspect="1"/>
                     </pic:cNvPicPr>
                   </pic:nvPicPr>
                   <pic:blipFill>
-                    <a:blip r:embed="rId20"/>
+                    <a:blip r:embed="rId25"/>
                     <a:stretch>
                       <a:fillRect/>
                     </a:stretch>
@@ -74,36 +1120,14 @@
         </w:drawing>
       </w:r>
     </w:p>
-    <w:p>
-      <w:pPr>
-        <w:pStyle w:val="BodyText"/>
-      </w:pPr>
-      <w:r>
-        <w:t xml:space="preserve">basically, anything we’re worried about</w:t>
-      </w:r>
-    </w:p>
-    <w:p>
-      <w:pPr>
-        <w:pStyle w:val="Compact"/>
-        <w:numPr>
-          <w:ilvl w:val="0"/>
-          <w:numId w:val="1001"/>
-        </w:numPr>
-      </w:pPr>
-      <w:r>
-        <w:t xml:space="preserve">encounter filter: changing patterns of reservoir host/vector distribution, human contact, …</w:t>
-      </w:r>
-    </w:p>
-    <w:p>
-      <w:pPr>
-        <w:pStyle w:val="Compact"/>
-        <w:numPr>
-          <w:ilvl w:val="0"/>
-          <w:numId w:val="1001"/>
-        </w:numPr>
-      </w:pPr>
-      <w:r>
-        <w:t xml:space="preserve">compatibility filter: changes via mutation, recombination, selection for resistance, …</w:t>
+    <w:bookmarkEnd w:id="28"/>
+    <w:bookmarkStart w:id="29" w:name="theory"/>
+    <w:p>
+      <w:pPr>
+        <w:pStyle w:val="Heading2"/>
+      </w:pPr>
+      <w:r>
+        <w:t xml:space="preserve">theory</w:t>
       </w:r>
     </w:p>
     <w:p>
@@ -125,545 +1149,6 @@
       </w:r>
       <w:r>
         <w:t xml:space="preserve">?</w:t>
-      </w:r>
-    </w:p>
-    <w:p>
-      <w:pPr>
-        <w:pStyle w:val="Compact"/>
-        <w:numPr>
-          <w:ilvl w:val="0"/>
-          <w:numId w:val="1002"/>
-        </w:numPr>
-      </w:pPr>
-      <w:r>
-        <w:t xml:space="preserve">reservoir ecology</w:t>
-      </w:r>
-    </w:p>
-    <w:p>
-      <w:pPr>
-        <w:pStyle w:val="Compact"/>
-        <w:numPr>
-          <w:ilvl w:val="0"/>
-          <w:numId w:val="1002"/>
-        </w:numPr>
-      </w:pPr>
-      <w:r>
-        <w:t xml:space="preserve">pathogen biology</w:t>
-      </w:r>
-    </w:p>
-    <w:p>
-      <w:pPr>
-        <w:pStyle w:val="Compact"/>
-        <w:numPr>
-          <w:ilvl w:val="0"/>
-          <w:numId w:val="1002"/>
-        </w:numPr>
-      </w:pPr>
-      <w:r>
-        <w:t xml:space="preserve">human-reservoir interactions</w:t>
-      </w:r>
-    </w:p>
-    <w:p>
-      <w:pPr>
-        <w:pStyle w:val="FirstParagraph"/>
-      </w:pPr>
-      <w:r>
-        <w:t xml:space="preserve">How do we understand? How do we predict?</w:t>
-      </w:r>
-    </w:p>
-    <w:bookmarkEnd w:id="23"/>
-    <w:bookmarkStart w:id="24" w:name="batrachochytrium-dendrobatidis"/>
-    <w:p>
-      <w:pPr>
-        <w:pStyle w:val="Heading2"/>
-      </w:pPr>
-      <w:r>
-        <w:rPr>
-          <w:i/>
-          <w:iCs/>
-        </w:rPr>
-        <w:t xml:space="preserve">Batrachochytrium dendrobatidis</w:t>
-      </w:r>
-    </w:p>
-    <w:p>
-      <w:pPr>
-        <w:pStyle w:val="Compact"/>
-        <w:numPr>
-          <w:ilvl w:val="0"/>
-          <w:numId w:val="1003"/>
-        </w:numPr>
-      </w:pPr>
-      <w:r>
-        <w:t xml:space="preserve">fungal pathogen</w:t>
-      </w:r>
-    </w:p>
-    <w:p>
-      <w:pPr>
-        <w:pStyle w:val="Compact"/>
-        <w:numPr>
-          <w:ilvl w:val="1"/>
-          <w:numId w:val="1004"/>
-        </w:numPr>
-      </w:pPr>
-      <w:r>
-        <w:t xml:space="preserve">most other chytrids are saprophytes, plant pathogens</w:t>
-      </w:r>
-    </w:p>
-    <w:p>
-      <w:pPr>
-        <w:pStyle w:val="Compact"/>
-        <w:numPr>
-          <w:ilvl w:val="1"/>
-          <w:numId w:val="1004"/>
-        </w:numPr>
-      </w:pPr>
-      <w:r>
-        <w:rPr>
-          <w:i/>
-          <w:iCs/>
-        </w:rPr>
-        <w:t xml:space="preserve">B. salamandrivorans</w:t>
-      </w:r>
-      <w:r>
-        <w:t xml:space="preserve">: salamander pathogen (more restricted)</w:t>
-      </w:r>
-    </w:p>
-    <w:p>
-      <w:pPr>
-        <w:pStyle w:val="Compact"/>
-        <w:numPr>
-          <w:ilvl w:val="0"/>
-          <w:numId w:val="1004"/>
-        </w:numPr>
-      </w:pPr>
-      <w:r>
-        <w:t xml:space="preserve">first discoved in poison dart frogs</w:t>
-      </w:r>
-    </w:p>
-    <w:p>
-      <w:pPr>
-        <w:pStyle w:val="Compact"/>
-        <w:numPr>
-          <w:ilvl w:val="0"/>
-          <w:numId w:val="1004"/>
-        </w:numPr>
-      </w:pPr>
-      <w:r>
-        <w:t xml:space="preserve">caused die-offs in E Australia, Central America, Colorado, California …</w:t>
-      </w:r>
-    </w:p>
-    <w:p>
-      <w:pPr>
-        <w:pStyle w:val="Compact"/>
-        <w:numPr>
-          <w:ilvl w:val="0"/>
-          <w:numId w:val="1004"/>
-        </w:numPr>
-      </w:pPr>
-      <w:r>
-        <w:t xml:space="preserve">association with high altitude?</w:t>
-      </w:r>
-    </w:p>
-    <w:p>
-      <w:pPr>
-        <w:pStyle w:val="FirstParagraph"/>
-      </w:pPr>
-      <w:r>
-        <w:t xml:space="preserve">Very confusing …</w:t>
-      </w:r>
-    </w:p>
-    <w:p>
-      <w:pPr>
-        <w:numPr>
-          <w:ilvl w:val="0"/>
-          <w:numId w:val="1005"/>
-        </w:numPr>
-      </w:pPr>
-      <w:r>
-        <w:t xml:space="preserve">declines occurred in pristine areas (probably not anthropogenic?)</w:t>
-      </w:r>
-    </w:p>
-    <w:p>
-      <w:pPr>
-        <w:numPr>
-          <w:ilvl w:val="0"/>
-          <w:numId w:val="1005"/>
-        </w:numPr>
-      </w:pPr>
-      <w:r>
-        <w:t xml:space="preserve">some species decline in the absence of Bd</w:t>
-      </w:r>
-    </w:p>
-    <w:p>
-      <w:pPr>
-        <w:numPr>
-          <w:ilvl w:val="0"/>
-          <w:numId w:val="1005"/>
-        </w:numPr>
-      </w:pPr>
-      <w:r>
-        <w:t xml:space="preserve">some species stable in the presence of Bd</w:t>
-      </w:r>
-    </w:p>
-    <w:p>
-      <w:pPr>
-        <w:numPr>
-          <w:ilvl w:val="0"/>
-          <w:numId w:val="1005"/>
-        </w:numPr>
-      </w:pPr>
-      <w:r>
-        <w:rPr>
-          <w:b/>
-          <w:bCs/>
-        </w:rPr>
-        <w:t xml:space="preserve">tipping point hypothesis</w:t>
-      </w:r>
-      <w:r>
-        <w:t xml:space="preserve">: in populations all the time, but something happened to increase virulence/reduce tolerance or resistance (</w:t>
-      </w:r>
-      <m:oMath>
-        <m:r>
-          <m:rPr>
-            <m:sty m:val="p"/>
-          </m:rPr>
-          <m:t>≈</m:t>
-        </m:r>
-      </m:oMath>
-      <w:r>
-        <w:t xml:space="preserve"> </w:t>
-      </w:r>
-      <w:r>
-        <w:t xml:space="preserve">compatibility filter)</w:t>
-      </w:r>
-    </w:p>
-    <w:p>
-      <w:pPr>
-        <w:pStyle w:val="Compact"/>
-        <w:numPr>
-          <w:ilvl w:val="1"/>
-          <w:numId w:val="1006"/>
-        </w:numPr>
-      </w:pPr>
-      <w:r>
-        <w:t xml:space="preserve">climate change/El Niño ?</w:t>
-      </w:r>
-    </w:p>
-    <w:p>
-      <w:pPr>
-        <w:pStyle w:val="Compact"/>
-        <w:numPr>
-          <w:ilvl w:val="1"/>
-          <w:numId w:val="1006"/>
-        </w:numPr>
-      </w:pPr>
-      <w:r>
-        <w:t xml:space="preserve">ultraviolet radiation?</w:t>
-      </w:r>
-    </w:p>
-    <w:p>
-      <w:pPr>
-        <w:pStyle w:val="Compact"/>
-        <w:numPr>
-          <w:ilvl w:val="1"/>
-          <w:numId w:val="1006"/>
-        </w:numPr>
-      </w:pPr>
-      <w:r>
-        <w:t xml:space="preserve">pesticides?</w:t>
-      </w:r>
-    </w:p>
-    <w:p>
-      <w:pPr>
-        <w:pStyle w:val="Compact"/>
-        <w:numPr>
-          <w:ilvl w:val="1"/>
-          <w:numId w:val="1006"/>
-        </w:numPr>
-      </w:pPr>
-      <w:r>
-        <w:t xml:space="preserve">combination (species × temperature × U/V × pesticide × …)?</w:t>
-      </w:r>
-      <w:r>
-        <w:t xml:space="preserve"> </w:t>
-      </w:r>
-      <w:r>
-        <w:t xml:space="preserve">(Pounds et al., 2006; Rohr et al., 2008; Rohr &amp; Raffel, 2010)</w:t>
-      </w:r>
-    </w:p>
-    <w:p>
-      <w:pPr>
-        <w:numPr>
-          <w:ilvl w:val="0"/>
-          <w:numId w:val="1006"/>
-        </w:numPr>
-      </w:pPr>
-      <w:r>
-        <w:rPr>
-          <w:b/>
-          <w:bCs/>
-        </w:rPr>
-        <w:t xml:space="preserve">novel pathogen hypothesis</w:t>
-      </w:r>
-      <w:r>
-        <w:t xml:space="preserve">: mutation/speciation + dispersal</w:t>
-      </w:r>
-    </w:p>
-    <w:p>
-      <w:pPr>
-        <w:pStyle w:val="Compact"/>
-        <w:numPr>
-          <w:ilvl w:val="1"/>
-          <w:numId w:val="1007"/>
-        </w:numPr>
-      </w:pPr>
-      <w:r>
-        <w:t xml:space="preserve">detection in historical specimens: CA/bullfrog, Brazil …</w:t>
-      </w:r>
-    </w:p>
-    <w:p>
-      <w:pPr>
-        <w:pStyle w:val="Compact"/>
-        <w:numPr>
-          <w:ilvl w:val="1"/>
-          <w:numId w:val="1007"/>
-        </w:numPr>
-      </w:pPr>
-      <w:r>
-        <w:t xml:space="preserve">genomics (challenging!)</w:t>
-      </w:r>
-    </w:p>
-    <w:p>
-      <w:pPr>
-        <w:pStyle w:val="Compact"/>
-        <w:numPr>
-          <w:ilvl w:val="1"/>
-          <w:numId w:val="1007"/>
-        </w:numPr>
-      </w:pPr>
-      <w:r>
-        <w:t xml:space="preserve">Asian sampling</w:t>
-      </w:r>
-    </w:p>
-    <w:p>
-      <w:pPr>
-        <w:pStyle w:val="FirstParagraph"/>
-      </w:pPr>
-      <w:r>
-        <w:t xml:space="preserve">Fisher &amp; Garner (2020)</w:t>
-      </w:r>
-    </w:p>
-    <w:bookmarkEnd w:id="24"/>
-    <w:bookmarkStart w:id="25" w:name="effects-of-climate-change"/>
-    <w:p>
-      <w:pPr>
-        <w:pStyle w:val="Heading2"/>
-      </w:pPr>
-      <w:r>
-        <w:t xml:space="preserve">effects of climate change</w:t>
-      </w:r>
-    </w:p>
-    <w:p>
-      <w:pPr>
-        <w:pStyle w:val="Compact"/>
-        <w:numPr>
-          <w:ilvl w:val="0"/>
-          <w:numId w:val="1008"/>
-        </w:numPr>
-      </w:pPr>
-      <w:r>
-        <w:t xml:space="preserve">warming</w:t>
-      </w:r>
-    </w:p>
-    <w:p>
-      <w:pPr>
-        <w:pStyle w:val="Compact"/>
-        <w:numPr>
-          <w:ilvl w:val="1"/>
-          <w:numId w:val="1009"/>
-        </w:numPr>
-      </w:pPr>
-      <w:r>
-        <w:t xml:space="preserve">‘good’</w:t>
-      </w:r>
-      <w:r>
-        <w:t xml:space="preserve"> </w:t>
-      </w:r>
-      <w:r>
-        <w:t xml:space="preserve">or</w:t>
-      </w:r>
-      <w:r>
-        <w:t xml:space="preserve"> </w:t>
-      </w:r>
-      <w:r>
-        <w:t xml:space="preserve">‘bad’</w:t>
-      </w:r>
-      <w:r>
-        <w:t xml:space="preserve"> </w:t>
-      </w:r>
-      <w:r>
-        <w:t xml:space="preserve">for pathogens?</w:t>
-      </w:r>
-    </w:p>
-    <w:p>
-      <w:pPr>
-        <w:pStyle w:val="Compact"/>
-        <w:numPr>
-          <w:ilvl w:val="1"/>
-          <w:numId w:val="1009"/>
-        </w:numPr>
-      </w:pPr>
-      <w:r>
-        <w:t xml:space="preserve">vector biology</w:t>
-      </w:r>
-    </w:p>
-    <w:p>
-      <w:pPr>
-        <w:pStyle w:val="Compact"/>
-        <w:numPr>
-          <w:ilvl w:val="2"/>
-          <w:numId w:val="1010"/>
-        </w:numPr>
-      </w:pPr>
-      <w:r>
-        <w:t xml:space="preserve">extended range</w:t>
-      </w:r>
-    </w:p>
-    <w:p>
-      <w:pPr>
-        <w:pStyle w:val="Compact"/>
-        <w:numPr>
-          <w:ilvl w:val="2"/>
-          <w:numId w:val="1010"/>
-        </w:numPr>
-      </w:pPr>
-      <w:r>
-        <w:t xml:space="preserve">higher activity?</w:t>
-      </w:r>
-    </w:p>
-    <w:p>
-      <w:pPr>
-        <w:pStyle w:val="Compact"/>
-        <w:numPr>
-          <w:ilvl w:val="2"/>
-          <w:numId w:val="1010"/>
-        </w:numPr>
-      </w:pPr>
-      <w:r>
-        <w:t xml:space="preserve">e.g.</w:t>
-      </w:r>
-      <w:r>
-        <w:t xml:space="preserve"> </w:t>
-      </w:r>
-      <w:r>
-        <w:t xml:space="preserve">Mordecai et al. (2020)</w:t>
-      </w:r>
-      <w:r>
-        <w:t xml:space="preserve">: shift from</w:t>
-      </w:r>
-      <w:r>
-        <w:t xml:space="preserve"> </w:t>
-      </w:r>
-      <w:r>
-        <w:rPr>
-          <w:i/>
-          <w:iCs/>
-        </w:rPr>
-        <w:t xml:space="preserve">Anopheles gambiae</w:t>
-      </w:r>
-      <w:r>
-        <w:t xml:space="preserve"> </w:t>
-      </w:r>
-      <w:r>
-        <w:t xml:space="preserve">to</w:t>
-      </w:r>
-      <w:r>
-        <w:t xml:space="preserve"> </w:t>
-      </w:r>
-      <w:r>
-        <w:rPr>
-          <w:i/>
-          <w:iCs/>
-        </w:rPr>
-        <w:t xml:space="preserve">Aedes aegypti</w:t>
-      </w:r>
-      <w:r>
-        <w:t xml:space="preserve">, malaria to arboviruses (dengue, chikungunya etc.)</w:t>
-      </w:r>
-    </w:p>
-    <w:p>
-      <w:pPr>
-        <w:pStyle w:val="Compact"/>
-        <w:numPr>
-          <w:ilvl w:val="0"/>
-          <w:numId w:val="1010"/>
-        </w:numPr>
-      </w:pPr>
-      <w:r>
-        <w:t xml:space="preserve">changes in seasonality, hydrological cycles</w:t>
-      </w:r>
-    </w:p>
-    <w:p>
-      <w:pPr>
-        <w:pStyle w:val="Compact"/>
-        <w:numPr>
-          <w:ilvl w:val="0"/>
-          <w:numId w:val="1010"/>
-        </w:numPr>
-      </w:pPr>
-      <w:r>
-        <w:t xml:space="preserve">local landscape change</w:t>
-      </w:r>
-    </w:p>
-    <w:p>
-      <w:pPr>
-        <w:pStyle w:val="Compact"/>
-        <w:numPr>
-          <w:ilvl w:val="1"/>
-          <w:numId w:val="1011"/>
-        </w:numPr>
-      </w:pPr>
-      <w:r>
-        <w:t xml:space="preserve">hydrology</w:t>
-      </w:r>
-    </w:p>
-    <w:p>
-      <w:pPr>
-        <w:pStyle w:val="Compact"/>
-        <w:numPr>
-          <w:ilvl w:val="1"/>
-          <w:numId w:val="1011"/>
-        </w:numPr>
-      </w:pPr>
-      <w:r>
-        <w:t xml:space="preserve">suburbanization and reforestation: Lyme disease</w:t>
-      </w:r>
-    </w:p>
-    <w:p>
-      <w:pPr>
-        <w:pStyle w:val="Compact"/>
-        <w:numPr>
-          <w:ilvl w:val="1"/>
-          <w:numId w:val="1011"/>
-        </w:numPr>
-      </w:pPr>
-      <w:r>
-        <w:t xml:space="preserve">deforestation</w:t>
-      </w:r>
-    </w:p>
-    <w:p>
-      <w:pPr>
-        <w:pStyle w:val="Compact"/>
-        <w:numPr>
-          <w:ilvl w:val="2"/>
-          <w:numId w:val="1012"/>
-        </w:numPr>
-      </w:pPr>
-      <w:r>
-        <w:t xml:space="preserve">MacDonald &amp; Mordecai (2019)</w:t>
-      </w:r>
-      <w:r>
-        <w:t xml:space="preserve">: deforestation increases malaria, but malaria decreases deforestation</w:t>
       </w:r>
     </w:p>
     <w:p>
@@ -675,23 +1160,49 @@
         </w:numPr>
       </w:pPr>
       <w:r>
-        <w:t xml:space="preserve">changes in reservoir communities</w:t>
-      </w:r>
-    </w:p>
-    <w:bookmarkEnd w:id="25"/>
-    <w:bookmarkStart w:id="29" w:name="X6bc96f046da0e7089c4f9b921f758ebc3dabe90"/>
+        <w:t xml:space="preserve">reservoir ecology</w:t>
+      </w:r>
+    </w:p>
+    <w:p>
+      <w:pPr>
+        <w:pStyle w:val="Compact"/>
+        <w:numPr>
+          <w:ilvl w:val="0"/>
+          <w:numId w:val="1012"/>
+        </w:numPr>
+      </w:pPr>
+      <w:r>
+        <w:t xml:space="preserve">pathogen biology</w:t>
+      </w:r>
+    </w:p>
+    <w:p>
+      <w:pPr>
+        <w:pStyle w:val="Compact"/>
+        <w:numPr>
+          <w:ilvl w:val="0"/>
+          <w:numId w:val="1012"/>
+        </w:numPr>
+      </w:pPr>
+      <w:r>
+        <w:t xml:space="preserve">human-reservoir interactions</w:t>
+      </w:r>
+    </w:p>
+    <w:p>
+      <w:pPr>
+        <w:pStyle w:val="FirstParagraph"/>
+      </w:pPr>
+      <w:r>
+        <w:t xml:space="preserve">How do we understand? How do we predict?</w:t>
+      </w:r>
+    </w:p>
+    <w:bookmarkEnd w:id="29"/>
+    <w:bookmarkStart w:id="36" w:name="effects-of-climate-change"/>
     <w:p>
       <w:pPr>
         <w:pStyle w:val="Heading2"/>
       </w:pPr>
       <w:r>
-        <w:t xml:space="preserve">effects of biodiversity change: dilution effect</w:t>
-      </w:r>
-      <w:r>
-        <w:t xml:space="preserve"> </w:t>
-      </w:r>
-      <w:r>
-        <w:t xml:space="preserve">(Keesing &amp; Ostfeld, 2021)</w:t>
+        <w:t xml:space="preserve">effects of climate change</w:t>
       </w:r>
     </w:p>
     <w:p>
@@ -703,7 +1214,159 @@
         </w:numPr>
       </w:pPr>
       <w:r>
-        <w:t xml:space="preserve">does increased biodiversity decrease disease?</w:t>
+        <w:t xml:space="preserve">warming</w:t>
+      </w:r>
+    </w:p>
+    <w:p>
+      <w:pPr>
+        <w:pStyle w:val="Compact"/>
+        <w:numPr>
+          <w:ilvl w:val="1"/>
+          <w:numId w:val="1014"/>
+        </w:numPr>
+      </w:pPr>
+      <w:r>
+        <w:t xml:space="preserve">‘good’</w:t>
+      </w:r>
+      <w:r>
+        <w:t xml:space="preserve"> </w:t>
+      </w:r>
+      <w:r>
+        <w:t xml:space="preserve">or</w:t>
+      </w:r>
+      <w:r>
+        <w:t xml:space="preserve"> </w:t>
+      </w:r>
+      <w:r>
+        <w:t xml:space="preserve">‘bad’</w:t>
+      </w:r>
+      <w:r>
+        <w:t xml:space="preserve"> </w:t>
+      </w:r>
+      <w:r>
+        <w:t xml:space="preserve">for pathogens?</w:t>
+      </w:r>
+    </w:p>
+    <w:p>
+      <w:pPr>
+        <w:pStyle w:val="Compact"/>
+        <w:numPr>
+          <w:ilvl w:val="1"/>
+          <w:numId w:val="1014"/>
+        </w:numPr>
+      </w:pPr>
+      <w:r>
+        <w:t xml:space="preserve">vector biology</w:t>
+      </w:r>
+    </w:p>
+    <w:p>
+      <w:pPr>
+        <w:pStyle w:val="Compact"/>
+        <w:numPr>
+          <w:ilvl w:val="2"/>
+          <w:numId w:val="1015"/>
+        </w:numPr>
+      </w:pPr>
+      <w:r>
+        <w:t xml:space="preserve">extended range</w:t>
+      </w:r>
+    </w:p>
+    <w:p>
+      <w:pPr>
+        <w:pStyle w:val="Compact"/>
+        <w:numPr>
+          <w:ilvl w:val="2"/>
+          <w:numId w:val="1015"/>
+        </w:numPr>
+      </w:pPr>
+      <w:r>
+        <w:t xml:space="preserve">higher activity?</w:t>
+      </w:r>
+    </w:p>
+    <w:p>
+      <w:pPr>
+        <w:pStyle w:val="Compact"/>
+        <w:numPr>
+          <w:ilvl w:val="2"/>
+          <w:numId w:val="1015"/>
+        </w:numPr>
+      </w:pPr>
+      <w:r>
+        <w:t xml:space="preserve">lots of debate</w:t>
+      </w:r>
+      <w:r>
+        <w:t xml:space="preserve"> </w:t>
+      </w:r>
+      <w:r>
+        <w:t xml:space="preserve">(Omumbo et al., 2011)</w:t>
+      </w:r>
+    </w:p>
+    <w:p>
+      <w:pPr>
+        <w:pStyle w:val="Compact"/>
+        <w:numPr>
+          <w:ilvl w:val="2"/>
+          <w:numId w:val="1015"/>
+        </w:numPr>
+      </w:pPr>
+      <w:r>
+        <w:t xml:space="preserve">details of temperature sensitivity: e.g.</w:t>
+      </w:r>
+      <w:r>
+        <w:t xml:space="preserve"> </w:t>
+      </w:r>
+      <w:r>
+        <w:t xml:space="preserve">Mordecai et al. (2013)</w:t>
+      </w:r>
+      <w:r>
+        <w:t xml:space="preserve">;</w:t>
+      </w:r>
+      <w:r>
+        <w:t xml:space="preserve"> </w:t>
+      </w:r>
+      <w:r>
+        <w:t xml:space="preserve">Ryan et al. (2015)</w:t>
+      </w:r>
+      <w:r>
+        <w:t xml:space="preserve">;</w:t>
+      </w:r>
+      <w:r>
+        <w:t xml:space="preserve"> </w:t>
+      </w:r>
+      <w:r>
+        <w:t xml:space="preserve">Mordecai et al. (2020)</w:t>
+      </w:r>
+      <w:r>
+        <w:t xml:space="preserve">: shift from</w:t>
+      </w:r>
+      <w:r>
+        <w:t xml:space="preserve"> </w:t>
+      </w:r>
+      <w:r>
+        <w:rPr>
+          <w:i/>
+          <w:iCs/>
+        </w:rPr>
+        <w:t xml:space="preserve">Anopheles gambiae</w:t>
+      </w:r>
+      <w:r>
+        <w:t xml:space="preserve"> </w:t>
+      </w:r>
+      <w:r>
+        <w:t xml:space="preserve">to</w:t>
+      </w:r>
+      <w:r>
+        <w:t xml:space="preserve"> </w:t>
+      </w:r>
+      <w:r>
+        <w:rPr>
+          <w:i/>
+          <w:iCs/>
+        </w:rPr>
+        <w:t xml:space="preserve">Aedes aegypti</w:t>
+      </w:r>
+      <w:r>
+        <w:t xml:space="preserve">, malaria to arboviruses (dengue, chikungunya etc.);</w:t>
       </w:r>
     </w:p>
     <w:p>
@@ -715,7 +1378,7 @@
         </w:numPr>
       </w:pPr>
       <w:r>
-        <w:t xml:space="preserve">variation in reservoir competence</w:t>
+        <w:t xml:space="preserve">changes in seasonality, hydrological cycles</w:t>
       </w:r>
     </w:p>
     <w:p>
@@ -727,7 +1390,7 @@
         </w:numPr>
       </w:pPr>
       <w:r>
-        <w:t xml:space="preserve">high-quality hosts decrease with increasing biodiversity</w:t>
+        <w:t xml:space="preserve">local landscape change</w:t>
       </w:r>
     </w:p>
     <w:p>
@@ -735,50 +1398,367 @@
         <w:pStyle w:val="Compact"/>
         <w:numPr>
           <w:ilvl w:val="1"/>
-          <w:numId w:val="1014"/>
-        </w:numPr>
-      </w:pPr>
-      <w:r>
-        <w:t xml:space="preserve">encounter reduction; host regulation; vector preferences</w:t>
+          <w:numId w:val="1016"/>
+        </w:numPr>
+      </w:pPr>
+      <w:r>
+        <w:t xml:space="preserve">hydrology</w:t>
+      </w:r>
+    </w:p>
+    <w:p>
+      <w:pPr>
+        <w:pStyle w:val="Compact"/>
+        <w:numPr>
+          <w:ilvl w:val="1"/>
+          <w:numId w:val="1016"/>
+        </w:numPr>
+      </w:pPr>
+      <w:r>
+        <w:t xml:space="preserve">suburbanization and reforestation: Lyme disease</w:t>
+      </w:r>
+    </w:p>
+    <w:p>
+      <w:pPr>
+        <w:pStyle w:val="Compact"/>
+        <w:numPr>
+          <w:ilvl w:val="1"/>
+          <w:numId w:val="1016"/>
+        </w:numPr>
+      </w:pPr>
+      <w:r>
+        <w:t xml:space="preserve">deforestation</w:t>
+      </w:r>
+      <w:r>
+        <w:t xml:space="preserve"> </w:t>
+      </w:r>
+      <w:r>
+        <w:t xml:space="preserve">(MacDonald &amp; Mordecai, 2019)</w:t>
+      </w:r>
+    </w:p>
+    <w:p>
+      <w:pPr>
+        <w:pStyle w:val="Compact"/>
+        <w:numPr>
+          <w:ilvl w:val="0"/>
+          <w:numId w:val="1013"/>
+        </w:numPr>
+      </w:pPr>
+      <w:r>
+        <w:t xml:space="preserve">changes in reservoir communities</w:t>
       </w:r>
     </w:p>
     <w:p>
       <w:pPr>
         <w:pStyle w:val="FirstParagraph"/>
-      </w:pPr>
-      <w:r>
-        <w:t xml:space="preserve">Kain &amp; Bolker (2019)</w:t>
-      </w:r>
-    </w:p>
-    <w:p>
-      <w:pPr>
-        <w:pStyle w:val="BodyText"/>
-      </w:pPr>
-      <w:r>
-        <w:t xml:space="preserve">Rohr et al. (2020)</w:t>
-      </w:r>
-    </w:p>
-    <w:p>
-      <w:pPr>
-        <w:pStyle w:val="BodyText"/>
       </w:pPr>
       <w:r>
         <w:drawing>
           <wp:inline>
-            <wp:extent cx="5334000" cy="5471698"/>
+            <wp:extent cx="5334000" cy="4961499"/>
             <wp:effectExtent b="0" l="0" r="0" t="0"/>
-            <wp:docPr descr="" title="" id="27" name="Picture"/>
+            <wp:docPr descr="" title="" id="31" name="Picture"/>
             <a:graphic>
               <a:graphicData uri="http://schemas.openxmlformats.org/drawingml/2006/picture">
                 <pic:pic>
                   <pic:nvPicPr>
-                    <pic:cNvPr descr="pix/rohr_dilute.png" id="28" name="Picture"/>
+                    <pic:cNvPr descr="pix/mordecai_temp.jpg" id="32" name="Picture"/>
                     <pic:cNvPicPr>
                       <a:picLocks noChangeArrowheads="1" noChangeAspect="1"/>
                     </pic:cNvPicPr>
                   </pic:nvPicPr>
                   <pic:blipFill>
-                    <a:blip r:embed="rId26"/>
+                    <a:blip r:embed="rId30"/>
+                    <a:stretch>
+                      <a:fillRect/>
+                    </a:stretch>
+                  </pic:blipFill>
+                  <pic:spPr bwMode="auto">
+                    <a:xfrm>
+                      <a:off x="0" y="0"/>
+                      <a:ext cx="5334000" cy="4961499"/>
+                    </a:xfrm>
+                    <a:prstGeom prst="rect">
+                      <a:avLst/>
+                    </a:prstGeom>
+                    <a:noFill/>
+                    <a:ln w="9525">
+                      <a:noFill/>
+                      <a:headEnd/>
+                      <a:tailEnd/>
+                    </a:ln>
+                  </pic:spPr>
+                </pic:pic>
+              </a:graphicData>
+            </a:graphic>
+          </wp:inline>
+        </w:drawing>
+      </w:r>
+    </w:p>
+    <w:p>
+      <w:pPr>
+        <w:pStyle w:val="BodyText"/>
+      </w:pPr>
+      <w:r>
+        <w:drawing>
+          <wp:inline>
+            <wp:extent cx="5334000" cy="4053237"/>
+            <wp:effectExtent b="0" l="0" r="0" t="0"/>
+            <wp:docPr descr="" title="" id="34" name="Picture"/>
+            <a:graphic>
+              <a:graphicData uri="http://schemas.openxmlformats.org/drawingml/2006/picture">
+                <pic:pic>
+                  <pic:nvPicPr>
+                    <pic:cNvPr descr="pix/mordecai_temp2.jpg" id="35" name="Picture"/>
+                    <pic:cNvPicPr>
+                      <a:picLocks noChangeArrowheads="1" noChangeAspect="1"/>
+                    </pic:cNvPicPr>
+                  </pic:nvPicPr>
+                  <pic:blipFill>
+                    <a:blip r:embed="rId33"/>
+                    <a:stretch>
+                      <a:fillRect/>
+                    </a:stretch>
+                  </pic:blipFill>
+                  <pic:spPr bwMode="auto">
+                    <a:xfrm>
+                      <a:off x="0" y="0"/>
+                      <a:ext cx="5334000" cy="4053237"/>
+                    </a:xfrm>
+                    <a:prstGeom prst="rect">
+                      <a:avLst/>
+                    </a:prstGeom>
+                    <a:noFill/>
+                    <a:ln w="9525">
+                      <a:noFill/>
+                      <a:headEnd/>
+                      <a:tailEnd/>
+                    </a:ln>
+                  </pic:spPr>
+                </pic:pic>
+              </a:graphicData>
+            </a:graphic>
+          </wp:inline>
+        </w:drawing>
+      </w:r>
+    </w:p>
+    <w:bookmarkEnd w:id="36"/>
+    <w:bookmarkStart w:id="43" w:name="X6bc96f046da0e7089c4f9b921f758ebc3dabe90"/>
+    <w:p>
+      <w:pPr>
+        <w:pStyle w:val="Heading2"/>
+      </w:pPr>
+      <w:r>
+        <w:t xml:space="preserve">effects of biodiversity change: dilution effect</w:t>
+      </w:r>
+      <w:r>
+        <w:t xml:space="preserve"> </w:t>
+      </w:r>
+      <w:r>
+        <w:t xml:space="preserve">(Keesing &amp; Ostfeld, 2021)</w:t>
+      </w:r>
+    </w:p>
+    <w:p>
+      <w:pPr>
+        <w:pStyle w:val="Compact"/>
+        <w:numPr>
+          <w:ilvl w:val="0"/>
+          <w:numId w:val="1017"/>
+        </w:numPr>
+      </w:pPr>
+      <w:r>
+        <w:t xml:space="preserve">does increased biodiversity decrease disease?</w:t>
+      </w:r>
+    </w:p>
+    <w:p>
+      <w:pPr>
+        <w:pStyle w:val="Compact"/>
+        <w:numPr>
+          <w:ilvl w:val="0"/>
+          <w:numId w:val="1017"/>
+        </w:numPr>
+      </w:pPr>
+      <w:r>
+        <w:t xml:space="preserve">variation in reservoir competence</w:t>
+      </w:r>
+    </w:p>
+    <w:p>
+      <w:pPr>
+        <w:pStyle w:val="Compact"/>
+        <w:numPr>
+          <w:ilvl w:val="0"/>
+          <w:numId w:val="1017"/>
+        </w:numPr>
+      </w:pPr>
+      <w:r>
+        <w:t xml:space="preserve">high-quality hosts decrease with increasing biodiversity</w:t>
+      </w:r>
+    </w:p>
+    <w:p>
+      <w:pPr>
+        <w:pStyle w:val="Compact"/>
+        <w:numPr>
+          <w:ilvl w:val="1"/>
+          <w:numId w:val="1018"/>
+        </w:numPr>
+      </w:pPr>
+      <w:r>
+        <w:t xml:space="preserve">encounter reduction; host regulation; vector preferences</w:t>
+      </w:r>
+    </w:p>
+    <w:p>
+      <w:pPr>
+        <w:pStyle w:val="Compact"/>
+        <w:numPr>
+          <w:ilvl w:val="0"/>
+          <w:numId w:val="1017"/>
+        </w:numPr>
+      </w:pPr>
+      <w:r>
+        <w:t xml:space="preserve">depends on how the community is changing</w:t>
+      </w:r>
+    </w:p>
+    <w:p>
+      <w:pPr>
+        <w:pStyle w:val="Compact"/>
+        <w:numPr>
+          <w:ilvl w:val="1"/>
+          <w:numId w:val="1019"/>
+        </w:numPr>
+      </w:pPr>
+      <w:r>
+        <w:t xml:space="preserve">what is driving biodiversity loss?</w:t>
+      </w:r>
+    </w:p>
+    <w:p>
+      <w:pPr>
+        <w:pStyle w:val="Compact"/>
+        <w:numPr>
+          <w:ilvl w:val="1"/>
+          <w:numId w:val="1019"/>
+        </w:numPr>
+      </w:pPr>
+      <w:r>
+        <w:t xml:space="preserve">what species are more likely to be lost?</w:t>
+      </w:r>
+    </w:p>
+    <w:p>
+      <w:pPr>
+        <w:pStyle w:val="Compact"/>
+        <w:numPr>
+          <w:ilvl w:val="1"/>
+          <w:numId w:val="1019"/>
+        </w:numPr>
+      </w:pPr>
+      <w:r>
+        <w:t xml:space="preserve">are less/more</w:t>
+      </w:r>
+      <w:r>
+        <w:t xml:space="preserve"> </w:t>
+      </w:r>
+      <w:r>
+        <w:rPr>
+          <w:b/>
+          <w:bCs/>
+        </w:rPr>
+        <w:t xml:space="preserve">competent</w:t>
+      </w:r>
+      <w:r>
+        <w:t xml:space="preserve"> </w:t>
+      </w:r>
+      <w:r>
+        <w:t xml:space="preserve">host species more likely to be lost?</w:t>
+      </w:r>
+    </w:p>
+    <w:p>
+      <w:pPr>
+        <w:pStyle w:val="FirstParagraph"/>
+      </w:pPr>
+      <w:r>
+        <w:t xml:space="preserve">Kain &amp; Bolker (2019)</w:t>
+      </w:r>
+      <w:r>
+        <w:t xml:space="preserve">:</w:t>
+      </w:r>
+    </w:p>
+    <w:p>
+      <w:pPr>
+        <w:pStyle w:val="BodyText"/>
+      </w:pPr>
+      <w:r>
+        <w:drawing>
+          <wp:inline>
+            <wp:extent cx="5334000" cy="5424880"/>
+            <wp:effectExtent b="0" l="0" r="0" t="0"/>
+            <wp:docPr descr="" title="" id="38" name="Picture"/>
+            <a:graphic>
+              <a:graphicData uri="http://schemas.openxmlformats.org/drawingml/2006/picture">
+                <pic:pic>
+                  <pic:nvPicPr>
+                    <pic:cNvPr descr="pix/wnv_dilute.png" id="39" name="Picture"/>
+                    <pic:cNvPicPr>
+                      <a:picLocks noChangeArrowheads="1" noChangeAspect="1"/>
+                    </pic:cNvPicPr>
+                  </pic:nvPicPr>
+                  <pic:blipFill>
+                    <a:blip r:embed="rId37"/>
+                    <a:stretch>
+                      <a:fillRect/>
+                    </a:stretch>
+                  </pic:blipFill>
+                  <pic:spPr bwMode="auto">
+                    <a:xfrm>
+                      <a:off x="0" y="0"/>
+                      <a:ext cx="5334000" cy="5424880"/>
+                    </a:xfrm>
+                    <a:prstGeom prst="rect">
+                      <a:avLst/>
+                    </a:prstGeom>
+                    <a:noFill/>
+                    <a:ln w="9525">
+                      <a:noFill/>
+                      <a:headEnd/>
+                      <a:tailEnd/>
+                    </a:ln>
+                  </pic:spPr>
+                </pic:pic>
+              </a:graphicData>
+            </a:graphic>
+          </wp:inline>
+        </w:drawing>
+      </w:r>
+    </w:p>
+    <w:p>
+      <w:pPr>
+        <w:pStyle w:val="BodyText"/>
+      </w:pPr>
+      <w:r>
+        <w:t xml:space="preserve">Rohr et al. (2020)</w:t>
+      </w:r>
+      <w:r>
+        <w:t xml:space="preserve">: meta-analysis (again …)</w:t>
+      </w:r>
+    </w:p>
+    <w:p>
+      <w:pPr>
+        <w:pStyle w:val="BodyText"/>
+      </w:pPr>
+      <w:r>
+        <w:drawing>
+          <wp:inline>
+            <wp:extent cx="5334000" cy="5471698"/>
+            <wp:effectExtent b="0" l="0" r="0" t="0"/>
+            <wp:docPr descr="" title="" id="41" name="Picture"/>
+            <a:graphic>
+              <a:graphicData uri="http://schemas.openxmlformats.org/drawingml/2006/picture">
+                <pic:pic>
+                  <pic:nvPicPr>
+                    <pic:cNvPr descr="pix/rohr_dilute.png" id="42" name="Picture"/>
+                    <pic:cNvPicPr>
+                      <a:picLocks noChangeArrowheads="1" noChangeAspect="1"/>
+                    </pic:cNvPicPr>
+                  </pic:nvPicPr>
+                  <pic:blipFill>
+                    <a:blip r:embed="rId40"/>
                     <a:stretch>
                       <a:fillRect/>
                     </a:stretch>
@@ -810,11 +1790,11 @@
         <w:pStyle w:val="Compact"/>
         <w:numPr>
           <w:ilvl w:val="0"/>
-          <w:numId w:val="1015"/>
-        </w:numPr>
-      </w:pPr>
-      <w:r>
-        <w:t xml:space="preserve">Carlson et al. (2022)</w:t>
+          <w:numId w:val="1020"/>
+        </w:numPr>
+      </w:pPr>
+      <w:r>
+        <w:t xml:space="preserve">C. J. Carlson et al. (2022)</w:t>
       </w:r>
       <w:r>
         <w:t xml:space="preserve">:</w:t>
@@ -836,8 +1816,8 @@
         <w:t xml:space="preserve">rodent diversity and climate anomalies drive plague spillover</w:t>
       </w:r>
     </w:p>
-    <w:bookmarkEnd w:id="29"/>
-    <w:bookmarkStart w:id="45" w:name="surveillance-and-prediction"/>
+    <w:bookmarkEnd w:id="43"/>
+    <w:bookmarkStart w:id="59" w:name="surveillance-and-prediction"/>
     <w:p>
       <w:pPr>
         <w:pStyle w:val="Heading2"/>
@@ -851,7 +1831,7 @@
         <w:pStyle w:val="Compact"/>
         <w:numPr>
           <w:ilvl w:val="0"/>
-          <w:numId w:val="1016"/>
+          <w:numId w:val="1021"/>
         </w:numPr>
       </w:pPr>
       <w:r>
@@ -885,18 +1865,18 @@
           <wp:inline>
             <wp:extent cx="5334000" cy="2922175"/>
             <wp:effectExtent b="0" l="0" r="0" t="0"/>
-            <wp:docPr descr="" title="" id="31" name="Picture"/>
+            <wp:docPr descr="" title="" id="45" name="Picture"/>
             <a:graphic>
               <a:graphicData uri="http://schemas.openxmlformats.org/drawingml/2006/picture">
                 <pic:pic>
                   <pic:nvPicPr>
-                    <pic:cNvPr descr="pix/pulliam_pred.png" id="32" name="Picture"/>
+                    <pic:cNvPr descr="pix/pulliam_pred.png" id="46" name="Picture"/>
                     <pic:cNvPicPr>
                       <a:picLocks noChangeArrowheads="1" noChangeAspect="1"/>
                     </pic:cNvPicPr>
                   </pic:nvPicPr>
                   <pic:blipFill>
-                    <a:blip r:embed="rId30"/>
+                    <a:blip r:embed="rId44"/>
                     <a:stretch>
                       <a:fillRect/>
                     </a:stretch>
@@ -950,18 +1930,18 @@
           <wp:inline>
             <wp:extent cx="5334000" cy="3614158"/>
             <wp:effectExtent b="0" l="0" r="0" t="0"/>
-            <wp:docPr descr="" title="" id="34" name="Picture"/>
+            <wp:docPr descr="" title="" id="48" name="Picture"/>
             <a:graphic>
               <a:graphicData uri="http://schemas.openxmlformats.org/drawingml/2006/picture">
                 <pic:pic>
                   <pic:nvPicPr>
-                    <pic:cNvPr descr="pix/han_predict1.png" id="35" name="Picture"/>
+                    <pic:cNvPr descr="pix/han_predict1.png" id="49" name="Picture"/>
                     <pic:cNvPicPr>
                       <a:picLocks noChangeArrowheads="1" noChangeAspect="1"/>
                     </pic:cNvPicPr>
                   </pic:nvPicPr>
                   <pic:blipFill>
-                    <a:blip r:embed="rId33"/>
+                    <a:blip r:embed="rId47"/>
                     <a:stretch>
                       <a:fillRect/>
                     </a:stretch>
@@ -997,18 +1977,18 @@
           <wp:inline>
             <wp:extent cx="5334000" cy="3418630"/>
             <wp:effectExtent b="0" l="0" r="0" t="0"/>
-            <wp:docPr descr="" title="" id="37" name="Picture"/>
+            <wp:docPr descr="" title="" id="51" name="Picture"/>
             <a:graphic>
               <a:graphicData uri="http://schemas.openxmlformats.org/drawingml/2006/picture">
                 <pic:pic>
                   <pic:nvPicPr>
-                    <pic:cNvPr descr="pix/han_predict2.png" id="38" name="Picture"/>
+                    <pic:cNvPr descr="pix/han_predict2.png" id="52" name="Picture"/>
                     <pic:cNvPicPr>
                       <a:picLocks noChangeArrowheads="1" noChangeAspect="1"/>
                     </pic:cNvPicPr>
                   </pic:nvPicPr>
                   <pic:blipFill>
-                    <a:blip r:embed="rId36"/>
+                    <a:blip r:embed="rId50"/>
                     <a:stretch>
                       <a:fillRect/>
                     </a:stretch>
@@ -1040,6 +2020,17 @@
         <w:pStyle w:val="BodyText"/>
       </w:pPr>
       <w:r>
+        <w:t xml:space="preserve">Evans et al. (2023)</w:t>
+      </w:r>
+      <w:r>
+        <w:t xml:space="preserve">: 2017-2020 sample: 12% of 693 individuals sampled in Myanmar were seropositive for sarbecovirus, more likely if they were loggers/hunters or had been exposed to bats …</w:t>
+      </w:r>
+    </w:p>
+    <w:p>
+      <w:pPr>
+        <w:pStyle w:val="BodyText"/>
+      </w:pPr>
+      <w:r>
         <w:t xml:space="preserve">Han et al. (2020)</w:t>
       </w:r>
       <w:r>
@@ -1055,18 +2046,18 @@
           <wp:inline>
             <wp:extent cx="5334000" cy="4801155"/>
             <wp:effectExtent b="0" l="0" r="0" t="0"/>
-            <wp:docPr descr="" title="" id="40" name="Picture"/>
+            <wp:docPr descr="" title="" id="54" name="Picture"/>
             <a:graphic>
               <a:graphicData uri="http://schemas.openxmlformats.org/drawingml/2006/picture">
                 <pic:pic>
                   <pic:nvPicPr>
-                    <pic:cNvPr descr="pix/han_predict4.png" id="41" name="Picture"/>
+                    <pic:cNvPr descr="pix/han_predict4.png" id="55" name="Picture"/>
                     <pic:cNvPicPr>
                       <a:picLocks noChangeArrowheads="1" noChangeAspect="1"/>
                     </pic:cNvPicPr>
                   </pic:nvPicPr>
                   <pic:blipFill>
-                    <a:blip r:embed="rId39"/>
+                    <a:blip r:embed="rId53"/>
                     <a:stretch>
                       <a:fillRect/>
                     </a:stretch>
@@ -1102,18 +2093,18 @@
           <wp:inline>
             <wp:extent cx="5334000" cy="2564360"/>
             <wp:effectExtent b="0" l="0" r="0" t="0"/>
-            <wp:docPr descr="" title="" id="43" name="Picture"/>
+            <wp:docPr descr="" title="" id="57" name="Picture"/>
             <a:graphic>
               <a:graphicData uri="http://schemas.openxmlformats.org/drawingml/2006/picture">
                 <pic:pic>
                   <pic:nvPicPr>
-                    <pic:cNvPr descr="pix/han_predict5.png" id="44" name="Picture"/>
+                    <pic:cNvPr descr="pix/han_predict5.png" id="58" name="Picture"/>
                     <pic:cNvPicPr>
                       <a:picLocks noChangeArrowheads="1" noChangeAspect="1"/>
                     </pic:cNvPicPr>
                   </pic:nvPicPr>
                   <pic:blipFill>
-                    <a:blip r:embed="rId42"/>
+                    <a:blip r:embed="rId56"/>
                     <a:stretch>
                       <a:fillRect/>
                     </a:stretch>
@@ -1140,19 +2131,8 @@
         </w:drawing>
       </w:r>
     </w:p>
-    <w:p>
-      <w:pPr>
-        <w:pStyle w:val="BodyText"/>
-      </w:pPr>
-      <w:r>
-        <w:t xml:space="preserve">Evans et al. (2023)</w:t>
-      </w:r>
-      <w:r>
-        <w:t xml:space="preserve">: 2017-2020 sample: 12% of 693 individuals sampled in Myanmar were seropositive for sarbecovirus, more likely if they were loggers/hunters or had been exposed to bats …</w:t>
-      </w:r>
-    </w:p>
-    <w:bookmarkEnd w:id="45"/>
-    <w:bookmarkStart w:id="75" w:name="references"/>
+    <w:bookmarkEnd w:id="59"/>
+    <w:bookmarkStart w:id="114" w:name="references"/>
     <w:p>
       <w:pPr>
         <w:pStyle w:val="Heading2"/>
@@ -1161,13 +2141,108 @@
         <w:t xml:space="preserve">References</w:t>
       </w:r>
     </w:p>
-    <w:bookmarkStart w:id="74" w:name="refs"/>
-    <w:bookmarkStart w:id="47" w:name="ref-carlsonPlague2022"/>
+    <w:bookmarkStart w:id="113" w:name="refs"/>
+    <w:bookmarkStart w:id="61" w:name="ref-barrenecheaCharacterization2025"/>
     <w:p>
       <w:pPr>
         <w:pStyle w:val="Bibliography"/>
       </w:pPr>
       <w:r>
+        <w:t xml:space="preserve">Barrenechea, G. G., Sánchez, R., Calderón, O. C., Buffone, I. R., &amp; Bastos, L. S. (2025). Characterization of the most austral autochthonous dengue outbreak reported in the world (city of</w:t>
+      </w:r>
+      <w:r>
+        <w:t xml:space="preserve"> </w:t>
+      </w:r>
+      <w:r>
+        <w:t xml:space="preserve">Bahía Blanca</w:t>
+      </w:r>
+      <w:r>
+        <w:t xml:space="preserve">,</w:t>
+      </w:r>
+      <w:r>
+        <w:t xml:space="preserve"> </w:t>
+      </w:r>
+      <w:r>
+        <w:t xml:space="preserve">Argentina</w:t>
+      </w:r>
+      <w:r>
+        <w:t xml:space="preserve">,</w:t>
+      </w:r>
+      <w:r>
+        <w:t xml:space="preserve"> </w:t>
+      </w:r>
+      <w:r>
+        <w:t xml:space="preserve">January</w:t>
+      </w:r>
+      <w:r>
+        <w:t xml:space="preserve">–</w:t>
+      </w:r>
+      <w:r>
+        <w:t xml:space="preserve">June</w:t>
+      </w:r>
+      <w:r>
+        <w:t xml:space="preserve"> </w:t>
+      </w:r>
+      <w:r>
+        <w:t xml:space="preserve">2024).</w:t>
+      </w:r>
+      <w:r>
+        <w:t xml:space="preserve"> </w:t>
+      </w:r>
+      <w:r>
+        <w:t xml:space="preserve">A</w:t>
+      </w:r>
+      <w:r>
+        <w:t xml:space="preserve"> </w:t>
+      </w:r>
+      <w:r>
+        <w:t xml:space="preserve">cross-sectional study.</w:t>
+      </w:r>
+      <w:r>
+        <w:t xml:space="preserve"> </w:t>
+      </w:r>
+      <w:r>
+        <w:rPr>
+          <w:i/>
+          <w:iCs/>
+        </w:rPr>
+        <w:t xml:space="preserve">The Lancet Regional Health – Americas</w:t>
+      </w:r>
+      <w:r>
+        <w:t xml:space="preserve">,</w:t>
+      </w:r>
+      <w:r>
+        <w:t xml:space="preserve"> </w:t>
+      </w:r>
+      <w:r>
+        <w:rPr>
+          <w:i/>
+          <w:iCs/>
+        </w:rPr>
+        <w:t xml:space="preserve">51</w:t>
+      </w:r>
+      <w:r>
+        <w:t xml:space="preserve">.</w:t>
+      </w:r>
+      <w:r>
+        <w:t xml:space="preserve"> </w:t>
+      </w:r>
+      <w:hyperlink r:id="rId60">
+        <w:r>
+          <w:rPr>
+            <w:rStyle w:val="Hyperlink"/>
+          </w:rPr>
+          <w:t xml:space="preserve">https://doi.org/10.1016/j.lana.2025.101254</w:t>
+        </w:r>
+      </w:hyperlink>
+    </w:p>
+    <w:bookmarkEnd w:id="61"/>
+    <w:bookmarkStart w:id="63" w:name="ref-carlsonPlague2022"/>
+    <w:p>
+      <w:pPr>
+        <w:pStyle w:val="Bibliography"/>
+      </w:pPr>
+      <w:r>
         <w:t xml:space="preserve">Carlson, C. J., Bevins, S. N., &amp; Schmid, B. V. (2022). Plague risk in the western</w:t>
       </w:r>
       <w:r>
@@ -1217,7 +2292,7 @@
       <w:r>
         <w:t xml:space="preserve"> </w:t>
       </w:r>
-      <w:hyperlink r:id="rId46">
+      <w:hyperlink r:id="rId62">
         <w:r>
           <w:rPr>
             <w:rStyle w:val="Hyperlink"/>
@@ -1226,13 +2301,506 @@
         </w:r>
       </w:hyperlink>
     </w:p>
-    <w:bookmarkEnd w:id="47"/>
-    <w:bookmarkStart w:id="49" w:name="ref-evansExposure2023"/>
+    <w:bookmarkEnd w:id="63"/>
+    <w:bookmarkStart w:id="65" w:name="ref-carlsonField2004"/>
     <w:p>
       <w:pPr>
         <w:pStyle w:val="Bibliography"/>
       </w:pPr>
       <w:r>
+        <w:t xml:space="preserve">Carlson, J. C., Byrd, B. D., &amp; Omlin, F. X. (2004). Field assessments in western</w:t>
+      </w:r>
+      <w:r>
+        <w:t xml:space="preserve"> </w:t>
+      </w:r>
+      <w:r>
+        <w:t xml:space="preserve">Kenya</w:t>
+      </w:r>
+      <w:r>
+        <w:t xml:space="preserve"> </w:t>
+      </w:r>
+      <w:r>
+        <w:t xml:space="preserve">link malaria vectors to environmentally disturbed habitats during the dry season.</w:t>
+      </w:r>
+      <w:r>
+        <w:t xml:space="preserve"> </w:t>
+      </w:r>
+      <w:r>
+        <w:rPr>
+          <w:i/>
+          <w:iCs/>
+        </w:rPr>
+        <w:t xml:space="preserve">BMC Public Health</w:t>
+      </w:r>
+      <w:r>
+        <w:t xml:space="preserve">,</w:t>
+      </w:r>
+      <w:r>
+        <w:t xml:space="preserve"> </w:t>
+      </w:r>
+      <w:r>
+        <w:rPr>
+          <w:i/>
+          <w:iCs/>
+        </w:rPr>
+        <w:t xml:space="preserve">4</w:t>
+      </w:r>
+      <w:r>
+        <w:t xml:space="preserve">(1), 33.</w:t>
+      </w:r>
+      <w:r>
+        <w:t xml:space="preserve"> </w:t>
+      </w:r>
+      <w:hyperlink r:id="rId64">
+        <w:r>
+          <w:rPr>
+            <w:rStyle w:val="Hyperlink"/>
+          </w:rPr>
+          <w:t xml:space="preserve">https://doi.org/10.1186/1471-2458-4-33</w:t>
+        </w:r>
+      </w:hyperlink>
+    </w:p>
+    <w:bookmarkEnd w:id="65"/>
+    <w:bookmarkStart w:id="67" w:name="ref-casadevallEmergence2019a"/>
+    <w:p>
+      <w:pPr>
+        <w:pStyle w:val="Bibliography"/>
+      </w:pPr>
+      <w:r>
+        <w:t xml:space="preserve">Casadevall, A., Kontoyiannis, D. P., &amp; Robert, V. (2019). On the</w:t>
+      </w:r>
+      <w:r>
+        <w:t xml:space="preserve"> </w:t>
+      </w:r>
+      <w:r>
+        <w:t xml:space="preserve">Emergence</w:t>
+      </w:r>
+      <w:r>
+        <w:t xml:space="preserve"> </w:t>
+      </w:r>
+      <w:r>
+        <w:t xml:space="preserve">of</w:t>
+      </w:r>
+      <w:r>
+        <w:t xml:space="preserve"> </w:t>
+      </w:r>
+      <w:r>
+        <w:rPr>
+          <w:i/>
+          <w:iCs/>
+        </w:rPr>
+        <w:t xml:space="preserve">Candida auris</w:t>
+      </w:r>
+      <w:r>
+        <w:t xml:space="preserve">:</w:t>
+      </w:r>
+      <w:r>
+        <w:t xml:space="preserve"> </w:t>
+      </w:r>
+      <w:r>
+        <w:t xml:space="preserve">Climate Change</w:t>
+      </w:r>
+      <w:r>
+        <w:t xml:space="preserve">,</w:t>
+      </w:r>
+      <w:r>
+        <w:t xml:space="preserve"> </w:t>
+      </w:r>
+      <w:r>
+        <w:t xml:space="preserve">Azoles</w:t>
+      </w:r>
+      <w:r>
+        <w:t xml:space="preserve">,</w:t>
+      </w:r>
+      <w:r>
+        <w:t xml:space="preserve"> </w:t>
+      </w:r>
+      <w:r>
+        <w:t xml:space="preserve">Swamps</w:t>
+      </w:r>
+      <w:r>
+        <w:t xml:space="preserve">, and</w:t>
+      </w:r>
+      <w:r>
+        <w:t xml:space="preserve"> </w:t>
+      </w:r>
+      <w:r>
+        <w:t xml:space="preserve">Birds</w:t>
+      </w:r>
+      <w:r>
+        <w:t xml:space="preserve">.</w:t>
+      </w:r>
+      <w:r>
+        <w:t xml:space="preserve"> </w:t>
+      </w:r>
+      <w:r>
+        <w:rPr>
+          <w:i/>
+          <w:iCs/>
+        </w:rPr>
+        <w:t xml:space="preserve">mBio</w:t>
+      </w:r>
+      <w:r>
+        <w:t xml:space="preserve">,</w:t>
+      </w:r>
+      <w:r>
+        <w:t xml:space="preserve"> </w:t>
+      </w:r>
+      <w:r>
+        <w:rPr>
+          <w:i/>
+          <w:iCs/>
+        </w:rPr>
+        <w:t xml:space="preserve">10</w:t>
+      </w:r>
+      <w:r>
+        <w:t xml:space="preserve">(4), e01397–19.</w:t>
+      </w:r>
+      <w:r>
+        <w:t xml:space="preserve"> </w:t>
+      </w:r>
+      <w:hyperlink r:id="rId66">
+        <w:r>
+          <w:rPr>
+            <w:rStyle w:val="Hyperlink"/>
+          </w:rPr>
+          <w:t xml:space="preserve">https://doi.org/10.1128/mBio.01397-19</w:t>
+        </w:r>
+      </w:hyperlink>
+    </w:p>
+    <w:bookmarkEnd w:id="67"/>
+    <w:bookmarkStart w:id="69" w:name="ref-casadevallEnvironmental2021"/>
+    <w:p>
+      <w:pPr>
+        <w:pStyle w:val="Bibliography"/>
+      </w:pPr>
+      <w:r>
+        <w:t xml:space="preserve">Casadevall, A., Kontoyiannis, D. P., &amp; Robert, V. (2021). Environmental</w:t>
+      </w:r>
+      <w:r>
+        <w:t xml:space="preserve"> </w:t>
+      </w:r>
+      <w:r>
+        <w:rPr>
+          <w:i/>
+          <w:iCs/>
+        </w:rPr>
+        <w:t xml:space="preserve">Candida auris</w:t>
+      </w:r>
+      <w:r>
+        <w:t xml:space="preserve"> </w:t>
+      </w:r>
+      <w:r>
+        <w:t xml:space="preserve">and the</w:t>
+      </w:r>
+      <w:r>
+        <w:t xml:space="preserve"> </w:t>
+      </w:r>
+      <w:r>
+        <w:t xml:space="preserve">Global Warming Emergence Hypothesis</w:t>
+      </w:r>
+      <w:r>
+        <w:t xml:space="preserve">.</w:t>
+      </w:r>
+      <w:r>
+        <w:t xml:space="preserve"> </w:t>
+      </w:r>
+      <w:r>
+        <w:rPr>
+          <w:i/>
+          <w:iCs/>
+        </w:rPr>
+        <w:t xml:space="preserve">mBio</w:t>
+      </w:r>
+      <w:r>
+        <w:t xml:space="preserve">,</w:t>
+      </w:r>
+      <w:r>
+        <w:t xml:space="preserve"> </w:t>
+      </w:r>
+      <w:r>
+        <w:rPr>
+          <w:i/>
+          <w:iCs/>
+        </w:rPr>
+        <w:t xml:space="preserve">12</w:t>
+      </w:r>
+      <w:r>
+        <w:t xml:space="preserve">(2), 10.1128/mbio.00360–21.</w:t>
+      </w:r>
+      <w:r>
+        <w:t xml:space="preserve"> </w:t>
+      </w:r>
+      <w:hyperlink r:id="rId68">
+        <w:r>
+          <w:rPr>
+            <w:rStyle w:val="Hyperlink"/>
+          </w:rPr>
+          <w:t xml:space="preserve">https://doi.org/10.1128/mbio.00360-21</w:t>
+        </w:r>
+      </w:hyperlink>
+    </w:p>
+    <w:bookmarkEnd w:id="69"/>
+    <w:bookmarkStart w:id="70" w:name="ref-centersfordiseasecontrolCurrent2025"/>
+    <w:p>
+      <w:pPr>
+        <w:pStyle w:val="Bibliography"/>
+      </w:pPr>
+      <w:r>
+        <w:t xml:space="preserve">Centers for Disease Control. (2025). Current</w:t>
+      </w:r>
+      <w:r>
+        <w:t xml:space="preserve"> </w:t>
+      </w:r>
+      <w:r>
+        <w:t xml:space="preserve">Dengue Outbreak</w:t>
+      </w:r>
+      <w:r>
+        <w:t xml:space="preserve">. In</w:t>
+      </w:r>
+      <w:r>
+        <w:t xml:space="preserve"> </w:t>
+      </w:r>
+      <w:r>
+        <w:rPr>
+          <w:i/>
+          <w:iCs/>
+        </w:rPr>
+        <w:t xml:space="preserve">Dengue</w:t>
+      </w:r>
+      <w:r>
+        <w:t xml:space="preserve">. https://www.cdc.gov/dengue/outbreaks/2024/index.html.</w:t>
+      </w:r>
+    </w:p>
+    <w:bookmarkEnd w:id="70"/>
+    <w:bookmarkStart w:id="72" w:name="ref-degaetanoCandida2024"/>
+    <w:p>
+      <w:pPr>
+        <w:pStyle w:val="Bibliography"/>
+      </w:pPr>
+      <w:r>
+        <w:t xml:space="preserve">De Gaetano, S., Midiri, A., Mancuso, G., Avola, M. G., &amp; Biondo, C. (2024).</w:t>
+      </w:r>
+      <w:r>
+        <w:t xml:space="preserve"> </w:t>
+      </w:r>
+      <w:r>
+        <w:rPr>
+          <w:i/>
+          <w:iCs/>
+        </w:rPr>
+        <w:t xml:space="preserve">Candida auris</w:t>
+      </w:r>
+      <w:r>
+        <w:t xml:space="preserve"> </w:t>
+      </w:r>
+      <w:r>
+        <w:t xml:space="preserve">Outbreaks</w:t>
+      </w:r>
+      <w:r>
+        <w:t xml:space="preserve">:</w:t>
+      </w:r>
+      <w:r>
+        <w:t xml:space="preserve"> </w:t>
+      </w:r>
+      <w:r>
+        <w:t xml:space="preserve">Current Status</w:t>
+      </w:r>
+      <w:r>
+        <w:t xml:space="preserve"> </w:t>
+      </w:r>
+      <w:r>
+        <w:t xml:space="preserve">and</w:t>
+      </w:r>
+      <w:r>
+        <w:t xml:space="preserve"> </w:t>
+      </w:r>
+      <w:r>
+        <w:t xml:space="preserve">Future Perspectives</w:t>
+      </w:r>
+      <w:r>
+        <w:t xml:space="preserve">.</w:t>
+      </w:r>
+      <w:r>
+        <w:t xml:space="preserve"> </w:t>
+      </w:r>
+      <w:r>
+        <w:rPr>
+          <w:i/>
+          <w:iCs/>
+        </w:rPr>
+        <w:t xml:space="preserve">Microorganisms</w:t>
+      </w:r>
+      <w:r>
+        <w:t xml:space="preserve">,</w:t>
+      </w:r>
+      <w:r>
+        <w:t xml:space="preserve"> </w:t>
+      </w:r>
+      <w:r>
+        <w:rPr>
+          <w:i/>
+          <w:iCs/>
+        </w:rPr>
+        <w:t xml:space="preserve">12</w:t>
+      </w:r>
+      <w:r>
+        <w:t xml:space="preserve">(5), 927.</w:t>
+      </w:r>
+      <w:r>
+        <w:t xml:space="preserve"> </w:t>
+      </w:r>
+      <w:hyperlink r:id="rId71">
+        <w:r>
+          <w:rPr>
+            <w:rStyle w:val="Hyperlink"/>
+          </w:rPr>
+          <w:t xml:space="preserve">https://doi.org/10.3390/microorganisms12050927</w:t>
+        </w:r>
+      </w:hyperlink>
+    </w:p>
+    <w:bookmarkEnd w:id="72"/>
+    <w:bookmarkStart w:id="74" w:name="ref-devitaPublic2025"/>
+    <w:p>
+      <w:pPr>
+        <w:pStyle w:val="Bibliography"/>
+      </w:pPr>
+      <w:r>
+        <w:t xml:space="preserve">DeVita, T. N., Morrison, A. M., Stanek, D., Drennon, M., Sarney, E., Brennan, W., Tomson, K., Blackmore, C., Broussard, K., Duwell, M., Blythe, D., Rothfeldt, L., Dulski, T., Blount, K., Ledford, S., Blackburn, D., Wallender, E., Barratt, J. L. N., Raphael, B. H., … McElroy, P. D. (2025). Public</w:t>
+      </w:r>
+      <w:r>
+        <w:t xml:space="preserve"> </w:t>
+      </w:r>
+      <w:r>
+        <w:t xml:space="preserve">Health Response</w:t>
+      </w:r>
+      <w:r>
+        <w:t xml:space="preserve"> </w:t>
+      </w:r>
+      <w:r>
+        <w:t xml:space="preserve">to the</w:t>
+      </w:r>
+      <w:r>
+        <w:t xml:space="preserve"> </w:t>
+      </w:r>
+      <w:r>
+        <w:t xml:space="preserve">First Locally Acquired Malaria Outbreaks</w:t>
+      </w:r>
+      <w:r>
+        <w:t xml:space="preserve"> </w:t>
+      </w:r>
+      <w:r>
+        <w:t xml:space="preserve">in the</w:t>
+      </w:r>
+      <w:r>
+        <w:t xml:space="preserve"> </w:t>
+      </w:r>
+      <w:r>
+        <w:t xml:space="preserve">US</w:t>
+      </w:r>
+      <w:r>
+        <w:t xml:space="preserve"> </w:t>
+      </w:r>
+      <w:r>
+        <w:t xml:space="preserve">in 20</w:t>
+      </w:r>
+      <w:r>
+        <w:t xml:space="preserve"> </w:t>
+      </w:r>
+      <w:r>
+        <w:t xml:space="preserve">Years</w:t>
+      </w:r>
+      <w:r>
+        <w:t xml:space="preserve">.</w:t>
+      </w:r>
+      <w:r>
+        <w:t xml:space="preserve"> </w:t>
+      </w:r>
+      <w:r>
+        <w:rPr>
+          <w:i/>
+          <w:iCs/>
+        </w:rPr>
+        <w:t xml:space="preserve">JAMA Network Open</w:t>
+      </w:r>
+      <w:r>
+        <w:t xml:space="preserve">,</w:t>
+      </w:r>
+      <w:r>
+        <w:t xml:space="preserve"> </w:t>
+      </w:r>
+      <w:r>
+        <w:rPr>
+          <w:i/>
+          <w:iCs/>
+        </w:rPr>
+        <w:t xml:space="preserve">8</w:t>
+      </w:r>
+      <w:r>
+        <w:t xml:space="preserve">(10), e2535719.</w:t>
+      </w:r>
+      <w:r>
+        <w:t xml:space="preserve"> </w:t>
+      </w:r>
+      <w:hyperlink r:id="rId73">
+        <w:r>
+          <w:rPr>
+            <w:rStyle w:val="Hyperlink"/>
+          </w:rPr>
+          <w:t xml:space="preserve">https://doi.org/10.1001/jamanetworkopen.2025.35719</w:t>
+        </w:r>
+      </w:hyperlink>
+    </w:p>
+    <w:bookmarkEnd w:id="74"/>
+    <w:bookmarkStart w:id="76" w:name="ref-cdcChikungunya2025"/>
+    <w:p>
+      <w:pPr>
+        <w:pStyle w:val="Bibliography"/>
+      </w:pPr>
+      <w:r>
+        <w:t xml:space="preserve">Disease Control, C. for. (2025). Chikungunya in the</w:t>
+      </w:r>
+      <w:r>
+        <w:t xml:space="preserve"> </w:t>
+      </w:r>
+      <w:r>
+        <w:t xml:space="preserve">United States</w:t>
+      </w:r>
+      <w:r>
+        <w:t xml:space="preserve">. In</w:t>
+      </w:r>
+      <w:r>
+        <w:t xml:space="preserve"> </w:t>
+      </w:r>
+      <w:r>
+        <w:rPr>
+          <w:i/>
+          <w:iCs/>
+        </w:rPr>
+        <w:t xml:space="preserve">Chikungunya Virus</w:t>
+      </w:r>
+      <w:r>
+        <w:t xml:space="preserve">.</w:t>
+      </w:r>
+      <w:r>
+        <w:t xml:space="preserve"> </w:t>
+      </w:r>
+      <w:hyperlink r:id="rId75">
+        <w:r>
+          <w:rPr>
+            <w:rStyle w:val="Hyperlink"/>
+          </w:rPr>
+          <w:t xml:space="preserve">https://www.cdc.gov/chikungunya/data-maps/chikungunya-us.html</w:t>
+        </w:r>
+      </w:hyperlink>
+    </w:p>
+    <w:bookmarkEnd w:id="76"/>
+    <w:bookmarkStart w:id="78" w:name="ref-evansExposure2023"/>
+    <w:p>
+      <w:pPr>
+        <w:pStyle w:val="Bibliography"/>
+      </w:pPr>
+      <w:r>
         <w:t xml:space="preserve">Evans, T. S., Tan, C. W., Aung, O., Phyu, S., Lin, H., Coffey, L. L., Toe, A. T., Aung, P., Aung, T. H., Aung, N. T., Weiss, C. M., Thant, K. Z., Htun, Z. T., Murray, S., Wang, L.-F., Johnson, C. K., &amp; Thu, H. M. (2023). Exposure to diverse sarbecoviruses indicates frequent zoonotic spillover in human communities interacting with wildlife.</w:t>
       </w:r>
       <w:r>
@@ -1264,7 +2832,7 @@
       <w:r>
         <w:t xml:space="preserve"> </w:t>
       </w:r>
-      <w:hyperlink r:id="rId48">
+      <w:hyperlink r:id="rId77">
         <w:r>
           <w:rPr>
             <w:rStyle w:val="Hyperlink"/>
@@ -1273,13 +2841,69 @@
         </w:r>
       </w:hyperlink>
     </w:p>
-    <w:bookmarkEnd w:id="49"/>
-    <w:bookmarkStart w:id="51" w:name="ref-fisher_chytrid_2020"/>
+    <w:bookmarkEnd w:id="78"/>
+    <w:bookmarkStart w:id="80" w:name="ref-fausthistory1951"/>
     <w:p>
       <w:pPr>
         <w:pStyle w:val="Bibliography"/>
       </w:pPr>
       <w:r>
+        <w:t xml:space="preserve">Faust, E. C. (1951). The history of malaria in the</w:t>
+      </w:r>
+      <w:r>
+        <w:t xml:space="preserve"> </w:t>
+      </w:r>
+      <w:r>
+        <w:t xml:space="preserve">United States</w:t>
+      </w:r>
+      <w:r>
+        <w:t xml:space="preserve">.</w:t>
+      </w:r>
+      <w:r>
+        <w:t xml:space="preserve"> </w:t>
+      </w:r>
+      <w:r>
+        <w:rPr>
+          <w:i/>
+          <w:iCs/>
+        </w:rPr>
+        <w:t xml:space="preserve">American Scientist</w:t>
+      </w:r>
+      <w:r>
+        <w:t xml:space="preserve">,</w:t>
+      </w:r>
+      <w:r>
+        <w:t xml:space="preserve"> </w:t>
+      </w:r>
+      <w:r>
+        <w:rPr>
+          <w:i/>
+          <w:iCs/>
+        </w:rPr>
+        <w:t xml:space="preserve">39</w:t>
+      </w:r>
+      <w:r>
+        <w:t xml:space="preserve">(1), 121–130.</w:t>
+      </w:r>
+      <w:r>
+        <w:t xml:space="preserve"> </w:t>
+      </w:r>
+      <w:hyperlink r:id="rId79">
+        <w:r>
+          <w:rPr>
+            <w:rStyle w:val="Hyperlink"/>
+          </w:rPr>
+          <w:t xml:space="preserve">https://www.jstor.org/stable/27826354</w:t>
+        </w:r>
+      </w:hyperlink>
+    </w:p>
+    <w:bookmarkEnd w:id="80"/>
+    <w:bookmarkStart w:id="82" w:name="ref-fisher_chytrid_2020"/>
+    <w:p>
+      <w:pPr>
+        <w:pStyle w:val="Bibliography"/>
+      </w:pPr>
+      <w:r>
         <w:t xml:space="preserve">Fisher, M. C., &amp; Garner, T. W. J. (2020). Chytrid fungi and global amphibian declines.</w:t>
       </w:r>
       <w:r>
@@ -1311,7 +2935,7 @@
       <w:r>
         <w:t xml:space="preserve"> </w:t>
       </w:r>
-      <w:hyperlink r:id="rId50">
+      <w:hyperlink r:id="rId81">
         <w:r>
           <w:rPr>
             <w:rStyle w:val="Hyperlink"/>
@@ -1320,8 +2944,8 @@
         </w:r>
       </w:hyperlink>
     </w:p>
-    <w:bookmarkEnd w:id="51"/>
-    <w:bookmarkStart w:id="53" w:name="ref-han_integrating_2020"/>
+    <w:bookmarkEnd w:id="82"/>
+    <w:bookmarkStart w:id="84" w:name="ref-han_integrating_2020"/>
     <w:p>
       <w:pPr>
         <w:pStyle w:val="Bibliography"/>
@@ -1358,7 +2982,7 @@
       <w:r>
         <w:t xml:space="preserve"> </w:t>
       </w:r>
-      <w:hyperlink r:id="rId52">
+      <w:hyperlink r:id="rId83">
         <w:r>
           <w:rPr>
             <w:rStyle w:val="Hyperlink"/>
@@ -1367,13 +2991,145 @@
         </w:r>
       </w:hyperlink>
     </w:p>
-    <w:bookmarkEnd w:id="53"/>
-    <w:bookmarkStart w:id="55" w:name="ref-kain_predicting_2019"/>
+    <w:bookmarkEnd w:id="84"/>
+    <w:bookmarkStart w:id="86" w:name="ref-NYchikungunya2025"/>
     <w:p>
       <w:pPr>
         <w:pStyle w:val="Bibliography"/>
       </w:pPr>
       <w:r>
+        <w:t xml:space="preserve">Health, N. S. D. of. (2025).</w:t>
+      </w:r>
+      <w:r>
+        <w:t xml:space="preserve"> </w:t>
+      </w:r>
+      <w:r>
+        <w:rPr>
+          <w:i/>
+          <w:iCs/>
+        </w:rPr>
+        <w:t xml:space="preserve">New</w:t>
+      </w:r>
+      <w:r>
+        <w:rPr>
+          <w:i/>
+          <w:iCs/>
+        </w:rPr>
+        <w:t xml:space="preserve"> </w:t>
+      </w:r>
+      <w:r>
+        <w:rPr>
+          <w:i/>
+          <w:iCs/>
+        </w:rPr>
+        <w:t xml:space="preserve">York State Department</w:t>
+      </w:r>
+      <w:r>
+        <w:rPr>
+          <w:i/>
+          <w:iCs/>
+        </w:rPr>
+        <w:t xml:space="preserve"> </w:t>
+      </w:r>
+      <w:r>
+        <w:rPr>
+          <w:i/>
+          <w:iCs/>
+        </w:rPr>
+        <w:t xml:space="preserve">of</w:t>
+      </w:r>
+      <w:r>
+        <w:rPr>
+          <w:i/>
+          <w:iCs/>
+        </w:rPr>
+        <w:t xml:space="preserve"> </w:t>
+      </w:r>
+      <w:r>
+        <w:rPr>
+          <w:i/>
+          <w:iCs/>
+        </w:rPr>
+        <w:t xml:space="preserve">Health Confirms First Locally Acquired Case</w:t>
+      </w:r>
+      <w:r>
+        <w:rPr>
+          <w:i/>
+          <w:iCs/>
+        </w:rPr>
+        <w:t xml:space="preserve"> </w:t>
+      </w:r>
+      <w:r>
+        <w:rPr>
+          <w:i/>
+          <w:iCs/>
+        </w:rPr>
+        <w:t xml:space="preserve">of</w:t>
+      </w:r>
+      <w:r>
+        <w:rPr>
+          <w:i/>
+          <w:iCs/>
+        </w:rPr>
+        <w:t xml:space="preserve"> </w:t>
+      </w:r>
+      <w:r>
+        <w:rPr>
+          <w:i/>
+          <w:iCs/>
+        </w:rPr>
+        <w:t xml:space="preserve">Chikungunya</w:t>
+      </w:r>
+      <w:r>
+        <w:rPr>
+          <w:i/>
+          <w:iCs/>
+        </w:rPr>
+        <w:t xml:space="preserve"> </w:t>
+      </w:r>
+      <w:r>
+        <w:rPr>
+          <w:i/>
+          <w:iCs/>
+        </w:rPr>
+        <w:t xml:space="preserve">in</w:t>
+      </w:r>
+      <w:r>
+        <w:rPr>
+          <w:i/>
+          <w:iCs/>
+        </w:rPr>
+        <w:t xml:space="preserve"> </w:t>
+      </w:r>
+      <w:r>
+        <w:rPr>
+          <w:i/>
+          <w:iCs/>
+        </w:rPr>
+        <w:t xml:space="preserve">New York State</w:t>
+      </w:r>
+      <w:r>
+        <w:t xml:space="preserve">.</w:t>
+      </w:r>
+      <w:r>
+        <w:t xml:space="preserve"> </w:t>
+      </w:r>
+      <w:hyperlink r:id="rId85">
+        <w:r>
+          <w:rPr>
+            <w:rStyle w:val="Hyperlink"/>
+          </w:rPr>
+          <w:t xml:space="preserve">https://www.health.ny.gov/press/releases/2025/2025-10-14\_chikungunya</w:t>
+        </w:r>
+      </w:hyperlink>
+    </w:p>
+    <w:bookmarkEnd w:id="86"/>
+    <w:bookmarkStart w:id="88" w:name="ref-kain_predicting_2019"/>
+    <w:p>
+      <w:pPr>
+        <w:pStyle w:val="Bibliography"/>
+      </w:pPr>
+      <w:r>
         <w:t xml:space="preserve">Kain, M. P., &amp; Bolker, B. M. (2019). Predicting</w:t>
       </w:r>
       <w:r>
@@ -1453,7 +3209,7 @@
       <w:r>
         <w:t xml:space="preserve"> </w:t>
       </w:r>
-      <w:hyperlink r:id="rId54">
+      <w:hyperlink r:id="rId87">
         <w:r>
           <w:rPr>
             <w:rStyle w:val="Hyperlink"/>
@@ -1462,8 +3218,8 @@
         </w:r>
       </w:hyperlink>
     </w:p>
-    <w:bookmarkEnd w:id="55"/>
-    <w:bookmarkStart w:id="57" w:name="ref-keesing_dilution_2021"/>
+    <w:bookmarkEnd w:id="88"/>
+    <w:bookmarkStart w:id="90" w:name="ref-keesing_dilution_2021"/>
     <w:p>
       <w:pPr>
         <w:pStyle w:val="Bibliography"/>
@@ -1500,7 +3256,7 @@
       <w:r>
         <w:t xml:space="preserve"> </w:t>
       </w:r>
-      <w:hyperlink r:id="rId56">
+      <w:hyperlink r:id="rId89">
         <w:r>
           <w:rPr>
             <w:rStyle w:val="Hyperlink"/>
@@ -1509,8 +3265,8 @@
         </w:r>
       </w:hyperlink>
     </w:p>
-    <w:bookmarkEnd w:id="57"/>
-    <w:bookmarkStart w:id="59" w:name="ref-macdonaldAmazon2019a"/>
+    <w:bookmarkEnd w:id="90"/>
+    <w:bookmarkStart w:id="92" w:name="ref-macdonaldAmazon2019a"/>
     <w:p>
       <w:pPr>
         <w:pStyle w:val="Bibliography"/>
@@ -1547,7 +3303,7 @@
       <w:r>
         <w:t xml:space="preserve"> </w:t>
       </w:r>
-      <w:hyperlink r:id="rId58">
+      <w:hyperlink r:id="rId91">
         <w:r>
           <w:rPr>
             <w:rStyle w:val="Hyperlink"/>
@@ -1556,13 +3312,60 @@
         </w:r>
       </w:hyperlink>
     </w:p>
-    <w:bookmarkEnd w:id="59"/>
-    <w:bookmarkStart w:id="61" w:name="ref-mordecaiClimate2020"/>
+    <w:bookmarkEnd w:id="92"/>
+    <w:bookmarkStart w:id="94" w:name="ref-mordecaiOptimal2013b"/>
     <w:p>
       <w:pPr>
         <w:pStyle w:val="Bibliography"/>
       </w:pPr>
       <w:r>
+        <w:t xml:space="preserve">Mordecai, E. A., Paaijmans, K. P., Johnson, L. R., Balzer, C., Ben-Horin, T., de Moor, E., McNally, A., Pawar, S., Ryan, S. J., Smith, T. C., &amp; Lafferty, K. D. (2013). Optimal temperature for malaria transmission is dramatically lower than previously predicted.</w:t>
+      </w:r>
+      <w:r>
+        <w:t xml:space="preserve"> </w:t>
+      </w:r>
+      <w:r>
+        <w:rPr>
+          <w:i/>
+          <w:iCs/>
+        </w:rPr>
+        <w:t xml:space="preserve">Ecology Letters</w:t>
+      </w:r>
+      <w:r>
+        <w:t xml:space="preserve">,</w:t>
+      </w:r>
+      <w:r>
+        <w:t xml:space="preserve"> </w:t>
+      </w:r>
+      <w:r>
+        <w:rPr>
+          <w:i/>
+          <w:iCs/>
+        </w:rPr>
+        <w:t xml:space="preserve">16</w:t>
+      </w:r>
+      <w:r>
+        <w:t xml:space="preserve">(1), 22–30.</w:t>
+      </w:r>
+      <w:r>
+        <w:t xml:space="preserve"> </w:t>
+      </w:r>
+      <w:hyperlink r:id="rId93">
+        <w:r>
+          <w:rPr>
+            <w:rStyle w:val="Hyperlink"/>
+          </w:rPr>
+          <w:t xml:space="preserve">https://doi.org/10.1111/ele.12015</w:t>
+        </w:r>
+      </w:hyperlink>
+    </w:p>
+    <w:bookmarkEnd w:id="94"/>
+    <w:bookmarkStart w:id="96" w:name="ref-mordecaiClimate2020"/>
+    <w:p>
+      <w:pPr>
+        <w:pStyle w:val="Bibliography"/>
+      </w:pPr>
+      <w:r>
         <w:t xml:space="preserve">Mordecai, E. A., Ryan, S. J., Caldwell, J. M., Shah, M. M., &amp; LaBeaud, A. D. (2020). Climate change could shift disease burden from malaria to arboviruses in</w:t>
       </w:r>
       <w:r>
@@ -1603,7 +3406,7 @@
       <w:r>
         <w:t xml:space="preserve"> </w:t>
       </w:r>
-      <w:hyperlink r:id="rId60">
+      <w:hyperlink r:id="rId95">
         <w:r>
           <w:rPr>
             <w:rStyle w:val="Hyperlink"/>
@@ -1612,13 +3415,84 @@
         </w:r>
       </w:hyperlink>
     </w:p>
-    <w:bookmarkEnd w:id="61"/>
-    <w:bookmarkStart w:id="63" w:name="ref-pounds_widespread_2006"/>
+    <w:bookmarkEnd w:id="96"/>
+    <w:bookmarkStart w:id="98" w:name="ref-omumboRaised2011"/>
     <w:p>
       <w:pPr>
         <w:pStyle w:val="Bibliography"/>
       </w:pPr>
       <w:r>
+        <w:t xml:space="preserve">Omumbo, J. A., Lyon, B., Waweru, S. M., Connor, S. J., &amp; Thomson, M. C. (2011). Raised temperatures over the</w:t>
+      </w:r>
+      <w:r>
+        <w:t xml:space="preserve"> </w:t>
+      </w:r>
+      <w:r>
+        <w:t xml:space="preserve">Kericho</w:t>
+      </w:r>
+      <w:r>
+        <w:t xml:space="preserve"> </w:t>
+      </w:r>
+      <w:r>
+        <w:t xml:space="preserve">tea estates: Revisiting the climate in the</w:t>
+      </w:r>
+      <w:r>
+        <w:t xml:space="preserve"> </w:t>
+      </w:r>
+      <w:r>
+        <w:t xml:space="preserve">East African</w:t>
+      </w:r>
+      <w:r>
+        <w:t xml:space="preserve"> </w:t>
+      </w:r>
+      <w:r>
+        <w:t xml:space="preserve">highlands malaria debate.</w:t>
+      </w:r>
+      <w:r>
+        <w:t xml:space="preserve"> </w:t>
+      </w:r>
+      <w:r>
+        <w:rPr>
+          <w:i/>
+          <w:iCs/>
+        </w:rPr>
+        <w:t xml:space="preserve">Malaria Journal</w:t>
+      </w:r>
+      <w:r>
+        <w:t xml:space="preserve">,</w:t>
+      </w:r>
+      <w:r>
+        <w:t xml:space="preserve"> </w:t>
+      </w:r>
+      <w:r>
+        <w:rPr>
+          <w:i/>
+          <w:iCs/>
+        </w:rPr>
+        <w:t xml:space="preserve">10</w:t>
+      </w:r>
+      <w:r>
+        <w:t xml:space="preserve">(1), 12.</w:t>
+      </w:r>
+      <w:r>
+        <w:t xml:space="preserve"> </w:t>
+      </w:r>
+      <w:hyperlink r:id="rId97">
+        <w:r>
+          <w:rPr>
+            <w:rStyle w:val="Hyperlink"/>
+          </w:rPr>
+          <w:t xml:space="preserve">https://doi.org/10.1186/1475-2875-10-12</w:t>
+        </w:r>
+      </w:hyperlink>
+    </w:p>
+    <w:bookmarkEnd w:id="98"/>
+    <w:bookmarkStart w:id="100" w:name="ref-pounds_widespread_2006"/>
+    <w:p>
+      <w:pPr>
+        <w:pStyle w:val="Bibliography"/>
+      </w:pPr>
+      <w:r>
         <w:t xml:space="preserve">Pounds, A. J., Bustamante, M. R., Coloma, L. A., Consuegra, J. A., Fogden, M. P. L., Foster, P. N., La Marca, E., Masters, K. L., Merino-Viteri, A., Puschendorf, R., Ron, S. R., Sánchez-Azofeifa, G. A., Still, C. J., &amp; Young, B. E. (2006). Widespread amphibian extinctions from epidemic disease driven by global warming.</w:t>
       </w:r>
       <w:r>
@@ -1650,7 +3524,7 @@
       <w:r>
         <w:t xml:space="preserve"> </w:t>
       </w:r>
-      <w:hyperlink r:id="rId62">
+      <w:hyperlink r:id="rId99">
         <w:r>
           <w:rPr>
             <w:rStyle w:val="Hyperlink"/>
@@ -1659,8 +3533,8 @@
         </w:r>
       </w:hyperlink>
     </w:p>
-    <w:bookmarkEnd w:id="63"/>
-    <w:bookmarkStart w:id="65" w:name="ref-pulliam_ability_2009"/>
+    <w:bookmarkEnd w:id="100"/>
+    <w:bookmarkStart w:id="102" w:name="ref-pulliam_ability_2009"/>
     <w:p>
       <w:pPr>
         <w:pStyle w:val="Bibliography"/>
@@ -1754,7 +3628,7 @@
       <w:r>
         <w:t xml:space="preserve"> </w:t>
       </w:r>
-      <w:hyperlink r:id="rId64">
+      <w:hyperlink r:id="rId101">
         <w:r>
           <w:rPr>
             <w:rStyle w:val="Hyperlink"/>
@@ -1763,8 +3637,8 @@
         </w:r>
       </w:hyperlink>
     </w:p>
-    <w:bookmarkEnd w:id="65"/>
-    <w:bookmarkStart w:id="67" w:name="ref-rohr_towards_2020"/>
+    <w:bookmarkEnd w:id="102"/>
+    <w:bookmarkStart w:id="104" w:name="ref-rohr_towards_2020"/>
     <w:p>
       <w:pPr>
         <w:pStyle w:val="Bibliography"/>
@@ -1801,7 +3675,7 @@
       <w:r>
         <w:t xml:space="preserve"> </w:t>
       </w:r>
-      <w:hyperlink r:id="rId66">
+      <w:hyperlink r:id="rId103">
         <w:r>
           <w:rPr>
             <w:rStyle w:val="Hyperlink"/>
@@ -1810,8 +3684,8 @@
         </w:r>
       </w:hyperlink>
     </w:p>
-    <w:bookmarkEnd w:id="67"/>
-    <w:bookmarkStart w:id="69" w:name="ref-rohr_linking_2010"/>
+    <w:bookmarkEnd w:id="104"/>
+    <w:bookmarkStart w:id="106" w:name="ref-rohr_linking_2010"/>
     <w:p>
       <w:pPr>
         <w:pStyle w:val="Bibliography"/>
@@ -1848,7 +3722,7 @@
       <w:r>
         <w:t xml:space="preserve"> </w:t>
       </w:r>
-      <w:hyperlink r:id="rId68">
+      <w:hyperlink r:id="rId105">
         <w:r>
           <w:rPr>
             <w:rStyle w:val="Hyperlink"/>
@@ -1857,8 +3731,8 @@
         </w:r>
       </w:hyperlink>
     </w:p>
-    <w:bookmarkEnd w:id="69"/>
-    <w:bookmarkStart w:id="71" w:name="ref-rohr_evaluating_2008"/>
+    <w:bookmarkEnd w:id="106"/>
+    <w:bookmarkStart w:id="108" w:name="ref-rohr_evaluating_2008"/>
     <w:p>
       <w:pPr>
         <w:pStyle w:val="Bibliography"/>
@@ -1895,7 +3769,7 @@
       <w:r>
         <w:t xml:space="preserve"> </w:t>
       </w:r>
-      <w:hyperlink r:id="rId70">
+      <w:hyperlink r:id="rId107">
         <w:r>
           <w:rPr>
             <w:rStyle w:val="Hyperlink"/>
@@ -1904,13 +3778,93 @@
         </w:r>
       </w:hyperlink>
     </w:p>
-    <w:bookmarkEnd w:id="71"/>
-    <w:bookmarkStart w:id="73" w:name="ref-walker_transmissibility_2018"/>
+    <w:bookmarkEnd w:id="108"/>
+    <w:bookmarkStart w:id="110" w:name="ref-ryanMapping2015"/>
     <w:p>
       <w:pPr>
         <w:pStyle w:val="Bibliography"/>
       </w:pPr>
       <w:r>
+        <w:t xml:space="preserve">Ryan, S. J., McNally, A., Johnson, L. R., Mordecai, E. A., Ben-Horin, T., Paaijmans, K., &amp; Lafferty, K. D. (2015). Mapping</w:t>
+      </w:r>
+      <w:r>
+        <w:t xml:space="preserve"> </w:t>
+      </w:r>
+      <w:r>
+        <w:t xml:space="preserve">Physiological Suitability Limits</w:t>
+      </w:r>
+      <w:r>
+        <w:t xml:space="preserve"> </w:t>
+      </w:r>
+      <w:r>
+        <w:t xml:space="preserve">for</w:t>
+      </w:r>
+      <w:r>
+        <w:t xml:space="preserve"> </w:t>
+      </w:r>
+      <w:r>
+        <w:t xml:space="preserve">Malaria</w:t>
+      </w:r>
+      <w:r>
+        <w:t xml:space="preserve"> </w:t>
+      </w:r>
+      <w:r>
+        <w:t xml:space="preserve">in</w:t>
+      </w:r>
+      <w:r>
+        <w:t xml:space="preserve"> </w:t>
+      </w:r>
+      <w:r>
+        <w:t xml:space="preserve">Africa Under Climate Change</w:t>
+      </w:r>
+      <w:r>
+        <w:t xml:space="preserve">.</w:t>
+      </w:r>
+      <w:r>
+        <w:t xml:space="preserve"> </w:t>
+      </w:r>
+      <w:r>
+        <w:rPr>
+          <w:i/>
+          <w:iCs/>
+        </w:rPr>
+        <w:t xml:space="preserve">Vector-Borne and Zoonotic Diseases</w:t>
+      </w:r>
+      <w:r>
+        <w:t xml:space="preserve">,</w:t>
+      </w:r>
+      <w:r>
+        <w:t xml:space="preserve"> </w:t>
+      </w:r>
+      <w:r>
+        <w:rPr>
+          <w:i/>
+          <w:iCs/>
+        </w:rPr>
+        <w:t xml:space="preserve">15</w:t>
+      </w:r>
+      <w:r>
+        <w:t xml:space="preserve">(12), 718–725.</w:t>
+      </w:r>
+      <w:r>
+        <w:t xml:space="preserve"> </w:t>
+      </w:r>
+      <w:hyperlink r:id="rId109">
+        <w:r>
+          <w:rPr>
+            <w:rStyle w:val="Hyperlink"/>
+          </w:rPr>
+          <w:t xml:space="preserve">https://doi.org/10.1089/vbz.2015.1822</w:t>
+        </w:r>
+      </w:hyperlink>
+    </w:p>
+    <w:bookmarkEnd w:id="110"/>
+    <w:bookmarkStart w:id="112" w:name="ref-walker_transmissibility_2018"/>
+    <w:p>
+      <w:pPr>
+        <w:pStyle w:val="Bibliography"/>
+      </w:pPr>
+      <w:r>
         <w:t xml:space="preserve">Walker, J. W., Han, B. A., Ott, I. M., &amp; Drake, J. M. (2018). Transmissibility of emerging viral zoonoses.</w:t>
       </w:r>
       <w:r>
@@ -1942,7 +3896,7 @@
       <w:r>
         <w:t xml:space="preserve"> </w:t>
       </w:r>
-      <w:hyperlink r:id="rId72">
+      <w:hyperlink r:id="rId111">
         <w:r>
           <w:rPr>
             <w:rStyle w:val="Hyperlink"/>
@@ -1951,8 +3905,8 @@
         </w:r>
       </w:hyperlink>
     </w:p>
-    <w:bookmarkEnd w:id="73"/>
-    <w:bookmarkEnd w:id="74"/>
+    <w:bookmarkEnd w:id="112"/>
+    <w:bookmarkEnd w:id="113"/>
     <w:p>
       <w:r>
         <w:pict>
@@ -1965,10 +3919,10 @@
         <w:pStyle w:val="FirstParagraph"/>
       </w:pPr>
       <w:r>
-        <w:t xml:space="preserve">Last updated: 2025-08-21 15:01:54.31805</w:t>
-      </w:r>
-    </w:p>
-    <w:bookmarkEnd w:id="75"/>
+        <w:t xml:space="preserve">Last updated: 2025-11-23 19:27:27.095649</w:t>
+      </w:r>
+    </w:p>
+    <w:bookmarkEnd w:id="114"/>
     <w:sectPr/>
   </w:body>
 </w:document>
@@ -2227,6 +4181,21 @@
     <w:abstractNumId w:val="991"/>
   </w:num>
   <w:num w:numId="1016">
+    <w:abstractNumId w:val="991"/>
+  </w:num>
+  <w:num w:numId="1017">
+    <w:abstractNumId w:val="991"/>
+  </w:num>
+  <w:num w:numId="1018">
+    <w:abstractNumId w:val="991"/>
+  </w:num>
+  <w:num w:numId="1019">
+    <w:abstractNumId w:val="991"/>
+  </w:num>
+  <w:num w:numId="1020">
+    <w:abstractNumId w:val="991"/>
+  </w:num>
+  <w:num w:numId="1021">
     <w:abstractNumId w:val="991"/>
   </w:num>
 </w:numbering>

--- a/docs/notes/emerg.docx
+++ b/docs/notes/emerg.docx
@@ -676,7 +676,7 @@
       </w:r>
     </w:p>
     <w:bookmarkEnd w:id="23"/>
-    <w:bookmarkStart w:id="24" w:name="candida-auris"/>
+    <w:bookmarkStart w:id="27" w:name="candida-auris"/>
     <w:p>
       <w:pPr>
         <w:pStyle w:val="Heading2"/>
@@ -791,8 +791,120 @@
         <w:t xml:space="preserve">newly virulent? newly resistant? newly heat-tolerant?</w:t>
       </w:r>
     </w:p>
-    <w:bookmarkEnd w:id="24"/>
-    <w:bookmarkStart w:id="28" w:name="batrachochytrium-dendrobatidis"/>
+    <w:p>
+      <w:pPr>
+        <w:pStyle w:val="Compact"/>
+        <w:numPr>
+          <w:ilvl w:val="0"/>
+          <w:numId w:val="1006"/>
+        </w:numPr>
+      </w:pPr>
+      <w:r>
+        <w:t xml:space="preserve">hypothesis: selection for thermotolerance in the wild, followed by dissemination by birds/agriculture (??)</w:t>
+      </w:r>
+    </w:p>
+    <w:p>
+      <w:pPr>
+        <w:pStyle w:val="BlockText"/>
+      </w:pPr>
+      <w:r>
+        <w:t xml:space="preserve">Support for the hypothesis would consist of finding more</w:t>
+      </w:r>
+      <w:r>
+        <w:t xml:space="preserve"> </w:t>
+      </w:r>
+      <w:r>
+        <w:rPr>
+          <w:i/>
+          <w:iCs/>
+        </w:rPr>
+        <w:t xml:space="preserve">C. auris</w:t>
+      </w:r>
+      <w:r>
+        <w:t xml:space="preserve"> </w:t>
+      </w:r>
+      <w:r>
+        <w:t xml:space="preserve">isolates with borderline mammalian thermotolerance and perhaps that these isolates can be adapted to grow at higher temperatures through laboratory selection for growth at higher temperatures.</w:t>
+      </w:r>
+    </w:p>
+    <w:p>
+      <w:pPr>
+        <w:pStyle w:val="FirstParagraph"/>
+      </w:pPr>
+      <w:r>
+        <w:t xml:space="preserve">(</w:t>
+      </w:r>
+      <w:r>
+        <w:rPr>
+          <w:b/>
+          <w:bCs/>
+        </w:rPr>
+        <w:t xml:space="preserve">moneyFungal2024?</w:t>
+      </w:r>
+      <w:r>
+        <w:t xml:space="preserve">)</w:t>
+      </w:r>
+      <w:r>
+        <w:t xml:space="preserve">:</w:t>
+      </w:r>
+    </w:p>
+    <w:p>
+      <w:pPr>
+        <w:pStyle w:val="BodyText"/>
+      </w:pPr>
+      <w:r>
+        <w:drawing>
+          <wp:inline>
+            <wp:extent cx="751310" cy="639530"/>
+            <wp:effectExtent b="0" l="0" r="0" t="0"/>
+            <wp:docPr descr="" title="" id="25" name="Picture"/>
+            <a:graphic>
+              <a:graphicData uri="http://schemas.openxmlformats.org/drawingml/2006/picture">
+                <pic:pic>
+                  <pic:nvPicPr>
+                    <pic:cNvPr descr="pix/thermotolerance.png" id="26" name="Picture"/>
+                    <pic:cNvPicPr>
+                      <a:picLocks noChangeArrowheads="1" noChangeAspect="1"/>
+                    </pic:cNvPicPr>
+                  </pic:nvPicPr>
+                  <pic:blipFill>
+                    <a:blip r:embed="rId24"/>
+                    <a:stretch>
+                      <a:fillRect/>
+                    </a:stretch>
+                  </pic:blipFill>
+                  <pic:spPr bwMode="auto">
+                    <a:xfrm>
+                      <a:off x="0" y="0"/>
+                      <a:ext cx="751310" cy="639530"/>
+                    </a:xfrm>
+                    <a:prstGeom prst="rect">
+                      <a:avLst/>
+                    </a:prstGeom>
+                    <a:noFill/>
+                    <a:ln w="9525">
+                      <a:noFill/>
+                      <a:headEnd/>
+                      <a:tailEnd/>
+                    </a:ln>
+                  </pic:spPr>
+                </pic:pic>
+              </a:graphicData>
+            </a:graphic>
+          </wp:inline>
+        </w:drawing>
+      </w:r>
+    </w:p>
+    <w:p>
+      <w:pPr>
+        <w:pStyle w:val="BlockText"/>
+      </w:pPr>
+      <w:r>
+        <w:t xml:space="preserve">The increase in global temperature of 1°C (2°F) over the last century is too small to have pushed purely saprotrophic fungi unable to grow at 37°C past this thermal barrier and to assume pathogenic behavior. It seems more likely that C. auris was primed for pathogenicity as one of the many thermotolerant saprotrophs, and acquired azole resistance through an unknown mechanism. This enabled its dissemination as a nosocomial infection when it was introduced to the hospital environment.</w:t>
+      </w:r>
+    </w:p>
+    <w:bookmarkEnd w:id="27"/>
+    <w:bookmarkStart w:id="31" w:name="batrachochytrium-dendrobatidis"/>
     <w:p>
       <w:pPr>
         <w:pStyle w:val="Heading2"/>
@@ -1082,18 +1194,18 @@
           <wp:inline>
             <wp:extent cx="5334000" cy="4579462"/>
             <wp:effectExtent b="0" l="0" r="0" t="0"/>
-            <wp:docPr descr="" title="" id="26" name="Picture"/>
+            <wp:docPr descr="" title="" id="29" name="Picture"/>
             <a:graphic>
               <a:graphicData uri="http://schemas.openxmlformats.org/drawingml/2006/picture">
                 <pic:pic>
                   <pic:nvPicPr>
-                    <pic:cNvPr descr="pix/zoon_emerg.png" id="27" name="Picture"/>
+                    <pic:cNvPr descr="pix/zoon_emerg.png" id="30" name="Picture"/>
                     <pic:cNvPicPr>
                       <a:picLocks noChangeArrowheads="1" noChangeAspect="1"/>
                     </pic:cNvPicPr>
                   </pic:nvPicPr>
                   <pic:blipFill>
-                    <a:blip r:embed="rId25"/>
+                    <a:blip r:embed="rId28"/>
                     <a:stretch>
                       <a:fillRect/>
                     </a:stretch>
@@ -1120,8 +1232,8 @@
         </w:drawing>
       </w:r>
     </w:p>
-    <w:bookmarkEnd w:id="28"/>
-    <w:bookmarkStart w:id="29" w:name="theory"/>
+    <w:bookmarkEnd w:id="31"/>
+    <w:bookmarkStart w:id="32" w:name="theory"/>
     <w:p>
       <w:pPr>
         <w:pStyle w:val="Heading2"/>
@@ -1195,8 +1307,8 @@
         <w:t xml:space="preserve">How do we understand? How do we predict?</w:t>
       </w:r>
     </w:p>
-    <w:bookmarkEnd w:id="29"/>
-    <w:bookmarkStart w:id="36" w:name="effects-of-climate-change"/>
+    <w:bookmarkEnd w:id="32"/>
+    <w:bookmarkStart w:id="39" w:name="effects-of-climate-change"/>
     <w:p>
       <w:pPr>
         <w:pStyle w:val="Heading2"/>
@@ -1456,18 +1568,18 @@
           <wp:inline>
             <wp:extent cx="5334000" cy="4961499"/>
             <wp:effectExtent b="0" l="0" r="0" t="0"/>
-            <wp:docPr descr="" title="" id="31" name="Picture"/>
+            <wp:docPr descr="" title="" id="34" name="Picture"/>
             <a:graphic>
               <a:graphicData uri="http://schemas.openxmlformats.org/drawingml/2006/picture">
                 <pic:pic>
                   <pic:nvPicPr>
-                    <pic:cNvPr descr="pix/mordecai_temp.jpg" id="32" name="Picture"/>
+                    <pic:cNvPr descr="pix/mordecai_temp.jpg" id="35" name="Picture"/>
                     <pic:cNvPicPr>
                       <a:picLocks noChangeArrowheads="1" noChangeAspect="1"/>
                     </pic:cNvPicPr>
                   </pic:nvPicPr>
                   <pic:blipFill>
-                    <a:blip r:embed="rId30"/>
+                    <a:blip r:embed="rId33"/>
                     <a:stretch>
                       <a:fillRect/>
                     </a:stretch>
@@ -1503,18 +1615,18 @@
           <wp:inline>
             <wp:extent cx="5334000" cy="4053237"/>
             <wp:effectExtent b="0" l="0" r="0" t="0"/>
-            <wp:docPr descr="" title="" id="34" name="Picture"/>
+            <wp:docPr descr="" title="" id="37" name="Picture"/>
             <a:graphic>
               <a:graphicData uri="http://schemas.openxmlformats.org/drawingml/2006/picture">
                 <pic:pic>
                   <pic:nvPicPr>
-                    <pic:cNvPr descr="pix/mordecai_temp2.jpg" id="35" name="Picture"/>
+                    <pic:cNvPr descr="pix/mordecai_temp2.jpg" id="38" name="Picture"/>
                     <pic:cNvPicPr>
                       <a:picLocks noChangeArrowheads="1" noChangeAspect="1"/>
                     </pic:cNvPicPr>
                   </pic:nvPicPr>
                   <pic:blipFill>
-                    <a:blip r:embed="rId33"/>
+                    <a:blip r:embed="rId36"/>
                     <a:stretch>
                       <a:fillRect/>
                     </a:stretch>
@@ -1541,8 +1653,8 @@
         </w:drawing>
       </w:r>
     </w:p>
-    <w:bookmarkEnd w:id="36"/>
-    <w:bookmarkStart w:id="43" w:name="X6bc96f046da0e7089c4f9b921f758ebc3dabe90"/>
+    <w:bookmarkEnd w:id="39"/>
+    <w:bookmarkStart w:id="49" w:name="X6bc96f046da0e7089c4f9b921f758ebc3dabe90"/>
     <w:p>
       <w:pPr>
         <w:pStyle w:val="Heading2"/>
@@ -1559,7 +1671,6 @@
     </w:p>
     <w:p>
       <w:pPr>
-        <w:pStyle w:val="Compact"/>
         <w:numPr>
           <w:ilvl w:val="0"/>
           <w:numId w:val="1017"/>
@@ -1573,93 +1684,241 @@
       <w:pPr>
         <w:pStyle w:val="Compact"/>
         <w:numPr>
+          <w:ilvl w:val="1"/>
+          <w:numId w:val="1018"/>
+        </w:numPr>
+      </w:pPr>
+      <w:r>
+        <w:t xml:space="preserve">what does an</w:t>
+      </w:r>
+      <w:r>
+        <w:t xml:space="preserve"> </w:t>
+      </w:r>
+      <w:r>
+        <w:t xml:space="preserve">“effect of biodiversity”</w:t>
+      </w:r>
+      <w:r>
+        <w:t xml:space="preserve"> </w:t>
+      </w:r>
+      <w:r>
+        <w:t xml:space="preserve">really mean? nature can’t count species</w:t>
+      </w:r>
+    </w:p>
+    <w:p>
+      <w:pPr>
+        <w:pStyle w:val="Compact"/>
+        <w:numPr>
+          <w:ilvl w:val="1"/>
+          <w:numId w:val="1018"/>
+        </w:numPr>
+      </w:pPr>
+      <w:r>
+        <w:t xml:space="preserve">in what way/why is biodiversity changing?</w:t>
+      </w:r>
+    </w:p>
+    <w:p>
+      <w:pPr>
+        <w:pStyle w:val="Compact"/>
+        <w:numPr>
+          <w:ilvl w:val="2"/>
+          <w:numId w:val="1019"/>
+        </w:numPr>
+      </w:pPr>
+      <w:r>
+        <w:t xml:space="preserve">comparing different intact communities?</w:t>
+      </w:r>
+    </w:p>
+    <w:p>
+      <w:pPr>
+        <w:pStyle w:val="Compact"/>
+        <w:numPr>
+          <w:ilvl w:val="2"/>
+          <w:numId w:val="1019"/>
+        </w:numPr>
+      </w:pPr>
+      <w:r>
+        <w:t xml:space="preserve">loss of species due to habitat change etc ??</w:t>
+      </w:r>
+    </w:p>
+    <w:p>
+      <w:pPr>
+        <w:numPr>
           <w:ilvl w:val="0"/>
           <w:numId w:val="1017"/>
         </w:numPr>
       </w:pPr>
       <w:r>
-        <w:t xml:space="preserve">variation in reservoir competence</w:t>
-      </w:r>
-    </w:p>
-    <w:p>
-      <w:pPr>
-        <w:pStyle w:val="Compact"/>
+        <w:t xml:space="preserve">variation in hosts</w:t>
+      </w:r>
+    </w:p>
+    <w:p>
+      <w:pPr>
+        <w:pStyle w:val="Compact"/>
+        <w:numPr>
+          <w:ilvl w:val="1"/>
+          <w:numId w:val="1020"/>
+        </w:numPr>
+      </w:pPr>
+      <w:r>
+        <w:t xml:space="preserve">population density</w:t>
+      </w:r>
+    </w:p>
+    <w:p>
+      <w:pPr>
+        <w:pStyle w:val="Compact"/>
+        <w:numPr>
+          <w:ilvl w:val="1"/>
+          <w:numId w:val="1020"/>
+        </w:numPr>
+      </w:pPr>
+      <w:r>
+        <w:t xml:space="preserve">vector competence</w:t>
+      </w:r>
+    </w:p>
+    <w:p>
+      <w:pPr>
+        <w:pStyle w:val="Compact"/>
+        <w:numPr>
+          <w:ilvl w:val="1"/>
+          <w:numId w:val="1020"/>
+        </w:numPr>
+      </w:pPr>
+      <w:r>
+        <w:t xml:space="preserve">host competence</w:t>
+      </w:r>
+    </w:p>
+    <w:p>
+      <w:pPr>
+        <w:pStyle w:val="Compact"/>
+        <w:numPr>
+          <w:ilvl w:val="1"/>
+          <w:numId w:val="1020"/>
+        </w:numPr>
+      </w:pPr>
+      <w:r>
+        <w:t xml:space="preserve">competitive ability</w:t>
+      </w:r>
+    </w:p>
+    <w:p>
+      <w:pPr>
+        <w:pStyle w:val="Compact"/>
+        <w:numPr>
+          <w:ilvl w:val="1"/>
+          <w:numId w:val="1020"/>
+        </w:numPr>
+      </w:pPr>
+      <w:r>
+        <w:t xml:space="preserve">habitat preferences</w:t>
+      </w:r>
+    </w:p>
+    <w:p>
+      <w:pPr>
         <w:numPr>
           <w:ilvl w:val="0"/>
           <w:numId w:val="1017"/>
         </w:numPr>
       </w:pPr>
       <w:r>
-        <w:t xml:space="preserve">high-quality hosts decrease with increasing biodiversity</w:t>
-      </w:r>
-    </w:p>
-    <w:p>
-      <w:pPr>
-        <w:pStyle w:val="Compact"/>
-        <w:numPr>
-          <w:ilvl w:val="1"/>
-          <w:numId w:val="1018"/>
-        </w:numPr>
-      </w:pPr>
-      <w:r>
-        <w:t xml:space="preserve">encounter reduction; host regulation; vector preferences</w:t>
-      </w:r>
-    </w:p>
-    <w:p>
-      <w:pPr>
-        <w:pStyle w:val="Compact"/>
+        <w:t xml:space="preserve">encounter reduction (less probability of finding a good host)</w:t>
+      </w:r>
+    </w:p>
+    <w:p>
+      <w:pPr>
         <w:numPr>
           <w:ilvl w:val="0"/>
           <w:numId w:val="1017"/>
         </w:numPr>
       </w:pPr>
       <w:r>
-        <w:t xml:space="preserve">depends on how the community is changing</w:t>
-      </w:r>
-    </w:p>
-    <w:p>
-      <w:pPr>
-        <w:pStyle w:val="Compact"/>
-        <w:numPr>
-          <w:ilvl w:val="1"/>
-          <w:numId w:val="1019"/>
-        </w:numPr>
-      </w:pPr>
-      <w:r>
-        <w:t xml:space="preserve">what is driving biodiversity loss?</w:t>
-      </w:r>
-    </w:p>
-    <w:p>
-      <w:pPr>
-        <w:pStyle w:val="Compact"/>
-        <w:numPr>
-          <w:ilvl w:val="1"/>
-          <w:numId w:val="1019"/>
-        </w:numPr>
-      </w:pPr>
-      <w:r>
-        <w:t xml:space="preserve">what species are more likely to be lost?</w:t>
-      </w:r>
-    </w:p>
-    <w:p>
-      <w:pPr>
-        <w:pStyle w:val="Compact"/>
-        <w:numPr>
-          <w:ilvl w:val="1"/>
-          <w:numId w:val="1019"/>
-        </w:numPr>
-      </w:pPr>
-      <w:r>
-        <w:t xml:space="preserve">are less/more</w:t>
-      </w:r>
-      <w:r>
-        <w:t xml:space="preserve"> </w:t>
-      </w:r>
+        <w:t xml:space="preserve">host regulation (fewer good hosts)</w:t>
+      </w:r>
+    </w:p>
+    <w:p>
+      <w:pPr>
+        <w:numPr>
+          <w:ilvl w:val="0"/>
+          <w:numId w:val="1017"/>
+        </w:numPr>
+      </w:pPr>
+      <w:r>
+        <w:t xml:space="preserve">vector preferences (affects which hosts are used)</w:t>
+      </w:r>
+    </w:p>
+    <w:p>
+      <w:pPr>
+        <w:numPr>
+          <w:ilvl w:val="0"/>
+          <w:numId w:val="1017"/>
+        </w:numPr>
+      </w:pPr>
       <w:r>
         <w:rPr>
           <w:b/>
           <w:bCs/>
         </w:rPr>
+        <w:t xml:space="preserve">if</w:t>
+      </w:r>
+      <w:r>
+        <w:t xml:space="preserve"> </w:t>
+      </w:r>
+      <w:r>
+        <w:t xml:space="preserve">high-quality hosts decrease with increasing biodiversity, then decreases in diversity → increased parasite prevalence</w:t>
+      </w:r>
+    </w:p>
+    <w:p>
+      <w:pPr>
+        <w:numPr>
+          <w:ilvl w:val="0"/>
+          <w:numId w:val="1017"/>
+        </w:numPr>
+      </w:pPr>
+      <w:r>
+        <w:t xml:space="preserve">depends on how the community is changing</w:t>
+      </w:r>
+    </w:p>
+    <w:p>
+      <w:pPr>
+        <w:pStyle w:val="Compact"/>
+        <w:numPr>
+          <w:ilvl w:val="1"/>
+          <w:numId w:val="1021"/>
+        </w:numPr>
+      </w:pPr>
+      <w:r>
+        <w:t xml:space="preserve">what is driving biodiversity loss?</w:t>
+      </w:r>
+    </w:p>
+    <w:p>
+      <w:pPr>
+        <w:pStyle w:val="Compact"/>
+        <w:numPr>
+          <w:ilvl w:val="1"/>
+          <w:numId w:val="1021"/>
+        </w:numPr>
+      </w:pPr>
+      <w:r>
+        <w:t xml:space="preserve">what species are more likely to be lost?</w:t>
+      </w:r>
+    </w:p>
+    <w:p>
+      <w:pPr>
+        <w:pStyle w:val="Compact"/>
+        <w:numPr>
+          <w:ilvl w:val="1"/>
+          <w:numId w:val="1021"/>
+        </w:numPr>
+      </w:pPr>
+      <w:r>
+        <w:t xml:space="preserve">are less/more</w:t>
+      </w:r>
+      <w:r>
+        <w:t xml:space="preserve"> </w:t>
+      </w:r>
+      <w:r>
+        <w:rPr>
+          <w:b/>
+          <w:bCs/>
+        </w:rPr>
         <w:t xml:space="preserve">competent</w:t>
       </w:r>
       <w:r>
@@ -1671,36 +1930,110 @@
     </w:p>
     <w:p>
       <w:pPr>
+        <w:numPr>
+          <w:ilvl w:val="0"/>
+          <w:numId w:val="1017"/>
+        </w:numPr>
+      </w:pPr>
+      <w:r>
+        <w:t xml:space="preserve">zoonotic host diversity in human-impacted landscapes</w:t>
+      </w:r>
+      <w:r>
+        <w:t xml:space="preserve"> </w:t>
+      </w:r>
+      <w:r>
+        <w:t xml:space="preserve">(</w:t>
+      </w:r>
+      <w:r>
+        <w:rPr>
+          <w:b/>
+          <w:bCs/>
+        </w:rPr>
+        <w:t xml:space="preserve">gibbZoonotic2020?</w:t>
+      </w:r>
+      <w:r>
+        <w:t xml:space="preserve">)</w:t>
+      </w:r>
+    </w:p>
+    <w:p>
+      <w:pPr>
         <w:pStyle w:val="FirstParagraph"/>
-      </w:pPr>
-      <w:r>
-        <w:t xml:space="preserve">Kain &amp; Bolker (2019)</w:t>
-      </w:r>
-      <w:r>
-        <w:t xml:space="preserve">:</w:t>
-      </w:r>
-    </w:p>
-    <w:p>
-      <w:pPr>
-        <w:pStyle w:val="BodyText"/>
       </w:pPr>
       <w:r>
         <w:drawing>
           <wp:inline>
-            <wp:extent cx="5334000" cy="5424880"/>
+            <wp:extent cx="1624243" cy="990727"/>
             <wp:effectExtent b="0" l="0" r="0" t="0"/>
-            <wp:docPr descr="" title="" id="38" name="Picture"/>
+            <wp:docPr descr="" title="" id="41" name="Picture"/>
             <a:graphic>
               <a:graphicData uri="http://schemas.openxmlformats.org/drawingml/2006/picture">
                 <pic:pic>
                   <pic:nvPicPr>
-                    <pic:cNvPr descr="pix/wnv_dilute.png" id="39" name="Picture"/>
+                    <pic:cNvPr descr="pix/johnson_subs.png" id="42" name="Picture"/>
                     <pic:cNvPicPr>
                       <a:picLocks noChangeArrowheads="1" noChangeAspect="1"/>
                     </pic:cNvPicPr>
                   </pic:nvPicPr>
                   <pic:blipFill>
-                    <a:blip r:embed="rId37"/>
+                    <a:blip r:embed="rId40"/>
+                    <a:stretch>
+                      <a:fillRect/>
+                    </a:stretch>
+                  </pic:blipFill>
+                  <pic:spPr bwMode="auto">
+                    <a:xfrm>
+                      <a:off x="0" y="0"/>
+                      <a:ext cx="1624243" cy="990727"/>
+                    </a:xfrm>
+                    <a:prstGeom prst="rect">
+                      <a:avLst/>
+                    </a:prstGeom>
+                    <a:noFill/>
+                    <a:ln w="9525">
+                      <a:noFill/>
+                      <a:headEnd/>
+                      <a:tailEnd/>
+                    </a:ln>
+                  </pic:spPr>
+                </pic:pic>
+              </a:graphicData>
+            </a:graphic>
+          </wp:inline>
+        </w:drawing>
+      </w:r>
+    </w:p>
+    <w:p>
+      <w:pPr>
+        <w:pStyle w:val="BodyText"/>
+      </w:pPr>
+      <w:r>
+        <w:t xml:space="preserve">Kain &amp; Bolker (2019)</w:t>
+      </w:r>
+      <w:r>
+        <w:t xml:space="preserve">:</w:t>
+      </w:r>
+    </w:p>
+    <w:p>
+      <w:pPr>
+        <w:pStyle w:val="BodyText"/>
+      </w:pPr>
+      <w:r>
+        <w:drawing>
+          <wp:inline>
+            <wp:extent cx="5334000" cy="5424880"/>
+            <wp:effectExtent b="0" l="0" r="0" t="0"/>
+            <wp:docPr descr="" title="" id="44" name="Picture"/>
+            <a:graphic>
+              <a:graphicData uri="http://schemas.openxmlformats.org/drawingml/2006/picture">
+                <pic:pic>
+                  <pic:nvPicPr>
+                    <pic:cNvPr descr="pix/wnv_dilute.png" id="45" name="Picture"/>
+                    <pic:cNvPicPr>
+                      <a:picLocks noChangeArrowheads="1" noChangeAspect="1"/>
+                    </pic:cNvPicPr>
+                  </pic:nvPicPr>
+                  <pic:blipFill>
+                    <a:blip r:embed="rId43"/>
                     <a:stretch>
                       <a:fillRect/>
                     </a:stretch>
@@ -1747,18 +2080,18 @@
           <wp:inline>
             <wp:extent cx="5334000" cy="5471698"/>
             <wp:effectExtent b="0" l="0" r="0" t="0"/>
-            <wp:docPr descr="" title="" id="41" name="Picture"/>
+            <wp:docPr descr="" title="" id="47" name="Picture"/>
             <a:graphic>
               <a:graphicData uri="http://schemas.openxmlformats.org/drawingml/2006/picture">
                 <pic:pic>
                   <pic:nvPicPr>
-                    <pic:cNvPr descr="pix/rohr_dilute.png" id="42" name="Picture"/>
+                    <pic:cNvPr descr="pix/rohr_dilute.png" id="48" name="Picture"/>
                     <pic:cNvPicPr>
                       <a:picLocks noChangeArrowheads="1" noChangeAspect="1"/>
                     </pic:cNvPicPr>
                   </pic:nvPicPr>
                   <pic:blipFill>
-                    <a:blip r:embed="rId40"/>
+                    <a:blip r:embed="rId46"/>
                     <a:stretch>
                       <a:fillRect/>
                     </a:stretch>
@@ -1790,7 +2123,7 @@
         <w:pStyle w:val="Compact"/>
         <w:numPr>
           <w:ilvl w:val="0"/>
-          <w:numId w:val="1020"/>
+          <w:numId w:val="1022"/>
         </w:numPr>
       </w:pPr>
       <w:r>
@@ -1816,8 +2149,8 @@
         <w:t xml:space="preserve">rodent diversity and climate anomalies drive plague spillover</w:t>
       </w:r>
     </w:p>
-    <w:bookmarkEnd w:id="43"/>
-    <w:bookmarkStart w:id="59" w:name="surveillance-and-prediction"/>
+    <w:bookmarkEnd w:id="49"/>
+    <w:bookmarkStart w:id="65" w:name="surveillance-and-prediction"/>
     <w:p>
       <w:pPr>
         <w:pStyle w:val="Heading2"/>
@@ -1831,7 +2164,7 @@
         <w:pStyle w:val="Compact"/>
         <w:numPr>
           <w:ilvl w:val="0"/>
-          <w:numId w:val="1021"/>
+          <w:numId w:val="1023"/>
         </w:numPr>
       </w:pPr>
       <w:r>
@@ -1865,18 +2198,18 @@
           <wp:inline>
             <wp:extent cx="5334000" cy="2922175"/>
             <wp:effectExtent b="0" l="0" r="0" t="0"/>
-            <wp:docPr descr="" title="" id="45" name="Picture"/>
+            <wp:docPr descr="" title="" id="51" name="Picture"/>
             <a:graphic>
               <a:graphicData uri="http://schemas.openxmlformats.org/drawingml/2006/picture">
                 <pic:pic>
                   <pic:nvPicPr>
-                    <pic:cNvPr descr="pix/pulliam_pred.png" id="46" name="Picture"/>
+                    <pic:cNvPr descr="pix/pulliam_pred.png" id="52" name="Picture"/>
                     <pic:cNvPicPr>
                       <a:picLocks noChangeArrowheads="1" noChangeAspect="1"/>
                     </pic:cNvPicPr>
                   </pic:nvPicPr>
                   <pic:blipFill>
-                    <a:blip r:embed="rId44"/>
+                    <a:blip r:embed="rId50"/>
                     <a:stretch>
                       <a:fillRect/>
                     </a:stretch>
@@ -1930,18 +2263,18 @@
           <wp:inline>
             <wp:extent cx="5334000" cy="3614158"/>
             <wp:effectExtent b="0" l="0" r="0" t="0"/>
-            <wp:docPr descr="" title="" id="48" name="Picture"/>
+            <wp:docPr descr="" title="" id="54" name="Picture"/>
             <a:graphic>
               <a:graphicData uri="http://schemas.openxmlformats.org/drawingml/2006/picture">
                 <pic:pic>
                   <pic:nvPicPr>
-                    <pic:cNvPr descr="pix/han_predict1.png" id="49" name="Picture"/>
+                    <pic:cNvPr descr="pix/han_predict1.png" id="55" name="Picture"/>
                     <pic:cNvPicPr>
                       <a:picLocks noChangeArrowheads="1" noChangeAspect="1"/>
                     </pic:cNvPicPr>
                   </pic:nvPicPr>
                   <pic:blipFill>
-                    <a:blip r:embed="rId47"/>
+                    <a:blip r:embed="rId53"/>
                     <a:stretch>
                       <a:fillRect/>
                     </a:stretch>
@@ -1977,18 +2310,18 @@
           <wp:inline>
             <wp:extent cx="5334000" cy="3418630"/>
             <wp:effectExtent b="0" l="0" r="0" t="0"/>
-            <wp:docPr descr="" title="" id="51" name="Picture"/>
+            <wp:docPr descr="" title="" id="57" name="Picture"/>
             <a:graphic>
               <a:graphicData uri="http://schemas.openxmlformats.org/drawingml/2006/picture">
                 <pic:pic>
                   <pic:nvPicPr>
-                    <pic:cNvPr descr="pix/han_predict2.png" id="52" name="Picture"/>
+                    <pic:cNvPr descr="pix/han_predict2.png" id="58" name="Picture"/>
                     <pic:cNvPicPr>
                       <a:picLocks noChangeArrowheads="1" noChangeAspect="1"/>
                     </pic:cNvPicPr>
                   </pic:nvPicPr>
                   <pic:blipFill>
-                    <a:blip r:embed="rId50"/>
+                    <a:blip r:embed="rId56"/>
                     <a:stretch>
                       <a:fillRect/>
                     </a:stretch>
@@ -2046,18 +2379,18 @@
           <wp:inline>
             <wp:extent cx="5334000" cy="4801155"/>
             <wp:effectExtent b="0" l="0" r="0" t="0"/>
-            <wp:docPr descr="" title="" id="54" name="Picture"/>
+            <wp:docPr descr="" title="" id="60" name="Picture"/>
             <a:graphic>
               <a:graphicData uri="http://schemas.openxmlformats.org/drawingml/2006/picture">
                 <pic:pic>
                   <pic:nvPicPr>
-                    <pic:cNvPr descr="pix/han_predict4.png" id="55" name="Picture"/>
+                    <pic:cNvPr descr="pix/han_predict4.png" id="61" name="Picture"/>
                     <pic:cNvPicPr>
                       <a:picLocks noChangeArrowheads="1" noChangeAspect="1"/>
                     </pic:cNvPicPr>
                   </pic:nvPicPr>
                   <pic:blipFill>
-                    <a:blip r:embed="rId53"/>
+                    <a:blip r:embed="rId59"/>
                     <a:stretch>
                       <a:fillRect/>
                     </a:stretch>
@@ -2093,18 +2426,18 @@
           <wp:inline>
             <wp:extent cx="5334000" cy="2564360"/>
             <wp:effectExtent b="0" l="0" r="0" t="0"/>
-            <wp:docPr descr="" title="" id="57" name="Picture"/>
+            <wp:docPr descr="" title="" id="63" name="Picture"/>
             <a:graphic>
               <a:graphicData uri="http://schemas.openxmlformats.org/drawingml/2006/picture">
                 <pic:pic>
                   <pic:nvPicPr>
-                    <pic:cNvPr descr="pix/han_predict5.png" id="58" name="Picture"/>
+                    <pic:cNvPr descr="pix/han_predict5.png" id="64" name="Picture"/>
                     <pic:cNvPicPr>
                       <a:picLocks noChangeArrowheads="1" noChangeAspect="1"/>
                     </pic:cNvPicPr>
                   </pic:nvPicPr>
                   <pic:blipFill>
-                    <a:blip r:embed="rId56"/>
+                    <a:blip r:embed="rId62"/>
                     <a:stretch>
                       <a:fillRect/>
                     </a:stretch>
@@ -2131,8 +2464,8 @@
         </w:drawing>
       </w:r>
     </w:p>
-    <w:bookmarkEnd w:id="59"/>
-    <w:bookmarkStart w:id="114" w:name="references"/>
+    <w:bookmarkEnd w:id="65"/>
+    <w:bookmarkStart w:id="120" w:name="references"/>
     <w:p>
       <w:pPr>
         <w:pStyle w:val="Heading2"/>
@@ -2141,8 +2474,8 @@
         <w:t xml:space="preserve">References</w:t>
       </w:r>
     </w:p>
-    <w:bookmarkStart w:id="113" w:name="refs"/>
-    <w:bookmarkStart w:id="61" w:name="ref-barrenecheaCharacterization2025"/>
+    <w:bookmarkStart w:id="119" w:name="refs"/>
+    <w:bookmarkStart w:id="67" w:name="ref-barrenecheaCharacterization2025"/>
     <w:p>
       <w:pPr>
         <w:pStyle w:val="Bibliography"/>
@@ -2227,7 +2560,7 @@
       <w:r>
         <w:t xml:space="preserve"> </w:t>
       </w:r>
-      <w:hyperlink r:id="rId60">
+      <w:hyperlink r:id="rId66">
         <w:r>
           <w:rPr>
             <w:rStyle w:val="Hyperlink"/>
@@ -2236,8 +2569,8 @@
         </w:r>
       </w:hyperlink>
     </w:p>
-    <w:bookmarkEnd w:id="61"/>
-    <w:bookmarkStart w:id="63" w:name="ref-carlsonPlague2022"/>
+    <w:bookmarkEnd w:id="67"/>
+    <w:bookmarkStart w:id="69" w:name="ref-carlsonPlague2022"/>
     <w:p>
       <w:pPr>
         <w:pStyle w:val="Bibliography"/>
@@ -2292,7 +2625,7 @@
       <w:r>
         <w:t xml:space="preserve"> </w:t>
       </w:r>
-      <w:hyperlink r:id="rId62">
+      <w:hyperlink r:id="rId68">
         <w:r>
           <w:rPr>
             <w:rStyle w:val="Hyperlink"/>
@@ -2301,8 +2634,8 @@
         </w:r>
       </w:hyperlink>
     </w:p>
-    <w:bookmarkEnd w:id="63"/>
-    <w:bookmarkStart w:id="65" w:name="ref-carlsonField2004"/>
+    <w:bookmarkEnd w:id="69"/>
+    <w:bookmarkStart w:id="71" w:name="ref-carlsonField2004"/>
     <w:p>
       <w:pPr>
         <w:pStyle w:val="Bibliography"/>
@@ -2351,7 +2684,7 @@
       <w:r>
         <w:t xml:space="preserve"> </w:t>
       </w:r>
-      <w:hyperlink r:id="rId64">
+      <w:hyperlink r:id="rId70">
         <w:r>
           <w:rPr>
             <w:rStyle w:val="Hyperlink"/>
@@ -2360,8 +2693,8 @@
         </w:r>
       </w:hyperlink>
     </w:p>
-    <w:bookmarkEnd w:id="65"/>
-    <w:bookmarkStart w:id="67" w:name="ref-casadevallEmergence2019a"/>
+    <w:bookmarkEnd w:id="71"/>
+    <w:bookmarkStart w:id="73" w:name="ref-casadevallEmergence2019a"/>
     <w:p>
       <w:pPr>
         <w:pStyle w:val="Bibliography"/>
@@ -2459,7 +2792,7 @@
       <w:r>
         <w:t xml:space="preserve"> </w:t>
       </w:r>
-      <w:hyperlink r:id="rId66">
+      <w:hyperlink r:id="rId72">
         <w:r>
           <w:rPr>
             <w:rStyle w:val="Hyperlink"/>
@@ -2468,8 +2801,8 @@
         </w:r>
       </w:hyperlink>
     </w:p>
-    <w:bookmarkEnd w:id="67"/>
-    <w:bookmarkStart w:id="69" w:name="ref-casadevallEnvironmental2021"/>
+    <w:bookmarkEnd w:id="73"/>
+    <w:bookmarkStart w:id="75" w:name="ref-casadevallEnvironmental2021"/>
     <w:p>
       <w:pPr>
         <w:pStyle w:val="Bibliography"/>
@@ -2531,7 +2864,7 @@
       <w:r>
         <w:t xml:space="preserve"> </w:t>
       </w:r>
-      <w:hyperlink r:id="rId68">
+      <w:hyperlink r:id="rId74">
         <w:r>
           <w:rPr>
             <w:rStyle w:val="Hyperlink"/>
@@ -2540,8 +2873,8 @@
         </w:r>
       </w:hyperlink>
     </w:p>
-    <w:bookmarkEnd w:id="69"/>
-    <w:bookmarkStart w:id="70" w:name="ref-centersfordiseasecontrolCurrent2025"/>
+    <w:bookmarkEnd w:id="75"/>
+    <w:bookmarkStart w:id="76" w:name="ref-centersfordiseasecontrolCurrent2025"/>
     <w:p>
       <w:pPr>
         <w:pStyle w:val="Bibliography"/>
@@ -2572,8 +2905,8 @@
         <w:t xml:space="preserve">. https://www.cdc.gov/dengue/outbreaks/2024/index.html.</w:t>
       </w:r>
     </w:p>
-    <w:bookmarkEnd w:id="70"/>
-    <w:bookmarkStart w:id="72" w:name="ref-degaetanoCandida2024"/>
+    <w:bookmarkEnd w:id="76"/>
+    <w:bookmarkStart w:id="78" w:name="ref-degaetanoCandida2024"/>
     <w:p>
       <w:pPr>
         <w:pStyle w:val="Bibliography"/>
@@ -2650,7 +2983,7 @@
       <w:r>
         <w:t xml:space="preserve"> </w:t>
       </w:r>
-      <w:hyperlink r:id="rId71">
+      <w:hyperlink r:id="rId77">
         <w:r>
           <w:rPr>
             <w:rStyle w:val="Hyperlink"/>
@@ -2659,8 +2992,8 @@
         </w:r>
       </w:hyperlink>
     </w:p>
-    <w:bookmarkEnd w:id="72"/>
-    <w:bookmarkStart w:id="74" w:name="ref-devitaPublic2025"/>
+    <w:bookmarkEnd w:id="78"/>
+    <w:bookmarkStart w:id="80" w:name="ref-devitaPublic2025"/>
     <w:p>
       <w:pPr>
         <w:pStyle w:val="Bibliography"/>
@@ -2742,7 +3075,7 @@
       <w:r>
         <w:t xml:space="preserve"> </w:t>
       </w:r>
-      <w:hyperlink r:id="rId73">
+      <w:hyperlink r:id="rId79">
         <w:r>
           <w:rPr>
             <w:rStyle w:val="Hyperlink"/>
@@ -2751,8 +3084,8 @@
         </w:r>
       </w:hyperlink>
     </w:p>
-    <w:bookmarkEnd w:id="74"/>
-    <w:bookmarkStart w:id="76" w:name="ref-cdcChikungunya2025"/>
+    <w:bookmarkEnd w:id="80"/>
+    <w:bookmarkStart w:id="82" w:name="ref-cdcChikungunya2025"/>
     <w:p>
       <w:pPr>
         <w:pStyle w:val="Bibliography"/>
@@ -2785,7 +3118,7 @@
       <w:r>
         <w:t xml:space="preserve"> </w:t>
       </w:r>
-      <w:hyperlink r:id="rId75">
+      <w:hyperlink r:id="rId81">
         <w:r>
           <w:rPr>
             <w:rStyle w:val="Hyperlink"/>
@@ -2794,8 +3127,8 @@
         </w:r>
       </w:hyperlink>
     </w:p>
-    <w:bookmarkEnd w:id="76"/>
-    <w:bookmarkStart w:id="78" w:name="ref-evansExposure2023"/>
+    <w:bookmarkEnd w:id="82"/>
+    <w:bookmarkStart w:id="84" w:name="ref-evansExposure2023"/>
     <w:p>
       <w:pPr>
         <w:pStyle w:val="Bibliography"/>
@@ -2832,7 +3165,7 @@
       <w:r>
         <w:t xml:space="preserve"> </w:t>
       </w:r>
-      <w:hyperlink r:id="rId77">
+      <w:hyperlink r:id="rId83">
         <w:r>
           <w:rPr>
             <w:rStyle w:val="Hyperlink"/>
@@ -2841,8 +3174,8 @@
         </w:r>
       </w:hyperlink>
     </w:p>
-    <w:bookmarkEnd w:id="78"/>
-    <w:bookmarkStart w:id="80" w:name="ref-fausthistory1951"/>
+    <w:bookmarkEnd w:id="84"/>
+    <w:bookmarkStart w:id="86" w:name="ref-fausthistory1951"/>
     <w:p>
       <w:pPr>
         <w:pStyle w:val="Bibliography"/>
@@ -2888,7 +3221,7 @@
       <w:r>
         <w:t xml:space="preserve"> </w:t>
       </w:r>
-      <w:hyperlink r:id="rId79">
+      <w:hyperlink r:id="rId85">
         <w:r>
           <w:rPr>
             <w:rStyle w:val="Hyperlink"/>
@@ -2897,8 +3230,8 @@
         </w:r>
       </w:hyperlink>
     </w:p>
-    <w:bookmarkEnd w:id="80"/>
-    <w:bookmarkStart w:id="82" w:name="ref-fisher_chytrid_2020"/>
+    <w:bookmarkEnd w:id="86"/>
+    <w:bookmarkStart w:id="88" w:name="ref-fisher_chytrid_2020"/>
     <w:p>
       <w:pPr>
         <w:pStyle w:val="Bibliography"/>
@@ -2935,7 +3268,7 @@
       <w:r>
         <w:t xml:space="preserve"> </w:t>
       </w:r>
-      <w:hyperlink r:id="rId81">
+      <w:hyperlink r:id="rId87">
         <w:r>
           <w:rPr>
             <w:rStyle w:val="Hyperlink"/>
@@ -2944,8 +3277,8 @@
         </w:r>
       </w:hyperlink>
     </w:p>
-    <w:bookmarkEnd w:id="82"/>
-    <w:bookmarkStart w:id="84" w:name="ref-han_integrating_2020"/>
+    <w:bookmarkEnd w:id="88"/>
+    <w:bookmarkStart w:id="90" w:name="ref-han_integrating_2020"/>
     <w:p>
       <w:pPr>
         <w:pStyle w:val="Bibliography"/>
@@ -2982,7 +3315,7 @@
       <w:r>
         <w:t xml:space="preserve"> </w:t>
       </w:r>
-      <w:hyperlink r:id="rId83">
+      <w:hyperlink r:id="rId89">
         <w:r>
           <w:rPr>
             <w:rStyle w:val="Hyperlink"/>
@@ -2991,8 +3324,8 @@
         </w:r>
       </w:hyperlink>
     </w:p>
-    <w:bookmarkEnd w:id="84"/>
-    <w:bookmarkStart w:id="86" w:name="ref-NYchikungunya2025"/>
+    <w:bookmarkEnd w:id="90"/>
+    <w:bookmarkStart w:id="92" w:name="ref-NYchikungunya2025"/>
     <w:p>
       <w:pPr>
         <w:pStyle w:val="Bibliography"/>
@@ -3114,7 +3447,7 @@
       <w:r>
         <w:t xml:space="preserve"> </w:t>
       </w:r>
-      <w:hyperlink r:id="rId85">
+      <w:hyperlink r:id="rId91">
         <w:r>
           <w:rPr>
             <w:rStyle w:val="Hyperlink"/>
@@ -3123,8 +3456,8 @@
         </w:r>
       </w:hyperlink>
     </w:p>
-    <w:bookmarkEnd w:id="86"/>
-    <w:bookmarkStart w:id="88" w:name="ref-kain_predicting_2019"/>
+    <w:bookmarkEnd w:id="92"/>
+    <w:bookmarkStart w:id="94" w:name="ref-kain_predicting_2019"/>
     <w:p>
       <w:pPr>
         <w:pStyle w:val="Bibliography"/>
@@ -3209,7 +3542,7 @@
       <w:r>
         <w:t xml:space="preserve"> </w:t>
       </w:r>
-      <w:hyperlink r:id="rId87">
+      <w:hyperlink r:id="rId93">
         <w:r>
           <w:rPr>
             <w:rStyle w:val="Hyperlink"/>
@@ -3218,8 +3551,8 @@
         </w:r>
       </w:hyperlink>
     </w:p>
-    <w:bookmarkEnd w:id="88"/>
-    <w:bookmarkStart w:id="90" w:name="ref-keesing_dilution_2021"/>
+    <w:bookmarkEnd w:id="94"/>
+    <w:bookmarkStart w:id="96" w:name="ref-keesing_dilution_2021"/>
     <w:p>
       <w:pPr>
         <w:pStyle w:val="Bibliography"/>
@@ -3256,7 +3589,7 @@
       <w:r>
         <w:t xml:space="preserve"> </w:t>
       </w:r>
-      <w:hyperlink r:id="rId89">
+      <w:hyperlink r:id="rId95">
         <w:r>
           <w:rPr>
             <w:rStyle w:val="Hyperlink"/>
@@ -3265,8 +3598,8 @@
         </w:r>
       </w:hyperlink>
     </w:p>
-    <w:bookmarkEnd w:id="90"/>
-    <w:bookmarkStart w:id="92" w:name="ref-macdonaldAmazon2019a"/>
+    <w:bookmarkEnd w:id="96"/>
+    <w:bookmarkStart w:id="98" w:name="ref-macdonaldAmazon2019a"/>
     <w:p>
       <w:pPr>
         <w:pStyle w:val="Bibliography"/>
@@ -3303,7 +3636,7 @@
       <w:r>
         <w:t xml:space="preserve"> </w:t>
       </w:r>
-      <w:hyperlink r:id="rId91">
+      <w:hyperlink r:id="rId97">
         <w:r>
           <w:rPr>
             <w:rStyle w:val="Hyperlink"/>
@@ -3312,8 +3645,8 @@
         </w:r>
       </w:hyperlink>
     </w:p>
-    <w:bookmarkEnd w:id="92"/>
-    <w:bookmarkStart w:id="94" w:name="ref-mordecaiOptimal2013b"/>
+    <w:bookmarkEnd w:id="98"/>
+    <w:bookmarkStart w:id="100" w:name="ref-mordecaiOptimal2013b"/>
     <w:p>
       <w:pPr>
         <w:pStyle w:val="Bibliography"/>
@@ -3350,7 +3683,7 @@
       <w:r>
         <w:t xml:space="preserve"> </w:t>
       </w:r>
-      <w:hyperlink r:id="rId93">
+      <w:hyperlink r:id="rId99">
         <w:r>
           <w:rPr>
             <w:rStyle w:val="Hyperlink"/>
@@ -3359,8 +3692,8 @@
         </w:r>
       </w:hyperlink>
     </w:p>
-    <w:bookmarkEnd w:id="94"/>
-    <w:bookmarkStart w:id="96" w:name="ref-mordecaiClimate2020"/>
+    <w:bookmarkEnd w:id="100"/>
+    <w:bookmarkStart w:id="102" w:name="ref-mordecaiClimate2020"/>
     <w:p>
       <w:pPr>
         <w:pStyle w:val="Bibliography"/>
@@ -3406,7 +3739,7 @@
       <w:r>
         <w:t xml:space="preserve"> </w:t>
       </w:r>
-      <w:hyperlink r:id="rId95">
+      <w:hyperlink r:id="rId101">
         <w:r>
           <w:rPr>
             <w:rStyle w:val="Hyperlink"/>
@@ -3415,8 +3748,8 @@
         </w:r>
       </w:hyperlink>
     </w:p>
-    <w:bookmarkEnd w:id="96"/>
-    <w:bookmarkStart w:id="98" w:name="ref-omumboRaised2011"/>
+    <w:bookmarkEnd w:id="102"/>
+    <w:bookmarkStart w:id="104" w:name="ref-omumboRaised2011"/>
     <w:p>
       <w:pPr>
         <w:pStyle w:val="Bibliography"/>
@@ -3477,7 +3810,7 @@
       <w:r>
         <w:t xml:space="preserve"> </w:t>
       </w:r>
-      <w:hyperlink r:id="rId97">
+      <w:hyperlink r:id="rId103">
         <w:r>
           <w:rPr>
             <w:rStyle w:val="Hyperlink"/>
@@ -3486,8 +3819,8 @@
         </w:r>
       </w:hyperlink>
     </w:p>
-    <w:bookmarkEnd w:id="98"/>
-    <w:bookmarkStart w:id="100" w:name="ref-pounds_widespread_2006"/>
+    <w:bookmarkEnd w:id="104"/>
+    <w:bookmarkStart w:id="106" w:name="ref-pounds_widespread_2006"/>
     <w:p>
       <w:pPr>
         <w:pStyle w:val="Bibliography"/>
@@ -3524,7 +3857,7 @@
       <w:r>
         <w:t xml:space="preserve"> </w:t>
       </w:r>
-      <w:hyperlink r:id="rId99">
+      <w:hyperlink r:id="rId105">
         <w:r>
           <w:rPr>
             <w:rStyle w:val="Hyperlink"/>
@@ -3533,8 +3866,8 @@
         </w:r>
       </w:hyperlink>
     </w:p>
-    <w:bookmarkEnd w:id="100"/>
-    <w:bookmarkStart w:id="102" w:name="ref-pulliam_ability_2009"/>
+    <w:bookmarkEnd w:id="106"/>
+    <w:bookmarkStart w:id="108" w:name="ref-pulliam_ability_2009"/>
     <w:p>
       <w:pPr>
         <w:pStyle w:val="Bibliography"/>
@@ -3628,7 +3961,7 @@
       <w:r>
         <w:t xml:space="preserve"> </w:t>
       </w:r>
-      <w:hyperlink r:id="rId101">
+      <w:hyperlink r:id="rId107">
         <w:r>
           <w:rPr>
             <w:rStyle w:val="Hyperlink"/>
@@ -3637,8 +3970,8 @@
         </w:r>
       </w:hyperlink>
     </w:p>
-    <w:bookmarkEnd w:id="102"/>
-    <w:bookmarkStart w:id="104" w:name="ref-rohr_towards_2020"/>
+    <w:bookmarkEnd w:id="108"/>
+    <w:bookmarkStart w:id="110" w:name="ref-rohr_towards_2020"/>
     <w:p>
       <w:pPr>
         <w:pStyle w:val="Bibliography"/>
@@ -3675,7 +4008,7 @@
       <w:r>
         <w:t xml:space="preserve"> </w:t>
       </w:r>
-      <w:hyperlink r:id="rId103">
+      <w:hyperlink r:id="rId109">
         <w:r>
           <w:rPr>
             <w:rStyle w:val="Hyperlink"/>
@@ -3684,8 +4017,8 @@
         </w:r>
       </w:hyperlink>
     </w:p>
-    <w:bookmarkEnd w:id="104"/>
-    <w:bookmarkStart w:id="106" w:name="ref-rohr_linking_2010"/>
+    <w:bookmarkEnd w:id="110"/>
+    <w:bookmarkStart w:id="112" w:name="ref-rohr_linking_2010"/>
     <w:p>
       <w:pPr>
         <w:pStyle w:val="Bibliography"/>
@@ -3722,7 +4055,7 @@
       <w:r>
         <w:t xml:space="preserve"> </w:t>
       </w:r>
-      <w:hyperlink r:id="rId105">
+      <w:hyperlink r:id="rId111">
         <w:r>
           <w:rPr>
             <w:rStyle w:val="Hyperlink"/>
@@ -3731,8 +4064,8 @@
         </w:r>
       </w:hyperlink>
     </w:p>
-    <w:bookmarkEnd w:id="106"/>
-    <w:bookmarkStart w:id="108" w:name="ref-rohr_evaluating_2008"/>
+    <w:bookmarkEnd w:id="112"/>
+    <w:bookmarkStart w:id="114" w:name="ref-rohr_evaluating_2008"/>
     <w:p>
       <w:pPr>
         <w:pStyle w:val="Bibliography"/>
@@ -3769,7 +4102,7 @@
       <w:r>
         <w:t xml:space="preserve"> </w:t>
       </w:r>
-      <w:hyperlink r:id="rId107">
+      <w:hyperlink r:id="rId113">
         <w:r>
           <w:rPr>
             <w:rStyle w:val="Hyperlink"/>
@@ -3778,8 +4111,8 @@
         </w:r>
       </w:hyperlink>
     </w:p>
-    <w:bookmarkEnd w:id="108"/>
-    <w:bookmarkStart w:id="110" w:name="ref-ryanMapping2015"/>
+    <w:bookmarkEnd w:id="114"/>
+    <w:bookmarkStart w:id="116" w:name="ref-ryanMapping2015"/>
     <w:p>
       <w:pPr>
         <w:pStyle w:val="Bibliography"/>
@@ -3849,7 +4182,7 @@
       <w:r>
         <w:t xml:space="preserve"> </w:t>
       </w:r>
-      <w:hyperlink r:id="rId109">
+      <w:hyperlink r:id="rId115">
         <w:r>
           <w:rPr>
             <w:rStyle w:val="Hyperlink"/>
@@ -3858,8 +4191,8 @@
         </w:r>
       </w:hyperlink>
     </w:p>
-    <w:bookmarkEnd w:id="110"/>
-    <w:bookmarkStart w:id="112" w:name="ref-walker_transmissibility_2018"/>
+    <w:bookmarkEnd w:id="116"/>
+    <w:bookmarkStart w:id="118" w:name="ref-walker_transmissibility_2018"/>
     <w:p>
       <w:pPr>
         <w:pStyle w:val="Bibliography"/>
@@ -3896,7 +4229,7 @@
       <w:r>
         <w:t xml:space="preserve"> </w:t>
       </w:r>
-      <w:hyperlink r:id="rId111">
+      <w:hyperlink r:id="rId117">
         <w:r>
           <w:rPr>
             <w:rStyle w:val="Hyperlink"/>
@@ -3905,8 +4238,8 @@
         </w:r>
       </w:hyperlink>
     </w:p>
-    <w:bookmarkEnd w:id="112"/>
-    <w:bookmarkEnd w:id="113"/>
+    <w:bookmarkEnd w:id="118"/>
+    <w:bookmarkEnd w:id="119"/>
     <w:p>
       <w:r>
         <w:pict>
@@ -3919,10 +4252,10 @@
         <w:pStyle w:val="FirstParagraph"/>
       </w:pPr>
       <w:r>
-        <w:t xml:space="preserve">Last updated: 2025-11-23 19:27:27.095649</w:t>
-      </w:r>
-    </w:p>
-    <w:bookmarkEnd w:id="114"/>
+        <w:t xml:space="preserve">Last updated: 2025-11-25 20:37:36.121152</w:t>
+      </w:r>
+    </w:p>
+    <w:bookmarkEnd w:id="120"/>
     <w:sectPr/>
   </w:body>
 </w:document>
@@ -4196,6 +4529,12 @@
     <w:abstractNumId w:val="991"/>
   </w:num>
   <w:num w:numId="1021">
+    <w:abstractNumId w:val="991"/>
+  </w:num>
+  <w:num w:numId="1022">
+    <w:abstractNumId w:val="991"/>
+  </w:num>
+  <w:num w:numId="1023">
     <w:abstractNumId w:val="991"/>
   </w:num>
 </w:numbering>

--- a/docs/notes/emerg.docx
+++ b/docs/notes/emerg.docx
@@ -832,17 +832,7 @@
         <w:pStyle w:val="FirstParagraph"/>
       </w:pPr>
       <w:r>
-        <w:t xml:space="preserve">(</w:t>
-      </w:r>
-      <w:r>
-        <w:rPr>
-          <w:b/>
-          <w:bCs/>
-        </w:rPr>
-        <w:t xml:space="preserve">moneyFungal2024?</w:t>
-      </w:r>
-      <w:r>
-        <w:t xml:space="preserve">)</w:t>
+        <w:t xml:space="preserve">Money (2024)</w:t>
       </w:r>
       <w:r>
         <w:t xml:space="preserve">:</w:t>
@@ -1942,17 +1932,7 @@
         <w:t xml:space="preserve"> </w:t>
       </w:r>
       <w:r>
-        <w:t xml:space="preserve">(</w:t>
-      </w:r>
-      <w:r>
-        <w:rPr>
-          <w:b/>
-          <w:bCs/>
-        </w:rPr>
-        <w:t xml:space="preserve">gibbZoonotic2020?</w:t>
-      </w:r>
-      <w:r>
-        <w:t xml:space="preserve">)</w:t>
+        <w:t xml:space="preserve">(Gibb et al., 2020)</w:t>
       </w:r>
     </w:p>
     <w:p>
@@ -2076,6 +2056,14 @@
         <w:pStyle w:val="BodyText"/>
       </w:pPr>
       <w:r>
+        <w:t xml:space="preserve">Resolving two contradictory meta-analysis: experimental vs observational, small- vs large-scale …</w:t>
+      </w:r>
+    </w:p>
+    <w:p>
+      <w:pPr>
+        <w:pStyle w:val="BodyText"/>
+      </w:pPr>
+      <w:r>
         <w:drawing>
           <wp:inline>
             <wp:extent cx="5334000" cy="5471698"/>
@@ -2353,17 +2341,6 @@
         <w:pStyle w:val="BodyText"/>
       </w:pPr>
       <w:r>
-        <w:t xml:space="preserve">Evans et al. (2023)</w:t>
-      </w:r>
-      <w:r>
-        <w:t xml:space="preserve">: 2017-2020 sample: 12% of 693 individuals sampled in Myanmar were seropositive for sarbecovirus, more likely if they were loggers/hunters or had been exposed to bats …</w:t>
-      </w:r>
-    </w:p>
-    <w:p>
-      <w:pPr>
-        <w:pStyle w:val="BodyText"/>
-      </w:pPr>
-      <w:r>
         <w:t xml:space="preserve">Han et al. (2020)</w:t>
       </w:r>
       <w:r>
@@ -2465,17 +2442,108 @@
       </w:r>
     </w:p>
     <w:bookmarkEnd w:id="65"/>
-    <w:bookmarkStart w:id="120" w:name="references"/>
+    <w:bookmarkStart w:id="66" w:name="so-what-should-we-do"/>
     <w:p>
       <w:pPr>
         <w:pStyle w:val="Heading2"/>
       </w:pPr>
       <w:r>
+        <w:t xml:space="preserve">So what should we do?</w:t>
+      </w:r>
+    </w:p>
+    <w:p>
+      <w:pPr>
+        <w:pStyle w:val="Compact"/>
+        <w:numPr>
+          <w:ilvl w:val="0"/>
+          <w:numId w:val="1024"/>
+        </w:numPr>
+      </w:pPr>
+      <w:r>
+        <w:t xml:space="preserve">surveillance in the wild</w:t>
+      </w:r>
+    </w:p>
+    <w:p>
+      <w:pPr>
+        <w:pStyle w:val="Compact"/>
+        <w:numPr>
+          <w:ilvl w:val="1"/>
+          <w:numId w:val="1025"/>
+        </w:numPr>
+      </w:pPr>
+      <w:r>
+        <w:t xml:space="preserve">Evans et al. (2023)</w:t>
+      </w:r>
+      <w:r>
+        <w:t xml:space="preserve">: 2017-2020 sample: 12% of 693 individuals sampled in Myanmar were seropositive for sarbecovirus, more likely if they were loggers/hunters or had been exposed to bats …</w:t>
+      </w:r>
+    </w:p>
+    <w:p>
+      <w:pPr>
+        <w:pStyle w:val="Compact"/>
+        <w:numPr>
+          <w:ilvl w:val="0"/>
+          <w:numId w:val="1024"/>
+        </w:numPr>
+      </w:pPr>
+      <w:r>
+        <w:t xml:space="preserve">improve public health infrastructure!</w:t>
+      </w:r>
+    </w:p>
+    <w:p>
+      <w:pPr>
+        <w:pStyle w:val="Compact"/>
+        <w:numPr>
+          <w:ilvl w:val="0"/>
+          <w:numId w:val="1024"/>
+        </w:numPr>
+      </w:pPr>
+      <w:r>
+        <w:t xml:space="preserve">improve global health communication</w:t>
+      </w:r>
+    </w:p>
+    <w:p>
+      <w:pPr>
+        <w:pStyle w:val="Compact"/>
+        <w:numPr>
+          <w:ilvl w:val="0"/>
+          <w:numId w:val="1024"/>
+        </w:numPr>
+      </w:pPr>
+      <w:r>
+        <w:t xml:space="preserve">large-scale genomic sampling</w:t>
+      </w:r>
+      <w:r>
+        <w:t xml:space="preserve"> </w:t>
+      </w:r>
+      <w:r>
+        <w:t xml:space="preserve">(Kawasaki et al., 2021; Lauber &amp; Seitz, 2022)</w:t>
+      </w:r>
+    </w:p>
+    <w:p>
+      <w:pPr>
+        <w:pStyle w:val="Compact"/>
+        <w:numPr>
+          <w:ilvl w:val="0"/>
+          <w:numId w:val="1024"/>
+        </w:numPr>
+      </w:pPr>
+      <w:r>
+        <w:t xml:space="preserve">prepare antivirals and vaccines</w:t>
+      </w:r>
+    </w:p>
+    <w:bookmarkEnd w:id="66"/>
+    <w:bookmarkStart w:id="129" w:name="references"/>
+    <w:p>
+      <w:pPr>
+        <w:pStyle w:val="Heading2"/>
+      </w:pPr>
+      <w:r>
         <w:t xml:space="preserve">References</w:t>
       </w:r>
     </w:p>
-    <w:bookmarkStart w:id="119" w:name="refs"/>
-    <w:bookmarkStart w:id="67" w:name="ref-barrenecheaCharacterization2025"/>
+    <w:bookmarkStart w:id="128" w:name="refs"/>
+    <w:bookmarkStart w:id="68" w:name="ref-barrenecheaCharacterization2025"/>
     <w:p>
       <w:pPr>
         <w:pStyle w:val="Bibliography"/>
@@ -2560,7 +2628,7 @@
       <w:r>
         <w:t xml:space="preserve"> </w:t>
       </w:r>
-      <w:hyperlink r:id="rId66">
+      <w:hyperlink r:id="rId67">
         <w:r>
           <w:rPr>
             <w:rStyle w:val="Hyperlink"/>
@@ -2569,8 +2637,8 @@
         </w:r>
       </w:hyperlink>
     </w:p>
-    <w:bookmarkEnd w:id="67"/>
-    <w:bookmarkStart w:id="69" w:name="ref-carlsonPlague2022"/>
+    <w:bookmarkEnd w:id="68"/>
+    <w:bookmarkStart w:id="70" w:name="ref-carlsonPlague2022"/>
     <w:p>
       <w:pPr>
         <w:pStyle w:val="Bibliography"/>
@@ -2625,7 +2693,7 @@
       <w:r>
         <w:t xml:space="preserve"> </w:t>
       </w:r>
-      <w:hyperlink r:id="rId68">
+      <w:hyperlink r:id="rId69">
         <w:r>
           <w:rPr>
             <w:rStyle w:val="Hyperlink"/>
@@ -2634,8 +2702,8 @@
         </w:r>
       </w:hyperlink>
     </w:p>
-    <w:bookmarkEnd w:id="69"/>
-    <w:bookmarkStart w:id="71" w:name="ref-carlsonField2004"/>
+    <w:bookmarkEnd w:id="70"/>
+    <w:bookmarkStart w:id="72" w:name="ref-carlsonField2004"/>
     <w:p>
       <w:pPr>
         <w:pStyle w:val="Bibliography"/>
@@ -2684,7 +2752,7 @@
       <w:r>
         <w:t xml:space="preserve"> </w:t>
       </w:r>
-      <w:hyperlink r:id="rId70">
+      <w:hyperlink r:id="rId71">
         <w:r>
           <w:rPr>
             <w:rStyle w:val="Hyperlink"/>
@@ -2693,8 +2761,8 @@
         </w:r>
       </w:hyperlink>
     </w:p>
-    <w:bookmarkEnd w:id="71"/>
-    <w:bookmarkStart w:id="73" w:name="ref-casadevallEmergence2019a"/>
+    <w:bookmarkEnd w:id="72"/>
+    <w:bookmarkStart w:id="74" w:name="ref-casadevallEmergence2019a"/>
     <w:p>
       <w:pPr>
         <w:pStyle w:val="Bibliography"/>
@@ -2792,7 +2860,7 @@
       <w:r>
         <w:t xml:space="preserve"> </w:t>
       </w:r>
-      <w:hyperlink r:id="rId72">
+      <w:hyperlink r:id="rId73">
         <w:r>
           <w:rPr>
             <w:rStyle w:val="Hyperlink"/>
@@ -2801,8 +2869,8 @@
         </w:r>
       </w:hyperlink>
     </w:p>
-    <w:bookmarkEnd w:id="73"/>
-    <w:bookmarkStart w:id="75" w:name="ref-casadevallEnvironmental2021"/>
+    <w:bookmarkEnd w:id="74"/>
+    <w:bookmarkStart w:id="76" w:name="ref-casadevallEnvironmental2021"/>
     <w:p>
       <w:pPr>
         <w:pStyle w:val="Bibliography"/>
@@ -2864,7 +2932,7 @@
       <w:r>
         <w:t xml:space="preserve"> </w:t>
       </w:r>
-      <w:hyperlink r:id="rId74">
+      <w:hyperlink r:id="rId75">
         <w:r>
           <w:rPr>
             <w:rStyle w:val="Hyperlink"/>
@@ -2873,8 +2941,8 @@
         </w:r>
       </w:hyperlink>
     </w:p>
-    <w:bookmarkEnd w:id="75"/>
-    <w:bookmarkStart w:id="76" w:name="ref-centersfordiseasecontrolCurrent2025"/>
+    <w:bookmarkEnd w:id="76"/>
+    <w:bookmarkStart w:id="77" w:name="ref-centersfordiseasecontrolCurrent2025"/>
     <w:p>
       <w:pPr>
         <w:pStyle w:val="Bibliography"/>
@@ -2905,8 +2973,8 @@
         <w:t xml:space="preserve">. https://www.cdc.gov/dengue/outbreaks/2024/index.html.</w:t>
       </w:r>
     </w:p>
-    <w:bookmarkEnd w:id="76"/>
-    <w:bookmarkStart w:id="78" w:name="ref-degaetanoCandida2024"/>
+    <w:bookmarkEnd w:id="77"/>
+    <w:bookmarkStart w:id="79" w:name="ref-degaetanoCandida2024"/>
     <w:p>
       <w:pPr>
         <w:pStyle w:val="Bibliography"/>
@@ -2983,7 +3051,7 @@
       <w:r>
         <w:t xml:space="preserve"> </w:t>
       </w:r>
-      <w:hyperlink r:id="rId77">
+      <w:hyperlink r:id="rId78">
         <w:r>
           <w:rPr>
             <w:rStyle w:val="Hyperlink"/>
@@ -2992,8 +3060,8 @@
         </w:r>
       </w:hyperlink>
     </w:p>
-    <w:bookmarkEnd w:id="78"/>
-    <w:bookmarkStart w:id="80" w:name="ref-devitaPublic2025"/>
+    <w:bookmarkEnd w:id="79"/>
+    <w:bookmarkStart w:id="81" w:name="ref-devitaPublic2025"/>
     <w:p>
       <w:pPr>
         <w:pStyle w:val="Bibliography"/>
@@ -3075,7 +3143,7 @@
       <w:r>
         <w:t xml:space="preserve"> </w:t>
       </w:r>
-      <w:hyperlink r:id="rId79">
+      <w:hyperlink r:id="rId80">
         <w:r>
           <w:rPr>
             <w:rStyle w:val="Hyperlink"/>
@@ -3084,8 +3152,8 @@
         </w:r>
       </w:hyperlink>
     </w:p>
-    <w:bookmarkEnd w:id="80"/>
-    <w:bookmarkStart w:id="82" w:name="ref-cdcChikungunya2025"/>
+    <w:bookmarkEnd w:id="81"/>
+    <w:bookmarkStart w:id="83" w:name="ref-cdcChikungunya2025"/>
     <w:p>
       <w:pPr>
         <w:pStyle w:val="Bibliography"/>
@@ -3118,7 +3186,7 @@
       <w:r>
         <w:t xml:space="preserve"> </w:t>
       </w:r>
-      <w:hyperlink r:id="rId81">
+      <w:hyperlink r:id="rId82">
         <w:r>
           <w:rPr>
             <w:rStyle w:val="Hyperlink"/>
@@ -3127,8 +3195,8 @@
         </w:r>
       </w:hyperlink>
     </w:p>
-    <w:bookmarkEnd w:id="82"/>
-    <w:bookmarkStart w:id="84" w:name="ref-evansExposure2023"/>
+    <w:bookmarkEnd w:id="83"/>
+    <w:bookmarkStart w:id="85" w:name="ref-evansExposure2023"/>
     <w:p>
       <w:pPr>
         <w:pStyle w:val="Bibliography"/>
@@ -3165,7 +3233,7 @@
       <w:r>
         <w:t xml:space="preserve"> </w:t>
       </w:r>
-      <w:hyperlink r:id="rId83">
+      <w:hyperlink r:id="rId84">
         <w:r>
           <w:rPr>
             <w:rStyle w:val="Hyperlink"/>
@@ -3174,8 +3242,8 @@
         </w:r>
       </w:hyperlink>
     </w:p>
-    <w:bookmarkEnd w:id="84"/>
-    <w:bookmarkStart w:id="86" w:name="ref-fausthistory1951"/>
+    <w:bookmarkEnd w:id="85"/>
+    <w:bookmarkStart w:id="87" w:name="ref-fausthistory1951"/>
     <w:p>
       <w:pPr>
         <w:pStyle w:val="Bibliography"/>
@@ -3221,7 +3289,7 @@
       <w:r>
         <w:t xml:space="preserve"> </w:t>
       </w:r>
-      <w:hyperlink r:id="rId85">
+      <w:hyperlink r:id="rId86">
         <w:r>
           <w:rPr>
             <w:rStyle w:val="Hyperlink"/>
@@ -3230,8 +3298,8 @@
         </w:r>
       </w:hyperlink>
     </w:p>
-    <w:bookmarkEnd w:id="86"/>
-    <w:bookmarkStart w:id="88" w:name="ref-fisher_chytrid_2020"/>
+    <w:bookmarkEnd w:id="87"/>
+    <w:bookmarkStart w:id="89" w:name="ref-fisher_chytrid_2020"/>
     <w:p>
       <w:pPr>
         <w:pStyle w:val="Bibliography"/>
@@ -3268,7 +3336,7 @@
       <w:r>
         <w:t xml:space="preserve"> </w:t>
       </w:r>
-      <w:hyperlink r:id="rId87">
+      <w:hyperlink r:id="rId88">
         <w:r>
           <w:rPr>
             <w:rStyle w:val="Hyperlink"/>
@@ -3277,13 +3345,60 @@
         </w:r>
       </w:hyperlink>
     </w:p>
-    <w:bookmarkEnd w:id="88"/>
-    <w:bookmarkStart w:id="90" w:name="ref-han_integrating_2020"/>
+    <w:bookmarkEnd w:id="89"/>
+    <w:bookmarkStart w:id="91" w:name="ref-gibbZoonotic2020"/>
     <w:p>
       <w:pPr>
         <w:pStyle w:val="Bibliography"/>
       </w:pPr>
       <w:r>
+        <w:t xml:space="preserve">Gibb, R., Redding, D. W., Chin, K. Q., Donnelly, C. A., Blackburn, T. M., Newbold, T., &amp; Jones, K. E. (2020). Zoonotic host diversity increases in human-dominated ecosystems.</w:t>
+      </w:r>
+      <w:r>
+        <w:t xml:space="preserve"> </w:t>
+      </w:r>
+      <w:r>
+        <w:rPr>
+          <w:i/>
+          <w:iCs/>
+        </w:rPr>
+        <w:t xml:space="preserve">Nature</w:t>
+      </w:r>
+      <w:r>
+        <w:t xml:space="preserve">,</w:t>
+      </w:r>
+      <w:r>
+        <w:t xml:space="preserve"> </w:t>
+      </w:r>
+      <w:r>
+        <w:rPr>
+          <w:i/>
+          <w:iCs/>
+        </w:rPr>
+        <w:t xml:space="preserve">584</w:t>
+      </w:r>
+      <w:r>
+        <w:t xml:space="preserve">(7821), 398–402.</w:t>
+      </w:r>
+      <w:r>
+        <w:t xml:space="preserve"> </w:t>
+      </w:r>
+      <w:hyperlink r:id="rId90">
+        <w:r>
+          <w:rPr>
+            <w:rStyle w:val="Hyperlink"/>
+          </w:rPr>
+          <w:t xml:space="preserve">https://doi.org/10.1038/s41586-020-2562-8</w:t>
+        </w:r>
+      </w:hyperlink>
+    </w:p>
+    <w:bookmarkEnd w:id="91"/>
+    <w:bookmarkStart w:id="93" w:name="ref-han_integrating_2020"/>
+    <w:p>
+      <w:pPr>
+        <w:pStyle w:val="Bibliography"/>
+      </w:pPr>
+      <w:r>
         <w:t xml:space="preserve">Han, B. A., O’Regan, S. M., Paul Schmidt, J., &amp; Drake, J. M. (2020). Integrating data mining and transmission theory in the ecology of infectious diseases.</w:t>
       </w:r>
       <w:r>
@@ -3315,7 +3430,7 @@
       <w:r>
         <w:t xml:space="preserve"> </w:t>
       </w:r>
-      <w:hyperlink r:id="rId89">
+      <w:hyperlink r:id="rId92">
         <w:r>
           <w:rPr>
             <w:rStyle w:val="Hyperlink"/>
@@ -3324,8 +3439,8 @@
         </w:r>
       </w:hyperlink>
     </w:p>
-    <w:bookmarkEnd w:id="90"/>
-    <w:bookmarkStart w:id="92" w:name="ref-NYchikungunya2025"/>
+    <w:bookmarkEnd w:id="93"/>
+    <w:bookmarkStart w:id="95" w:name="ref-NYchikungunya2025"/>
     <w:p>
       <w:pPr>
         <w:pStyle w:val="Bibliography"/>
@@ -3447,7 +3562,7 @@
       <w:r>
         <w:t xml:space="preserve"> </w:t>
       </w:r>
-      <w:hyperlink r:id="rId91">
+      <w:hyperlink r:id="rId94">
         <w:r>
           <w:rPr>
             <w:rStyle w:val="Hyperlink"/>
@@ -3456,8 +3571,8 @@
         </w:r>
       </w:hyperlink>
     </w:p>
-    <w:bookmarkEnd w:id="92"/>
-    <w:bookmarkStart w:id="94" w:name="ref-kain_predicting_2019"/>
+    <w:bookmarkEnd w:id="95"/>
+    <w:bookmarkStart w:id="97" w:name="ref-kain_predicting_2019"/>
     <w:p>
       <w:pPr>
         <w:pStyle w:val="Bibliography"/>
@@ -3542,7 +3657,7 @@
       <w:r>
         <w:t xml:space="preserve"> </w:t>
       </w:r>
-      <w:hyperlink r:id="rId93">
+      <w:hyperlink r:id="rId96">
         <w:r>
           <w:rPr>
             <w:rStyle w:val="Hyperlink"/>
@@ -3551,13 +3666,105 @@
         </w:r>
       </w:hyperlink>
     </w:p>
-    <w:bookmarkEnd w:id="94"/>
-    <w:bookmarkStart w:id="96" w:name="ref-keesing_dilution_2021"/>
+    <w:bookmarkEnd w:id="97"/>
+    <w:bookmarkStart w:id="99" w:name="ref-kawasakiHidden2021"/>
     <w:p>
       <w:pPr>
         <w:pStyle w:val="Bibliography"/>
       </w:pPr>
       <w:r>
+        <w:t xml:space="preserve">Kawasaki, J., Kojima, S., Tomonaga, K., &amp; Horie, M. (2021). Hidden</w:t>
+      </w:r>
+      <w:r>
+        <w:t xml:space="preserve"> </w:t>
+      </w:r>
+      <w:r>
+        <w:t xml:space="preserve">Viral Sequences</w:t>
+      </w:r>
+      <w:r>
+        <w:t xml:space="preserve"> </w:t>
+      </w:r>
+      <w:r>
+        <w:t xml:space="preserve">in</w:t>
+      </w:r>
+      <w:r>
+        <w:t xml:space="preserve"> </w:t>
+      </w:r>
+      <w:r>
+        <w:t xml:space="preserve">Public Sequencing Data</w:t>
+      </w:r>
+      <w:r>
+        <w:t xml:space="preserve"> </w:t>
+      </w:r>
+      <w:r>
+        <w:t xml:space="preserve">and</w:t>
+      </w:r>
+      <w:r>
+        <w:t xml:space="preserve"> </w:t>
+      </w:r>
+      <w:r>
+        <w:t xml:space="preserve">Warning</w:t>
+      </w:r>
+      <w:r>
+        <w:t xml:space="preserve"> </w:t>
+      </w:r>
+      <w:r>
+        <w:t xml:space="preserve">for</w:t>
+      </w:r>
+      <w:r>
+        <w:t xml:space="preserve"> </w:t>
+      </w:r>
+      <w:r>
+        <w:t xml:space="preserve">Future Emerging Diseases</w:t>
+      </w:r>
+      <w:r>
+        <w:t xml:space="preserve">.</w:t>
+      </w:r>
+      <w:r>
+        <w:t xml:space="preserve"> </w:t>
+      </w:r>
+      <w:r>
+        <w:rPr>
+          <w:i/>
+          <w:iCs/>
+        </w:rPr>
+        <w:t xml:space="preserve">mBio</w:t>
+      </w:r>
+      <w:r>
+        <w:t xml:space="preserve">,</w:t>
+      </w:r>
+      <w:r>
+        <w:t xml:space="preserve"> </w:t>
+      </w:r>
+      <w:r>
+        <w:rPr>
+          <w:i/>
+          <w:iCs/>
+        </w:rPr>
+        <w:t xml:space="preserve">12</w:t>
+      </w:r>
+      <w:r>
+        <w:t xml:space="preserve">(4), 10.1128/mbio.01638–21.</w:t>
+      </w:r>
+      <w:r>
+        <w:t xml:space="preserve"> </w:t>
+      </w:r>
+      <w:hyperlink r:id="rId98">
+        <w:r>
+          <w:rPr>
+            <w:rStyle w:val="Hyperlink"/>
+          </w:rPr>
+          <w:t xml:space="preserve">https://doi.org/10.1128/mbio.01638-21</w:t>
+        </w:r>
+      </w:hyperlink>
+    </w:p>
+    <w:bookmarkEnd w:id="99"/>
+    <w:bookmarkStart w:id="101" w:name="ref-keesing_dilution_2021"/>
+    <w:p>
+      <w:pPr>
+        <w:pStyle w:val="Bibliography"/>
+      </w:pPr>
+      <w:r>
         <w:t xml:space="preserve">Keesing, F., &amp; Ostfeld, R. S. (2021). Dilution effects in disease ecology.</w:t>
       </w:r>
       <w:r>
@@ -3589,7 +3796,7 @@
       <w:r>
         <w:t xml:space="preserve"> </w:t>
       </w:r>
-      <w:hyperlink r:id="rId95">
+      <w:hyperlink r:id="rId100">
         <w:r>
           <w:rPr>
             <w:rStyle w:val="Hyperlink"/>
@@ -3598,13 +3805,81 @@
         </w:r>
       </w:hyperlink>
     </w:p>
-    <w:bookmarkEnd w:id="96"/>
-    <w:bookmarkStart w:id="98" w:name="ref-macdonaldAmazon2019a"/>
+    <w:bookmarkEnd w:id="101"/>
+    <w:bookmarkStart w:id="103" w:name="ref-lauberOpportunities2022"/>
     <w:p>
       <w:pPr>
         <w:pStyle w:val="Bibliography"/>
       </w:pPr>
       <w:r>
+        <w:t xml:space="preserve">Lauber, C., &amp; Seitz, S. (2022). Opportunities and</w:t>
+      </w:r>
+      <w:r>
+        <w:t xml:space="preserve"> </w:t>
+      </w:r>
+      <w:r>
+        <w:t xml:space="preserve">Challenges</w:t>
+      </w:r>
+      <w:r>
+        <w:t xml:space="preserve"> </w:t>
+      </w:r>
+      <w:r>
+        <w:t xml:space="preserve">of</w:t>
+      </w:r>
+      <w:r>
+        <w:t xml:space="preserve"> </w:t>
+      </w:r>
+      <w:r>
+        <w:t xml:space="preserve">Data-Driven Virus Discovery</w:t>
+      </w:r>
+      <w:r>
+        <w:t xml:space="preserve">.</w:t>
+      </w:r>
+      <w:r>
+        <w:t xml:space="preserve"> </w:t>
+      </w:r>
+      <w:r>
+        <w:rPr>
+          <w:i/>
+          <w:iCs/>
+        </w:rPr>
+        <w:t xml:space="preserve">Biomolecules</w:t>
+      </w:r>
+      <w:r>
+        <w:t xml:space="preserve">,</w:t>
+      </w:r>
+      <w:r>
+        <w:t xml:space="preserve"> </w:t>
+      </w:r>
+      <w:r>
+        <w:rPr>
+          <w:i/>
+          <w:iCs/>
+        </w:rPr>
+        <w:t xml:space="preserve">12</w:t>
+      </w:r>
+      <w:r>
+        <w:t xml:space="preserve">(8), 1073.</w:t>
+      </w:r>
+      <w:r>
+        <w:t xml:space="preserve"> </w:t>
+      </w:r>
+      <w:hyperlink r:id="rId102">
+        <w:r>
+          <w:rPr>
+            <w:rStyle w:val="Hyperlink"/>
+          </w:rPr>
+          <w:t xml:space="preserve">https://doi.org/10.3390/biom12081073</w:t>
+        </w:r>
+      </w:hyperlink>
+    </w:p>
+    <w:bookmarkEnd w:id="103"/>
+    <w:bookmarkStart w:id="105" w:name="ref-macdonaldAmazon2019a"/>
+    <w:p>
+      <w:pPr>
+        <w:pStyle w:val="Bibliography"/>
+      </w:pPr>
+      <w:r>
         <w:t xml:space="preserve">MacDonald, A. J., &amp; Mordecai, E. A. (2019). Amazon deforestation drives malaria transmission, and malaria burden reduces forest clearing.</w:t>
       </w:r>
       <w:r>
@@ -3636,7 +3911,7 @@
       <w:r>
         <w:t xml:space="preserve"> </w:t>
       </w:r>
-      <w:hyperlink r:id="rId97">
+      <w:hyperlink r:id="rId104">
         <w:r>
           <w:rPr>
             <w:rStyle w:val="Hyperlink"/>
@@ -3645,13 +3920,60 @@
         </w:r>
       </w:hyperlink>
     </w:p>
-    <w:bookmarkEnd w:id="98"/>
-    <w:bookmarkStart w:id="100" w:name="ref-mordecaiOptimal2013b"/>
+    <w:bookmarkEnd w:id="105"/>
+    <w:bookmarkStart w:id="107" w:name="ref-moneyFungal2024"/>
     <w:p>
       <w:pPr>
         <w:pStyle w:val="Bibliography"/>
       </w:pPr>
       <w:r>
+        <w:t xml:space="preserve">Money, N. P. (2024). Fungal thermotolerance revisited and why climate change is unlikely to be supercharging pathogenic fungi (yet).</w:t>
+      </w:r>
+      <w:r>
+        <w:t xml:space="preserve"> </w:t>
+      </w:r>
+      <w:r>
+        <w:rPr>
+          <w:i/>
+          <w:iCs/>
+        </w:rPr>
+        <w:t xml:space="preserve">Fungal Biology</w:t>
+      </w:r>
+      <w:r>
+        <w:t xml:space="preserve">,</w:t>
+      </w:r>
+      <w:r>
+        <w:t xml:space="preserve"> </w:t>
+      </w:r>
+      <w:r>
+        <w:rPr>
+          <w:i/>
+          <w:iCs/>
+        </w:rPr>
+        <w:t xml:space="preserve">128</w:t>
+      </w:r>
+      <w:r>
+        <w:t xml:space="preserve">(1), 1638–1641.</w:t>
+      </w:r>
+      <w:r>
+        <w:t xml:space="preserve"> </w:t>
+      </w:r>
+      <w:hyperlink r:id="rId106">
+        <w:r>
+          <w:rPr>
+            <w:rStyle w:val="Hyperlink"/>
+          </w:rPr>
+          <w:t xml:space="preserve">https://doi.org/10.1016/j.funbio.2024.01.005</w:t>
+        </w:r>
+      </w:hyperlink>
+    </w:p>
+    <w:bookmarkEnd w:id="107"/>
+    <w:bookmarkStart w:id="109" w:name="ref-mordecaiOptimal2013b"/>
+    <w:p>
+      <w:pPr>
+        <w:pStyle w:val="Bibliography"/>
+      </w:pPr>
+      <w:r>
         <w:t xml:space="preserve">Mordecai, E. A., Paaijmans, K. P., Johnson, L. R., Balzer, C., Ben-Horin, T., de Moor, E., McNally, A., Pawar, S., Ryan, S. J., Smith, T. C., &amp; Lafferty, K. D. (2013). Optimal temperature for malaria transmission is dramatically lower than previously predicted.</w:t>
       </w:r>
       <w:r>
@@ -3683,7 +4005,7 @@
       <w:r>
         <w:t xml:space="preserve"> </w:t>
       </w:r>
-      <w:hyperlink r:id="rId99">
+      <w:hyperlink r:id="rId108">
         <w:r>
           <w:rPr>
             <w:rStyle w:val="Hyperlink"/>
@@ -3692,8 +4014,8 @@
         </w:r>
       </w:hyperlink>
     </w:p>
-    <w:bookmarkEnd w:id="100"/>
-    <w:bookmarkStart w:id="102" w:name="ref-mordecaiClimate2020"/>
+    <w:bookmarkEnd w:id="109"/>
+    <w:bookmarkStart w:id="111" w:name="ref-mordecaiClimate2020"/>
     <w:p>
       <w:pPr>
         <w:pStyle w:val="Bibliography"/>
@@ -3739,7 +4061,7 @@
       <w:r>
         <w:t xml:space="preserve"> </w:t>
       </w:r>
-      <w:hyperlink r:id="rId101">
+      <w:hyperlink r:id="rId110">
         <w:r>
           <w:rPr>
             <w:rStyle w:val="Hyperlink"/>
@@ -3748,8 +4070,8 @@
         </w:r>
       </w:hyperlink>
     </w:p>
-    <w:bookmarkEnd w:id="102"/>
-    <w:bookmarkStart w:id="104" w:name="ref-omumboRaised2011"/>
+    <w:bookmarkEnd w:id="111"/>
+    <w:bookmarkStart w:id="113" w:name="ref-omumboRaised2011"/>
     <w:p>
       <w:pPr>
         <w:pStyle w:val="Bibliography"/>
@@ -3810,7 +4132,7 @@
       <w:r>
         <w:t xml:space="preserve"> </w:t>
       </w:r>
-      <w:hyperlink r:id="rId103">
+      <w:hyperlink r:id="rId112">
         <w:r>
           <w:rPr>
             <w:rStyle w:val="Hyperlink"/>
@@ -3819,8 +4141,8 @@
         </w:r>
       </w:hyperlink>
     </w:p>
-    <w:bookmarkEnd w:id="104"/>
-    <w:bookmarkStart w:id="106" w:name="ref-pounds_widespread_2006"/>
+    <w:bookmarkEnd w:id="113"/>
+    <w:bookmarkStart w:id="115" w:name="ref-pounds_widespread_2006"/>
     <w:p>
       <w:pPr>
         <w:pStyle w:val="Bibliography"/>
@@ -3857,7 +4179,7 @@
       <w:r>
         <w:t xml:space="preserve"> </w:t>
       </w:r>
-      <w:hyperlink r:id="rId105">
+      <w:hyperlink r:id="rId114">
         <w:r>
           <w:rPr>
             <w:rStyle w:val="Hyperlink"/>
@@ -3866,8 +4188,8 @@
         </w:r>
       </w:hyperlink>
     </w:p>
-    <w:bookmarkEnd w:id="106"/>
-    <w:bookmarkStart w:id="108" w:name="ref-pulliam_ability_2009"/>
+    <w:bookmarkEnd w:id="115"/>
+    <w:bookmarkStart w:id="117" w:name="ref-pulliam_ability_2009"/>
     <w:p>
       <w:pPr>
         <w:pStyle w:val="Bibliography"/>
@@ -3961,7 +4283,7 @@
       <w:r>
         <w:t xml:space="preserve"> </w:t>
       </w:r>
-      <w:hyperlink r:id="rId107">
+      <w:hyperlink r:id="rId116">
         <w:r>
           <w:rPr>
             <w:rStyle w:val="Hyperlink"/>
@@ -3970,8 +4292,8 @@
         </w:r>
       </w:hyperlink>
     </w:p>
-    <w:bookmarkEnd w:id="108"/>
-    <w:bookmarkStart w:id="110" w:name="ref-rohr_towards_2020"/>
+    <w:bookmarkEnd w:id="117"/>
+    <w:bookmarkStart w:id="119" w:name="ref-rohr_towards_2020"/>
     <w:p>
       <w:pPr>
         <w:pStyle w:val="Bibliography"/>
@@ -4008,7 +4330,7 @@
       <w:r>
         <w:t xml:space="preserve"> </w:t>
       </w:r>
-      <w:hyperlink r:id="rId109">
+      <w:hyperlink r:id="rId118">
         <w:r>
           <w:rPr>
             <w:rStyle w:val="Hyperlink"/>
@@ -4017,8 +4339,8 @@
         </w:r>
       </w:hyperlink>
     </w:p>
-    <w:bookmarkEnd w:id="110"/>
-    <w:bookmarkStart w:id="112" w:name="ref-rohr_linking_2010"/>
+    <w:bookmarkEnd w:id="119"/>
+    <w:bookmarkStart w:id="121" w:name="ref-rohr_linking_2010"/>
     <w:p>
       <w:pPr>
         <w:pStyle w:val="Bibliography"/>
@@ -4055,7 +4377,7 @@
       <w:r>
         <w:t xml:space="preserve"> </w:t>
       </w:r>
-      <w:hyperlink r:id="rId111">
+      <w:hyperlink r:id="rId120">
         <w:r>
           <w:rPr>
             <w:rStyle w:val="Hyperlink"/>
@@ -4064,8 +4386,8 @@
         </w:r>
       </w:hyperlink>
     </w:p>
-    <w:bookmarkEnd w:id="112"/>
-    <w:bookmarkStart w:id="114" w:name="ref-rohr_evaluating_2008"/>
+    <w:bookmarkEnd w:id="121"/>
+    <w:bookmarkStart w:id="123" w:name="ref-rohr_evaluating_2008"/>
     <w:p>
       <w:pPr>
         <w:pStyle w:val="Bibliography"/>
@@ -4102,7 +4424,7 @@
       <w:r>
         <w:t xml:space="preserve"> </w:t>
       </w:r>
-      <w:hyperlink r:id="rId113">
+      <w:hyperlink r:id="rId122">
         <w:r>
           <w:rPr>
             <w:rStyle w:val="Hyperlink"/>
@@ -4111,8 +4433,8 @@
         </w:r>
       </w:hyperlink>
     </w:p>
-    <w:bookmarkEnd w:id="114"/>
-    <w:bookmarkStart w:id="116" w:name="ref-ryanMapping2015"/>
+    <w:bookmarkEnd w:id="123"/>
+    <w:bookmarkStart w:id="125" w:name="ref-ryanMapping2015"/>
     <w:p>
       <w:pPr>
         <w:pStyle w:val="Bibliography"/>
@@ -4182,7 +4504,7 @@
       <w:r>
         <w:t xml:space="preserve"> </w:t>
       </w:r>
-      <w:hyperlink r:id="rId115">
+      <w:hyperlink r:id="rId124">
         <w:r>
           <w:rPr>
             <w:rStyle w:val="Hyperlink"/>
@@ -4191,8 +4513,8 @@
         </w:r>
       </w:hyperlink>
     </w:p>
-    <w:bookmarkEnd w:id="116"/>
-    <w:bookmarkStart w:id="118" w:name="ref-walker_transmissibility_2018"/>
+    <w:bookmarkEnd w:id="125"/>
+    <w:bookmarkStart w:id="127" w:name="ref-walker_transmissibility_2018"/>
     <w:p>
       <w:pPr>
         <w:pStyle w:val="Bibliography"/>
@@ -4229,7 +4551,7 @@
       <w:r>
         <w:t xml:space="preserve"> </w:t>
       </w:r>
-      <w:hyperlink r:id="rId117">
+      <w:hyperlink r:id="rId126">
         <w:r>
           <w:rPr>
             <w:rStyle w:val="Hyperlink"/>
@@ -4238,8 +4560,8 @@
         </w:r>
       </w:hyperlink>
     </w:p>
-    <w:bookmarkEnd w:id="118"/>
-    <w:bookmarkEnd w:id="119"/>
+    <w:bookmarkEnd w:id="127"/>
+    <w:bookmarkEnd w:id="128"/>
     <w:p>
       <w:r>
         <w:pict>
@@ -4252,10 +4574,10 @@
         <w:pStyle w:val="FirstParagraph"/>
       </w:pPr>
       <w:r>
-        <w:t xml:space="preserve">Last updated: 2025-11-25 20:37:36.121152</w:t>
-      </w:r>
-    </w:p>
-    <w:bookmarkEnd w:id="120"/>
+        <w:t xml:space="preserve">Last updated: 2025-11-25 21:05:40.50714</w:t>
+      </w:r>
+    </w:p>
+    <w:bookmarkEnd w:id="129"/>
     <w:sectPr/>
   </w:body>
 </w:document>
@@ -4535,6 +4857,12 @@
     <w:abstractNumId w:val="991"/>
   </w:num>
   <w:num w:numId="1023">
+    <w:abstractNumId w:val="991"/>
+  </w:num>
+  <w:num w:numId="1024">
+    <w:abstractNumId w:val="991"/>
+  </w:num>
+  <w:num w:numId="1025">
     <w:abstractNumId w:val="991"/>
   </w:num>
 </w:numbering>

--- a/docs/notes/emerg.docx
+++ b/docs/notes/emerg.docx
@@ -955,7 +955,7 @@
         <w:pStyle w:val="Compact"/>
         <w:numPr>
           <w:ilvl w:val="0"/>
-          <w:numId w:val="1007"/>
+          <w:numId w:val="1008"/>
         </w:numPr>
       </w:pPr>
       <w:r>
@@ -967,7 +967,7 @@
         <w:pStyle w:val="Compact"/>
         <w:numPr>
           <w:ilvl w:val="0"/>
-          <w:numId w:val="1007"/>
+          <w:numId w:val="1008"/>
         </w:numPr>
       </w:pPr>
       <w:r>
@@ -979,7 +979,7 @@
         <w:pStyle w:val="Compact"/>
         <w:numPr>
           <w:ilvl w:val="0"/>
-          <w:numId w:val="1007"/>
+          <w:numId w:val="1008"/>
         </w:numPr>
       </w:pPr>
       <w:r>
@@ -1117,7 +1117,7 @@
       <w:pPr>
         <w:numPr>
           <w:ilvl w:val="0"/>
-          <w:numId w:val="1009"/>
+          <w:numId w:val="1010"/>
         </w:numPr>
       </w:pPr>
       <w:r>
@@ -1476,7 +1476,7 @@
         <w:pStyle w:val="Compact"/>
         <w:numPr>
           <w:ilvl w:val="0"/>
-          <w:numId w:val="1013"/>
+          <w:numId w:val="1015"/>
         </w:numPr>
       </w:pPr>
       <w:r>
@@ -1488,7 +1488,7 @@
         <w:pStyle w:val="Compact"/>
         <w:numPr>
           <w:ilvl w:val="0"/>
-          <w:numId w:val="1013"/>
+          <w:numId w:val="1015"/>
         </w:numPr>
       </w:pPr>
       <w:r>
@@ -1542,7 +1542,7 @@
         <w:pStyle w:val="Compact"/>
         <w:numPr>
           <w:ilvl w:val="0"/>
-          <w:numId w:val="1013"/>
+          <w:numId w:val="1016"/>
         </w:numPr>
       </w:pPr>
       <w:r>
@@ -1734,7 +1734,7 @@
       <w:pPr>
         <w:numPr>
           <w:ilvl w:val="0"/>
-          <w:numId w:val="1017"/>
+          <w:numId w:val="1019"/>
         </w:numPr>
       </w:pPr>
       <w:r>
@@ -1805,7 +1805,7 @@
       <w:pPr>
         <w:numPr>
           <w:ilvl w:val="0"/>
-          <w:numId w:val="1017"/>
+          <w:numId w:val="1020"/>
         </w:numPr>
       </w:pPr>
       <w:r>
@@ -1816,7 +1816,7 @@
       <w:pPr>
         <w:numPr>
           <w:ilvl w:val="0"/>
-          <w:numId w:val="1017"/>
+          <w:numId w:val="1020"/>
         </w:numPr>
       </w:pPr>
       <w:r>
@@ -1827,7 +1827,7 @@
       <w:pPr>
         <w:numPr>
           <w:ilvl w:val="0"/>
-          <w:numId w:val="1017"/>
+          <w:numId w:val="1020"/>
         </w:numPr>
       </w:pPr>
       <w:r>
@@ -1838,7 +1838,7 @@
       <w:pPr>
         <w:numPr>
           <w:ilvl w:val="0"/>
-          <w:numId w:val="1017"/>
+          <w:numId w:val="1020"/>
         </w:numPr>
       </w:pPr>
       <w:r>
@@ -1859,7 +1859,7 @@
       <w:pPr>
         <w:numPr>
           <w:ilvl w:val="0"/>
-          <w:numId w:val="1017"/>
+          <w:numId w:val="1020"/>
         </w:numPr>
       </w:pPr>
       <w:r>
@@ -1922,7 +1922,7 @@
       <w:pPr>
         <w:numPr>
           <w:ilvl w:val="0"/>
-          <w:numId w:val="1017"/>
+          <w:numId w:val="1021"/>
         </w:numPr>
       </w:pPr>
       <w:r>
@@ -2483,7 +2483,7 @@
         <w:pStyle w:val="Compact"/>
         <w:numPr>
           <w:ilvl w:val="0"/>
-          <w:numId w:val="1024"/>
+          <w:numId w:val="1025"/>
         </w:numPr>
       </w:pPr>
       <w:r>
@@ -2495,7 +2495,7 @@
         <w:pStyle w:val="Compact"/>
         <w:numPr>
           <w:ilvl w:val="0"/>
-          <w:numId w:val="1024"/>
+          <w:numId w:val="1025"/>
         </w:numPr>
       </w:pPr>
       <w:r>
@@ -2507,7 +2507,7 @@
         <w:pStyle w:val="Compact"/>
         <w:numPr>
           <w:ilvl w:val="0"/>
-          <w:numId w:val="1024"/>
+          <w:numId w:val="1025"/>
         </w:numPr>
       </w:pPr>
       <w:r>
@@ -2525,7 +2525,7 @@
         <w:pStyle w:val="Compact"/>
         <w:numPr>
           <w:ilvl w:val="0"/>
-          <w:numId w:val="1024"/>
+          <w:numId w:val="1025"/>
         </w:numPr>
       </w:pPr>
       <w:r>
@@ -4574,7 +4574,7 @@
         <w:pStyle w:val="FirstParagraph"/>
       </w:pPr>
       <w:r>
-        <w:t xml:space="preserve">Last updated: 2025-11-25 21:05:40.50714</w:t>
+        <w:t xml:space="preserve">Last updated: 2025-12-01 10:14:23.194815</w:t>
       </w:r>
     </w:p>
     <w:bookmarkEnd w:id="129"/>
